--- a/Independent-Project.docx
+++ b/Independent-Project.docx
@@ -47,7 +47,7 @@
         <w:pStyle w:val="BodyText"/>
       </w:pPr>
       <w:r>
-        <w:t xml:space="preserve">both humans and other dogs emotions. This is important for domestic dogs</w:t>
+        <w:t xml:space="preserve">both humans and other dogs’ emotions. This is important for domestic dogs</w:t>
       </w:r>
     </w:p>
     <w:p>
@@ -55,7 +55,7 @@
         <w:pStyle w:val="BodyText"/>
       </w:pPr>
       <w:r>
-        <w:t xml:space="preserve">because humans express emotions differently than canines. In this</w:t>
+        <w:t xml:space="preserve">because humans’ express emotions differently than canines. In this</w:t>
       </w:r>
     </w:p>
     <w:p>
@@ -151,7 +151,7 @@
         <w:pStyle w:val="BodyText"/>
       </w:pPr>
       <w:r>
-        <w:t xml:space="preserve">The longer a dog stares, the more it is confirmed that the dogs understands</w:t>
+        <w:t xml:space="preserve">The longer a dog stares, the more it is confirmed that the dogs understand</w:t>
       </w:r>
     </w:p>
     <w:p>
@@ -160,6 +160,293 @@
       </w:pPr>
       <w:r>
         <w:t xml:space="preserve">the emotions being shown.</w:t>
+      </w:r>
+    </w:p>
+    <w:p>
+      <w:pPr>
+        <w:pStyle w:val="BodyText"/>
+      </w:pPr>
+      <w:r>
+        <w:t xml:space="preserve">#2. Project Workflow:</w:t>
+      </w:r>
+    </w:p>
+    <w:p>
+      <w:pPr>
+        <w:numPr>
+          <w:ilvl w:val="0"/>
+          <w:numId w:val="1001"/>
+        </w:numPr>
+      </w:pPr>
+      <w:r>
+        <w:t xml:space="preserve">First I will load in the packages need to clean data and run code.</w:t>
+      </w:r>
+      <w:r>
+        <w:t xml:space="preserve"> </w:t>
+      </w:r>
+      <w:r>
+        <w:t xml:space="preserve">-tidyverse</w:t>
+      </w:r>
+      <w:r>
+        <w:t xml:space="preserve"> </w:t>
+      </w:r>
+      <w:r>
+        <w:t xml:space="preserve">-readxl</w:t>
+      </w:r>
+      <w:r>
+        <w:t xml:space="preserve"> </w:t>
+      </w:r>
+      <w:r>
+        <w:t xml:space="preserve">-ggplot 2</w:t>
+      </w:r>
+      <w:r>
+        <w:t xml:space="preserve"> </w:t>
+      </w:r>
+      <w:r>
+        <w:t xml:space="preserve">-dply</w:t>
+      </w:r>
+    </w:p>
+    <w:p>
+      <w:pPr>
+        <w:numPr>
+          <w:ilvl w:val="0"/>
+          <w:numId w:val="1001"/>
+        </w:numPr>
+      </w:pPr>
+      <w:r>
+        <w:t xml:space="preserve">Next, I will import the dataset using readxl and save the dataset as an object title Emotions_Dogs. I will then inspect the data.</w:t>
+      </w:r>
+    </w:p>
+    <w:p>
+      <w:pPr>
+        <w:numPr>
+          <w:ilvl w:val="0"/>
+          <w:numId w:val="1001"/>
+        </w:numPr>
+      </w:pPr>
+      <w:r>
+        <w:t xml:space="preserve">Clean and tidy the dataset by removing the following columns.</w:t>
+      </w:r>
+    </w:p>
+    <w:p>
+      <w:pPr>
+        <w:pStyle w:val="Compact"/>
+        <w:numPr>
+          <w:ilvl w:val="0"/>
+          <w:numId w:val="1002"/>
+        </w:numPr>
+      </w:pPr>
+      <w:r>
+        <w:t xml:space="preserve">Trial</w:t>
+      </w:r>
+    </w:p>
+    <w:p>
+      <w:pPr>
+        <w:pStyle w:val="Compact"/>
+        <w:numPr>
+          <w:ilvl w:val="0"/>
+          <w:numId w:val="1002"/>
+        </w:numPr>
+      </w:pPr>
+      <w:r>
+        <w:t xml:space="preserve">Sequence</w:t>
+      </w:r>
+    </w:p>
+    <w:p>
+      <w:pPr>
+        <w:pStyle w:val="Compact"/>
+        <w:numPr>
+          <w:ilvl w:val="0"/>
+          <w:numId w:val="1002"/>
+        </w:numPr>
+      </w:pPr>
+      <w:r>
+        <w:t xml:space="preserve">Observer</w:t>
+      </w:r>
+    </w:p>
+    <w:p>
+      <w:pPr>
+        <w:pStyle w:val="Compact"/>
+        <w:numPr>
+          <w:ilvl w:val="0"/>
+          <w:numId w:val="1002"/>
+        </w:numPr>
+      </w:pPr>
+      <w:r>
+        <w:t xml:space="preserve">Notes</w:t>
+      </w:r>
+    </w:p>
+    <w:p>
+      <w:pPr>
+        <w:pStyle w:val="Compact"/>
+        <w:numPr>
+          <w:ilvl w:val="0"/>
+          <w:numId w:val="1002"/>
+        </w:numPr>
+      </w:pPr>
+      <w:r>
+        <w:t xml:space="preserve">Date</w:t>
+      </w:r>
+    </w:p>
+    <w:p>
+      <w:pPr>
+        <w:pStyle w:val="Compact"/>
+        <w:numPr>
+          <w:ilvl w:val="0"/>
+          <w:numId w:val="1002"/>
+        </w:numPr>
+      </w:pPr>
+      <w:r>
+        <w:t xml:space="preserve">Control</w:t>
+      </w:r>
+    </w:p>
+    <w:p>
+      <w:pPr>
+        <w:pStyle w:val="Compact"/>
+        <w:numPr>
+          <w:ilvl w:val="0"/>
+          <w:numId w:val="1002"/>
+        </w:numPr>
+      </w:pPr>
+      <w:r>
+        <w:t xml:space="preserve">Positive/Negative (Represent in Valence column)</w:t>
+      </w:r>
+      <w:r>
+        <w:t xml:space="preserve"> </w:t>
+      </w:r>
+      <w:r>
+        <w:t xml:space="preserve">I will keep the rest of the columns which will be used to create our digarams.</w:t>
+      </w:r>
+    </w:p>
+    <w:p>
+      <w:pPr>
+        <w:pStyle w:val="Compact"/>
+        <w:numPr>
+          <w:ilvl w:val="0"/>
+          <w:numId w:val="1003"/>
+        </w:numPr>
+      </w:pPr>
+      <w:r>
+        <w:t xml:space="preserve">I will check for missing values and remove any missing values.</w:t>
+      </w:r>
+    </w:p>
+    <w:p>
+      <w:pPr>
+        <w:pStyle w:val="Compact"/>
+        <w:numPr>
+          <w:ilvl w:val="0"/>
+          <w:numId w:val="1004"/>
+        </w:numPr>
+      </w:pPr>
+      <w:r>
+        <w:t xml:space="preserve">I will check side_con, matching and index columns.</w:t>
+      </w:r>
+    </w:p>
+    <w:p>
+      <w:pPr>
+        <w:pStyle w:val="Compact"/>
+        <w:numPr>
+          <w:ilvl w:val="0"/>
+          <w:numId w:val="1004"/>
+        </w:numPr>
+      </w:pPr>
+      <w:r>
+        <w:t xml:space="preserve">I will convert columns in factors to make the data cleaner.</w:t>
+      </w:r>
+    </w:p>
+    <w:p>
+      <w:pPr>
+        <w:pStyle w:val="Compact"/>
+        <w:numPr>
+          <w:ilvl w:val="0"/>
+          <w:numId w:val="1005"/>
+        </w:numPr>
+      </w:pPr>
+      <w:r>
+        <w:t xml:space="preserve">Create new variables</w:t>
+      </w:r>
+    </w:p>
+    <w:p>
+      <w:pPr>
+        <w:pStyle w:val="Compact"/>
+        <w:numPr>
+          <w:ilvl w:val="0"/>
+          <w:numId w:val="1006"/>
+        </w:numPr>
+      </w:pPr>
+      <w:r>
+        <w:t xml:space="preserve">I will create a new column with left and right interaction time together for a cleaner data set.</w:t>
+      </w:r>
+    </w:p>
+    <w:p>
+      <w:pPr>
+        <w:pStyle w:val="Compact"/>
+        <w:numPr>
+          <w:ilvl w:val="0"/>
+          <w:numId w:val="1006"/>
+        </w:numPr>
+      </w:pPr>
+      <w:r>
+        <w:t xml:space="preserve">I will also create abs_index variable to see the strength of the response.</w:t>
+      </w:r>
+    </w:p>
+    <w:p>
+      <w:pPr>
+        <w:pStyle w:val="Compact"/>
+        <w:numPr>
+          <w:ilvl w:val="0"/>
+          <w:numId w:val="1007"/>
+        </w:numPr>
+      </w:pPr>
+      <w:r>
+        <w:t xml:space="preserve">Next I will test the differences by comparing</w:t>
+      </w:r>
+    </w:p>
+    <w:p>
+      <w:pPr>
+        <w:pStyle w:val="Compact"/>
+        <w:numPr>
+          <w:ilvl w:val="0"/>
+          <w:numId w:val="1008"/>
+        </w:numPr>
+      </w:pPr>
+      <w:r>
+        <w:t xml:space="preserve">mean valence</w:t>
+      </w:r>
+    </w:p>
+    <w:p>
+      <w:pPr>
+        <w:pStyle w:val="Compact"/>
+        <w:numPr>
+          <w:ilvl w:val="0"/>
+          <w:numId w:val="1008"/>
+        </w:numPr>
+      </w:pPr>
+      <w:r>
+        <w:t xml:space="preserve">mean index</w:t>
+      </w:r>
+    </w:p>
+    <w:p>
+      <w:pPr>
+        <w:pStyle w:val="Compact"/>
+        <w:numPr>
+          <w:ilvl w:val="0"/>
+          <w:numId w:val="1008"/>
+        </w:numPr>
+      </w:pPr>
+      <w:r>
+        <w:t xml:space="preserve">mean total_ time</w:t>
+      </w:r>
+    </w:p>
+    <w:p>
+      <w:pPr>
+        <w:pStyle w:val="Compact"/>
+        <w:numPr>
+          <w:ilvl w:val="0"/>
+          <w:numId w:val="1009"/>
+        </w:numPr>
+      </w:pPr>
+      <w:r>
+        <w:t xml:space="preserve">Lastly I will create figures to answers the questions in project overview section.</w:t>
       </w:r>
     </w:p>
     <w:sectPr>
@@ -272,8 +559,698 @@
       </w:pPr>
     </w:lvl>
   </w:abstractNum>
+  <w:abstractNum w:abstractNumId="99411">
+    <w:nsid w:val="00A99411"/>
+    <w:multiLevelType w:val="multilevel"/>
+    <w:lvl w:ilvl="0">
+      <w:start w:val="1"/>
+      <w:numFmt w:val="decimal"/>
+      <w:lvlText w:val="%1."/>
+      <w:lvlJc w:val="left"/>
+      <w:pPr>
+        <w:ind w:left="720" w:hanging="360"/>
+      </w:pPr>
+    </w:lvl>
+    <w:lvl w:ilvl="1">
+      <w:start w:val="1"/>
+      <w:numFmt w:val="decimal"/>
+      <w:lvlText w:val="%2."/>
+      <w:lvlJc w:val="left"/>
+      <w:pPr>
+        <w:ind w:left="1440" w:hanging="360"/>
+      </w:pPr>
+    </w:lvl>
+    <w:lvl w:ilvl="2">
+      <w:start w:val="1"/>
+      <w:numFmt w:val="decimal"/>
+      <w:lvlText w:val="%3."/>
+      <w:lvlJc w:val="left"/>
+      <w:pPr>
+        <w:ind w:left="2160" w:hanging="360"/>
+      </w:pPr>
+    </w:lvl>
+    <w:lvl w:ilvl="3">
+      <w:start w:val="1"/>
+      <w:numFmt w:val="decimal"/>
+      <w:lvlText w:val="%4."/>
+      <w:lvlJc w:val="left"/>
+      <w:pPr>
+        <w:ind w:left="2880" w:hanging="360"/>
+      </w:pPr>
+    </w:lvl>
+    <w:lvl w:ilvl="4">
+      <w:start w:val="1"/>
+      <w:numFmt w:val="decimal"/>
+      <w:lvlText w:val="%5."/>
+      <w:lvlJc w:val="left"/>
+      <w:pPr>
+        <w:ind w:left="3600" w:hanging="360"/>
+      </w:pPr>
+    </w:lvl>
+    <w:lvl w:ilvl="5">
+      <w:start w:val="1"/>
+      <w:numFmt w:val="decimal"/>
+      <w:lvlText w:val="%6."/>
+      <w:lvlJc w:val="left"/>
+      <w:pPr>
+        <w:ind w:left="4320" w:hanging="360"/>
+      </w:pPr>
+    </w:lvl>
+    <w:lvl w:ilvl="6">
+      <w:start w:val="1"/>
+      <w:numFmt w:val="decimal"/>
+      <w:lvlText w:val="%7."/>
+      <w:lvlJc w:val="left"/>
+      <w:pPr>
+        <w:ind w:left="5040" w:hanging="360"/>
+      </w:pPr>
+    </w:lvl>
+    <w:lvl w:ilvl="7">
+      <w:start w:val="1"/>
+      <w:numFmt w:val="decimal"/>
+      <w:lvlText w:val="%8."/>
+      <w:lvlJc w:val="left"/>
+      <w:pPr>
+        <w:ind w:left="5760" w:hanging="360"/>
+      </w:pPr>
+    </w:lvl>
+    <w:lvl w:ilvl="8">
+      <w:start w:val="1"/>
+      <w:numFmt w:val="decimal"/>
+      <w:lvlText w:val="%9."/>
+      <w:lvlJc w:val="left"/>
+      <w:pPr>
+        <w:ind w:left="6480" w:hanging="360"/>
+      </w:pPr>
+    </w:lvl>
+  </w:abstractNum>
+  <w:abstractNum w:abstractNumId="991">
+    <w:nsid w:val="0000A991"/>
+    <w:multiLevelType w:val="multilevel"/>
+    <w:lvl w:ilvl="0">
+      <w:numFmt w:val="bullet"/>
+      <w:lvlText w:val=""/>
+      <w:lvlJc w:val="left"/>
+      <w:pPr>
+        <w:ind w:left="720" w:hanging="360"/>
+      </w:pPr>
+      <w:rPr>
+        <w:rFonts w:ascii="Symbol" w:hAnsi="Symbol" w:cs="Symbol" w:hint="default"/>
+      </w:rPr>
+    </w:lvl>
+    <w:lvl w:ilvl="1">
+      <w:numFmt w:val="bullet"/>
+      <w:lvlText w:val="o"/>
+      <w:lvlJc w:val="left"/>
+      <w:pPr>
+        <w:ind w:left="1440" w:hanging="360"/>
+      </w:pPr>
+      <w:rPr>
+        <w:rFonts w:ascii="Courier New" w:hAnsi="Courier New" w:cs="Courier New" w:hint="default"/>
+      </w:rPr>
+    </w:lvl>
+    <w:lvl w:ilvl="2">
+      <w:numFmt w:val="bullet"/>
+      <w:lvlText w:val=""/>
+      <w:lvlJc w:val="left"/>
+      <w:pPr>
+        <w:ind w:left="2160" w:hanging="360"/>
+      </w:pPr>
+      <w:rPr>
+        <w:rFonts w:ascii="Wingdings" w:hAnsi="Wingdings" w:cs="Wingdings" w:hint="default"/>
+      </w:rPr>
+    </w:lvl>
+    <w:lvl w:ilvl="3">
+      <w:numFmt w:val="bullet"/>
+      <w:lvlText w:val=""/>
+      <w:lvlJc w:val="left"/>
+      <w:pPr>
+        <w:ind w:left="2880" w:hanging="360"/>
+      </w:pPr>
+      <w:rPr>
+        <w:rFonts w:ascii="Symbol" w:hAnsi="Symbol" w:cs="Symbol" w:hint="default"/>
+      </w:rPr>
+    </w:lvl>
+    <w:lvl w:ilvl="4">
+      <w:numFmt w:val="bullet"/>
+      <w:lvlText w:val="o"/>
+      <w:lvlJc w:val="left"/>
+      <w:pPr>
+        <w:ind w:left="3600" w:hanging="360"/>
+      </w:pPr>
+      <w:rPr>
+        <w:rFonts w:ascii="Courier New" w:hAnsi="Courier New" w:cs="Courier New" w:hint="default"/>
+      </w:rPr>
+    </w:lvl>
+    <w:lvl w:ilvl="5">
+      <w:numFmt w:val="bullet"/>
+      <w:lvlText w:val=""/>
+      <w:lvlJc w:val="left"/>
+      <w:pPr>
+        <w:ind w:left="4320" w:hanging="360"/>
+      </w:pPr>
+      <w:rPr>
+        <w:rFonts w:ascii="Wingdings" w:hAnsi="Wingdings" w:cs="Wingdings" w:hint="default"/>
+      </w:rPr>
+    </w:lvl>
+    <w:lvl w:ilvl="6">
+      <w:numFmt w:val="bullet"/>
+      <w:lvlText w:val=""/>
+      <w:lvlJc w:val="left"/>
+      <w:pPr>
+        <w:ind w:left="5040" w:hanging="360"/>
+      </w:pPr>
+      <w:rPr>
+        <w:rFonts w:ascii="Symbol" w:hAnsi="Symbol" w:cs="Symbol" w:hint="default"/>
+      </w:rPr>
+    </w:lvl>
+    <w:lvl w:ilvl="7">
+      <w:numFmt w:val="bullet"/>
+      <w:lvlText w:val="o"/>
+      <w:lvlJc w:val="left"/>
+      <w:pPr>
+        <w:ind w:left="5760" w:hanging="360"/>
+      </w:pPr>
+      <w:rPr>
+        <w:rFonts w:ascii="Courier New" w:hAnsi="Courier New" w:cs="Courier New" w:hint="default"/>
+      </w:rPr>
+    </w:lvl>
+    <w:lvl w:ilvl="8">
+      <w:numFmt w:val="bullet"/>
+      <w:lvlText w:val=""/>
+      <w:lvlJc w:val="left"/>
+      <w:pPr>
+        <w:ind w:left="6480" w:hanging="360"/>
+      </w:pPr>
+      <w:rPr>
+        <w:rFonts w:ascii="Wingdings" w:hAnsi="Wingdings" w:cs="Wingdings" w:hint="default"/>
+      </w:rPr>
+    </w:lvl>
+  </w:abstractNum>
+  <w:abstractNum w:abstractNumId="99414">
+    <w:nsid w:val="00A99414"/>
+    <w:multiLevelType w:val="multilevel"/>
+    <w:lvl w:ilvl="0">
+      <w:start w:val="4"/>
+      <w:numFmt w:val="decimal"/>
+      <w:lvlText w:val="%1."/>
+      <w:lvlJc w:val="left"/>
+      <w:pPr>
+        <w:ind w:left="720" w:hanging="360"/>
+      </w:pPr>
+    </w:lvl>
+    <w:lvl w:ilvl="1">
+      <w:start w:val="4"/>
+      <w:numFmt w:val="decimal"/>
+      <w:lvlText w:val="%2."/>
+      <w:lvlJc w:val="left"/>
+      <w:pPr>
+        <w:ind w:left="1440" w:hanging="360"/>
+      </w:pPr>
+    </w:lvl>
+    <w:lvl w:ilvl="2">
+      <w:start w:val="4"/>
+      <w:numFmt w:val="decimal"/>
+      <w:lvlText w:val="%3."/>
+      <w:lvlJc w:val="left"/>
+      <w:pPr>
+        <w:ind w:left="2160" w:hanging="360"/>
+      </w:pPr>
+    </w:lvl>
+    <w:lvl w:ilvl="3">
+      <w:start w:val="4"/>
+      <w:numFmt w:val="decimal"/>
+      <w:lvlText w:val="%4."/>
+      <w:lvlJc w:val="left"/>
+      <w:pPr>
+        <w:ind w:left="2880" w:hanging="360"/>
+      </w:pPr>
+    </w:lvl>
+    <w:lvl w:ilvl="4">
+      <w:start w:val="4"/>
+      <w:numFmt w:val="decimal"/>
+      <w:lvlText w:val="%5."/>
+      <w:lvlJc w:val="left"/>
+      <w:pPr>
+        <w:ind w:left="3600" w:hanging="360"/>
+      </w:pPr>
+    </w:lvl>
+    <w:lvl w:ilvl="5">
+      <w:start w:val="4"/>
+      <w:numFmt w:val="decimal"/>
+      <w:lvlText w:val="%6."/>
+      <w:lvlJc w:val="left"/>
+      <w:pPr>
+        <w:ind w:left="4320" w:hanging="360"/>
+      </w:pPr>
+    </w:lvl>
+    <w:lvl w:ilvl="6">
+      <w:start w:val="4"/>
+      <w:numFmt w:val="decimal"/>
+      <w:lvlText w:val="%7."/>
+      <w:lvlJc w:val="left"/>
+      <w:pPr>
+        <w:ind w:left="5040" w:hanging="360"/>
+      </w:pPr>
+    </w:lvl>
+    <w:lvl w:ilvl="7">
+      <w:start w:val="4"/>
+      <w:numFmt w:val="decimal"/>
+      <w:lvlText w:val="%8."/>
+      <w:lvlJc w:val="left"/>
+      <w:pPr>
+        <w:ind w:left="5760" w:hanging="360"/>
+      </w:pPr>
+    </w:lvl>
+    <w:lvl w:ilvl="8">
+      <w:start w:val="4"/>
+      <w:numFmt w:val="decimal"/>
+      <w:lvlText w:val="%9."/>
+      <w:lvlJc w:val="left"/>
+      <w:pPr>
+        <w:ind w:left="6480" w:hanging="360"/>
+      </w:pPr>
+    </w:lvl>
+  </w:abstractNum>
+  <w:abstractNum w:abstractNumId="99415">
+    <w:nsid w:val="00A99415"/>
+    <w:multiLevelType w:val="multilevel"/>
+    <w:lvl w:ilvl="0">
+      <w:start w:val="5"/>
+      <w:numFmt w:val="decimal"/>
+      <w:lvlText w:val="%1."/>
+      <w:lvlJc w:val="left"/>
+      <w:pPr>
+        <w:ind w:left="720" w:hanging="360"/>
+      </w:pPr>
+    </w:lvl>
+    <w:lvl w:ilvl="1">
+      <w:start w:val="5"/>
+      <w:numFmt w:val="decimal"/>
+      <w:lvlText w:val="%2."/>
+      <w:lvlJc w:val="left"/>
+      <w:pPr>
+        <w:ind w:left="1440" w:hanging="360"/>
+      </w:pPr>
+    </w:lvl>
+    <w:lvl w:ilvl="2">
+      <w:start w:val="5"/>
+      <w:numFmt w:val="decimal"/>
+      <w:lvlText w:val="%3."/>
+      <w:lvlJc w:val="left"/>
+      <w:pPr>
+        <w:ind w:left="2160" w:hanging="360"/>
+      </w:pPr>
+    </w:lvl>
+    <w:lvl w:ilvl="3">
+      <w:start w:val="5"/>
+      <w:numFmt w:val="decimal"/>
+      <w:lvlText w:val="%4."/>
+      <w:lvlJc w:val="left"/>
+      <w:pPr>
+        <w:ind w:left="2880" w:hanging="360"/>
+      </w:pPr>
+    </w:lvl>
+    <w:lvl w:ilvl="4">
+      <w:start w:val="5"/>
+      <w:numFmt w:val="decimal"/>
+      <w:lvlText w:val="%5."/>
+      <w:lvlJc w:val="left"/>
+      <w:pPr>
+        <w:ind w:left="3600" w:hanging="360"/>
+      </w:pPr>
+    </w:lvl>
+    <w:lvl w:ilvl="5">
+      <w:start w:val="5"/>
+      <w:numFmt w:val="decimal"/>
+      <w:lvlText w:val="%6."/>
+      <w:lvlJc w:val="left"/>
+      <w:pPr>
+        <w:ind w:left="4320" w:hanging="360"/>
+      </w:pPr>
+    </w:lvl>
+    <w:lvl w:ilvl="6">
+      <w:start w:val="5"/>
+      <w:numFmt w:val="decimal"/>
+      <w:lvlText w:val="%7."/>
+      <w:lvlJc w:val="left"/>
+      <w:pPr>
+        <w:ind w:left="5040" w:hanging="360"/>
+      </w:pPr>
+    </w:lvl>
+    <w:lvl w:ilvl="7">
+      <w:start w:val="5"/>
+      <w:numFmt w:val="decimal"/>
+      <w:lvlText w:val="%8."/>
+      <w:lvlJc w:val="left"/>
+      <w:pPr>
+        <w:ind w:left="5760" w:hanging="360"/>
+      </w:pPr>
+    </w:lvl>
+    <w:lvl w:ilvl="8">
+      <w:start w:val="5"/>
+      <w:numFmt w:val="decimal"/>
+      <w:lvlText w:val="%9."/>
+      <w:lvlJc w:val="left"/>
+      <w:pPr>
+        <w:ind w:left="6480" w:hanging="360"/>
+      </w:pPr>
+    </w:lvl>
+  </w:abstractNum>
+  <w:abstractNum w:abstractNumId="99416">
+    <w:nsid w:val="00A99416"/>
+    <w:multiLevelType w:val="multilevel"/>
+    <w:lvl w:ilvl="0">
+      <w:start w:val="6"/>
+      <w:numFmt w:val="decimal"/>
+      <w:lvlText w:val="%1."/>
+      <w:lvlJc w:val="left"/>
+      <w:pPr>
+        <w:ind w:left="720" w:hanging="360"/>
+      </w:pPr>
+    </w:lvl>
+    <w:lvl w:ilvl="1">
+      <w:start w:val="6"/>
+      <w:numFmt w:val="decimal"/>
+      <w:lvlText w:val="%2."/>
+      <w:lvlJc w:val="left"/>
+      <w:pPr>
+        <w:ind w:left="1440" w:hanging="360"/>
+      </w:pPr>
+    </w:lvl>
+    <w:lvl w:ilvl="2">
+      <w:start w:val="6"/>
+      <w:numFmt w:val="decimal"/>
+      <w:lvlText w:val="%3."/>
+      <w:lvlJc w:val="left"/>
+      <w:pPr>
+        <w:ind w:left="2160" w:hanging="360"/>
+      </w:pPr>
+    </w:lvl>
+    <w:lvl w:ilvl="3">
+      <w:start w:val="6"/>
+      <w:numFmt w:val="decimal"/>
+      <w:lvlText w:val="%4."/>
+      <w:lvlJc w:val="left"/>
+      <w:pPr>
+        <w:ind w:left="2880" w:hanging="360"/>
+      </w:pPr>
+    </w:lvl>
+    <w:lvl w:ilvl="4">
+      <w:start w:val="6"/>
+      <w:numFmt w:val="decimal"/>
+      <w:lvlText w:val="%5."/>
+      <w:lvlJc w:val="left"/>
+      <w:pPr>
+        <w:ind w:left="3600" w:hanging="360"/>
+      </w:pPr>
+    </w:lvl>
+    <w:lvl w:ilvl="5">
+      <w:start w:val="6"/>
+      <w:numFmt w:val="decimal"/>
+      <w:lvlText w:val="%6."/>
+      <w:lvlJc w:val="left"/>
+      <w:pPr>
+        <w:ind w:left="4320" w:hanging="360"/>
+      </w:pPr>
+    </w:lvl>
+    <w:lvl w:ilvl="6">
+      <w:start w:val="6"/>
+      <w:numFmt w:val="decimal"/>
+      <w:lvlText w:val="%7."/>
+      <w:lvlJc w:val="left"/>
+      <w:pPr>
+        <w:ind w:left="5040" w:hanging="360"/>
+      </w:pPr>
+    </w:lvl>
+    <w:lvl w:ilvl="7">
+      <w:start w:val="6"/>
+      <w:numFmt w:val="decimal"/>
+      <w:lvlText w:val="%8."/>
+      <w:lvlJc w:val="left"/>
+      <w:pPr>
+        <w:ind w:left="5760" w:hanging="360"/>
+      </w:pPr>
+    </w:lvl>
+    <w:lvl w:ilvl="8">
+      <w:start w:val="6"/>
+      <w:numFmt w:val="decimal"/>
+      <w:lvlText w:val="%9."/>
+      <w:lvlJc w:val="left"/>
+      <w:pPr>
+        <w:ind w:left="6480" w:hanging="360"/>
+      </w:pPr>
+    </w:lvl>
+  </w:abstractNum>
+  <w:abstractNum w:abstractNumId="99417">
+    <w:nsid w:val="00A99417"/>
+    <w:multiLevelType w:val="multilevel"/>
+    <w:lvl w:ilvl="0">
+      <w:start w:val="7"/>
+      <w:numFmt w:val="decimal"/>
+      <w:lvlText w:val="%1."/>
+      <w:lvlJc w:val="left"/>
+      <w:pPr>
+        <w:ind w:left="720" w:hanging="360"/>
+      </w:pPr>
+    </w:lvl>
+    <w:lvl w:ilvl="1">
+      <w:start w:val="7"/>
+      <w:numFmt w:val="decimal"/>
+      <w:lvlText w:val="%2."/>
+      <w:lvlJc w:val="left"/>
+      <w:pPr>
+        <w:ind w:left="1440" w:hanging="360"/>
+      </w:pPr>
+    </w:lvl>
+    <w:lvl w:ilvl="2">
+      <w:start w:val="7"/>
+      <w:numFmt w:val="decimal"/>
+      <w:lvlText w:val="%3."/>
+      <w:lvlJc w:val="left"/>
+      <w:pPr>
+        <w:ind w:left="2160" w:hanging="360"/>
+      </w:pPr>
+    </w:lvl>
+    <w:lvl w:ilvl="3">
+      <w:start w:val="7"/>
+      <w:numFmt w:val="decimal"/>
+      <w:lvlText w:val="%4."/>
+      <w:lvlJc w:val="left"/>
+      <w:pPr>
+        <w:ind w:left="2880" w:hanging="360"/>
+      </w:pPr>
+    </w:lvl>
+    <w:lvl w:ilvl="4">
+      <w:start w:val="7"/>
+      <w:numFmt w:val="decimal"/>
+      <w:lvlText w:val="%5."/>
+      <w:lvlJc w:val="left"/>
+      <w:pPr>
+        <w:ind w:left="3600" w:hanging="360"/>
+      </w:pPr>
+    </w:lvl>
+    <w:lvl w:ilvl="5">
+      <w:start w:val="7"/>
+      <w:numFmt w:val="decimal"/>
+      <w:lvlText w:val="%6."/>
+      <w:lvlJc w:val="left"/>
+      <w:pPr>
+        <w:ind w:left="4320" w:hanging="360"/>
+      </w:pPr>
+    </w:lvl>
+    <w:lvl w:ilvl="6">
+      <w:start w:val="7"/>
+      <w:numFmt w:val="decimal"/>
+      <w:lvlText w:val="%7."/>
+      <w:lvlJc w:val="left"/>
+      <w:pPr>
+        <w:ind w:left="5040" w:hanging="360"/>
+      </w:pPr>
+    </w:lvl>
+    <w:lvl w:ilvl="7">
+      <w:start w:val="7"/>
+      <w:numFmt w:val="decimal"/>
+      <w:lvlText w:val="%8."/>
+      <w:lvlJc w:val="left"/>
+      <w:pPr>
+        <w:ind w:left="5760" w:hanging="360"/>
+      </w:pPr>
+    </w:lvl>
+    <w:lvl w:ilvl="8">
+      <w:start w:val="7"/>
+      <w:numFmt w:val="decimal"/>
+      <w:lvlText w:val="%9."/>
+      <w:lvlJc w:val="left"/>
+      <w:pPr>
+        <w:ind w:left="6480" w:hanging="360"/>
+      </w:pPr>
+    </w:lvl>
+  </w:abstractNum>
   <w:num w:numId="1000">
     <w:abstractNumId w:val="990"/>
+  </w:num>
+  <w:num w:numId="1001">
+    <w:abstractNumId w:val="99411"/>
+    <w:lvlOverride w:ilvl="0">
+      <w:startOverride w:val="1"/>
+    </w:lvlOverride>
+    <w:lvlOverride w:ilvl="1">
+      <w:startOverride w:val="1"/>
+    </w:lvlOverride>
+    <w:lvlOverride w:ilvl="2">
+      <w:startOverride w:val="1"/>
+    </w:lvlOverride>
+    <w:lvlOverride w:ilvl="3">
+      <w:startOverride w:val="1"/>
+    </w:lvlOverride>
+    <w:lvlOverride w:ilvl="4">
+      <w:startOverride w:val="1"/>
+    </w:lvlOverride>
+    <w:lvlOverride w:ilvl="5">
+      <w:startOverride w:val="1"/>
+    </w:lvlOverride>
+    <w:lvlOverride w:ilvl="6">
+      <w:startOverride w:val="1"/>
+    </w:lvlOverride>
+    <w:lvlOverride w:ilvl="7">
+      <w:startOverride w:val="1"/>
+    </w:lvlOverride>
+    <w:lvlOverride w:ilvl="8">
+      <w:startOverride w:val="1"/>
+    </w:lvlOverride>
+  </w:num>
+  <w:num w:numId="1002">
+    <w:abstractNumId w:val="991"/>
+  </w:num>
+  <w:num w:numId="1003">
+    <w:abstractNumId w:val="99414"/>
+    <w:lvlOverride w:ilvl="0">
+      <w:startOverride w:val="4"/>
+    </w:lvlOverride>
+    <w:lvlOverride w:ilvl="1">
+      <w:startOverride w:val="4"/>
+    </w:lvlOverride>
+    <w:lvlOverride w:ilvl="2">
+      <w:startOverride w:val="4"/>
+    </w:lvlOverride>
+    <w:lvlOverride w:ilvl="3">
+      <w:startOverride w:val="4"/>
+    </w:lvlOverride>
+    <w:lvlOverride w:ilvl="4">
+      <w:startOverride w:val="4"/>
+    </w:lvlOverride>
+    <w:lvlOverride w:ilvl="5">
+      <w:startOverride w:val="4"/>
+    </w:lvlOverride>
+    <w:lvlOverride w:ilvl="6">
+      <w:startOverride w:val="4"/>
+    </w:lvlOverride>
+    <w:lvlOverride w:ilvl="7">
+      <w:startOverride w:val="4"/>
+    </w:lvlOverride>
+    <w:lvlOverride w:ilvl="8">
+      <w:startOverride w:val="4"/>
+    </w:lvlOverride>
+  </w:num>
+  <w:num w:numId="1004">
+    <w:abstractNumId w:val="991"/>
+  </w:num>
+  <w:num w:numId="1005">
+    <w:abstractNumId w:val="99415"/>
+    <w:lvlOverride w:ilvl="0">
+      <w:startOverride w:val="5"/>
+    </w:lvlOverride>
+    <w:lvlOverride w:ilvl="1">
+      <w:startOverride w:val="5"/>
+    </w:lvlOverride>
+    <w:lvlOverride w:ilvl="2">
+      <w:startOverride w:val="5"/>
+    </w:lvlOverride>
+    <w:lvlOverride w:ilvl="3">
+      <w:startOverride w:val="5"/>
+    </w:lvlOverride>
+    <w:lvlOverride w:ilvl="4">
+      <w:startOverride w:val="5"/>
+    </w:lvlOverride>
+    <w:lvlOverride w:ilvl="5">
+      <w:startOverride w:val="5"/>
+    </w:lvlOverride>
+    <w:lvlOverride w:ilvl="6">
+      <w:startOverride w:val="5"/>
+    </w:lvlOverride>
+    <w:lvlOverride w:ilvl="7">
+      <w:startOverride w:val="5"/>
+    </w:lvlOverride>
+    <w:lvlOverride w:ilvl="8">
+      <w:startOverride w:val="5"/>
+    </w:lvlOverride>
+  </w:num>
+  <w:num w:numId="1006">
+    <w:abstractNumId w:val="991"/>
+  </w:num>
+  <w:num w:numId="1007">
+    <w:abstractNumId w:val="99416"/>
+    <w:lvlOverride w:ilvl="0">
+      <w:startOverride w:val="6"/>
+    </w:lvlOverride>
+    <w:lvlOverride w:ilvl="1">
+      <w:startOverride w:val="6"/>
+    </w:lvlOverride>
+    <w:lvlOverride w:ilvl="2">
+      <w:startOverride w:val="6"/>
+    </w:lvlOverride>
+    <w:lvlOverride w:ilvl="3">
+      <w:startOverride w:val="6"/>
+    </w:lvlOverride>
+    <w:lvlOverride w:ilvl="4">
+      <w:startOverride w:val="6"/>
+    </w:lvlOverride>
+    <w:lvlOverride w:ilvl="5">
+      <w:startOverride w:val="6"/>
+    </w:lvlOverride>
+    <w:lvlOverride w:ilvl="6">
+      <w:startOverride w:val="6"/>
+    </w:lvlOverride>
+    <w:lvlOverride w:ilvl="7">
+      <w:startOverride w:val="6"/>
+    </w:lvlOverride>
+    <w:lvlOverride w:ilvl="8">
+      <w:startOverride w:val="6"/>
+    </w:lvlOverride>
+  </w:num>
+  <w:num w:numId="1008">
+    <w:abstractNumId w:val="991"/>
+  </w:num>
+  <w:num w:numId="1009">
+    <w:abstractNumId w:val="99417"/>
+    <w:lvlOverride w:ilvl="0">
+      <w:startOverride w:val="7"/>
+    </w:lvlOverride>
+    <w:lvlOverride w:ilvl="1">
+      <w:startOverride w:val="7"/>
+    </w:lvlOverride>
+    <w:lvlOverride w:ilvl="2">
+      <w:startOverride w:val="7"/>
+    </w:lvlOverride>
+    <w:lvlOverride w:ilvl="3">
+      <w:startOverride w:val="7"/>
+    </w:lvlOverride>
+    <w:lvlOverride w:ilvl="4">
+      <w:startOverride w:val="7"/>
+    </w:lvlOverride>
+    <w:lvlOverride w:ilvl="5">
+      <w:startOverride w:val="7"/>
+    </w:lvlOverride>
+    <w:lvlOverride w:ilvl="6">
+      <w:startOverride w:val="7"/>
+    </w:lvlOverride>
+    <w:lvlOverride w:ilvl="7">
+      <w:startOverride w:val="7"/>
+    </w:lvlOverride>
+    <w:lvlOverride w:ilvl="8">
+      <w:startOverride w:val="7"/>
+    </w:lvlOverride>
   </w:num>
 </w:numbering>
 </file>

--- a/Independent-Project.docx
+++ b/Independent-Project.docx
@@ -26,17 +26,18 @@
         <w:t xml:space="preserve">2026-05-04</w:t>
       </w:r>
     </w:p>
+    <w:bookmarkStart w:id="20" w:name="project-overview"/>
     <w:p>
       <w:pPr>
-        <w:pStyle w:val="FirstParagraph"/>
-      </w:pPr>
-      <w:r>
-        <w:t xml:space="preserve">#1. Project Overview:</w:t>
+        <w:pStyle w:val="Heading1"/>
+      </w:pPr>
+      <w:r>
+        <w:t xml:space="preserve">1. Project Overview:</w:t>
       </w:r>
     </w:p>
     <w:p>
       <w:pPr>
-        <w:pStyle w:val="BodyText"/>
+        <w:pStyle w:val="FirstParagraph"/>
       </w:pPr>
       <w:r>
         <w:t xml:space="preserve">The dataset and research project was to determine if dogs can understand</w:t>
@@ -162,16 +163,19 @@
         <w:t xml:space="preserve">the emotions being shown.</w:t>
       </w:r>
     </w:p>
+    <w:bookmarkEnd w:id="20"/>
+    <w:bookmarkStart w:id="21" w:name="project-workflow"/>
     <w:p>
       <w:pPr>
-        <w:pStyle w:val="BodyText"/>
-      </w:pPr>
-      <w:r>
-        <w:t xml:space="preserve">#2. Project Workflow:</w:t>
+        <w:pStyle w:val="Heading1"/>
+      </w:pPr>
+      <w:r>
+        <w:t xml:space="preserve">2. Project Workflow:</w:t>
       </w:r>
     </w:p>
     <w:p>
       <w:pPr>
+        <w:pStyle w:val="Compact"/>
         <w:numPr>
           <w:ilvl w:val="0"/>
           <w:numId w:val="1001"/>
@@ -180,141 +184,75 @@
       <w:r>
         <w:t xml:space="preserve">First I will load in the packages need to clean data and run code.</w:t>
       </w:r>
-      <w:r>
-        <w:t xml:space="preserve"> </w:t>
-      </w:r>
-      <w:r>
-        <w:t xml:space="preserve">-tidyverse</w:t>
-      </w:r>
-      <w:r>
-        <w:t xml:space="preserve"> </w:t>
-      </w:r>
-      <w:r>
-        <w:t xml:space="preserve">-readxl</w:t>
-      </w:r>
-      <w:r>
-        <w:t xml:space="preserve"> </w:t>
-      </w:r>
-      <w:r>
-        <w:t xml:space="preserve">-ggplot 2</w:t>
-      </w:r>
-      <w:r>
-        <w:t xml:space="preserve"> </w:t>
-      </w:r>
-      <w:r>
-        <w:t xml:space="preserve">-dply</w:t>
-      </w:r>
     </w:p>
     <w:p>
       <w:pPr>
-        <w:numPr>
-          <w:ilvl w:val="0"/>
-          <w:numId w:val="1001"/>
-        </w:numPr>
-      </w:pPr>
-      <w:r>
-        <w:t xml:space="preserve">Next, I will import the dataset using readxl and save the dataset as an object title Emotions_Dogs. I will then inspect the data.</w:t>
+        <w:pStyle w:val="FirstParagraph"/>
+      </w:pPr>
+      <w:r>
+        <w:t xml:space="preserve">-tidyverse</w:t>
       </w:r>
     </w:p>
     <w:p>
       <w:pPr>
-        <w:numPr>
-          <w:ilvl w:val="0"/>
-          <w:numId w:val="1001"/>
-        </w:numPr>
-      </w:pPr>
-      <w:r>
-        <w:t xml:space="preserve">Clean and tidy the dataset by removing the following columns.</w:t>
+        <w:pStyle w:val="BodyText"/>
+      </w:pPr>
+      <w:r>
+        <w:t xml:space="preserve">-readxl</w:t>
       </w:r>
     </w:p>
     <w:p>
       <w:pPr>
-        <w:pStyle w:val="Compact"/>
+        <w:pStyle w:val="BodyText"/>
+      </w:pPr>
+      <w:r>
+        <w:t xml:space="preserve">-ggplot 2</w:t>
+      </w:r>
+    </w:p>
+    <w:p>
+      <w:pPr>
+        <w:pStyle w:val="BodyText"/>
+      </w:pPr>
+      <w:r>
+        <w:t xml:space="preserve">-dply</w:t>
+      </w:r>
+    </w:p>
+    <w:p>
+      <w:pPr>
+        <w:pStyle w:val="BodyText"/>
+      </w:pPr>
+      <w:r>
+        <w:t xml:space="preserve">-markdown</w:t>
+      </w:r>
+    </w:p>
+    <w:p>
+      <w:pPr>
+        <w:pStyle w:val="BodyText"/>
+      </w:pPr>
+      <w:r>
+        <w:t xml:space="preserve">-knitr</w:t>
+      </w:r>
+    </w:p>
+    <w:p>
+      <w:pPr>
         <w:numPr>
           <w:ilvl w:val="0"/>
           <w:numId w:val="1002"/>
         </w:numPr>
       </w:pPr>
       <w:r>
-        <w:t xml:space="preserve">Trial</w:t>
+        <w:t xml:space="preserve">Next, I will import the dataset using readxl and save the dataset as an object title Emotions_Dogs. I will then inspect the data.</w:t>
       </w:r>
     </w:p>
     <w:p>
       <w:pPr>
-        <w:pStyle w:val="Compact"/>
         <w:numPr>
           <w:ilvl w:val="0"/>
           <w:numId w:val="1002"/>
         </w:numPr>
       </w:pPr>
       <w:r>
-        <w:t xml:space="preserve">Sequence</w:t>
-      </w:r>
-    </w:p>
-    <w:p>
-      <w:pPr>
-        <w:pStyle w:val="Compact"/>
-        <w:numPr>
-          <w:ilvl w:val="0"/>
-          <w:numId w:val="1002"/>
-        </w:numPr>
-      </w:pPr>
-      <w:r>
-        <w:t xml:space="preserve">Observer</w:t>
-      </w:r>
-    </w:p>
-    <w:p>
-      <w:pPr>
-        <w:pStyle w:val="Compact"/>
-        <w:numPr>
-          <w:ilvl w:val="0"/>
-          <w:numId w:val="1002"/>
-        </w:numPr>
-      </w:pPr>
-      <w:r>
-        <w:t xml:space="preserve">Notes</w:t>
-      </w:r>
-    </w:p>
-    <w:p>
-      <w:pPr>
-        <w:pStyle w:val="Compact"/>
-        <w:numPr>
-          <w:ilvl w:val="0"/>
-          <w:numId w:val="1002"/>
-        </w:numPr>
-      </w:pPr>
-      <w:r>
-        <w:t xml:space="preserve">Date</w:t>
-      </w:r>
-    </w:p>
-    <w:p>
-      <w:pPr>
-        <w:pStyle w:val="Compact"/>
-        <w:numPr>
-          <w:ilvl w:val="0"/>
-          <w:numId w:val="1002"/>
-        </w:numPr>
-      </w:pPr>
-      <w:r>
-        <w:t xml:space="preserve">Control</w:t>
-      </w:r>
-    </w:p>
-    <w:p>
-      <w:pPr>
-        <w:pStyle w:val="Compact"/>
-        <w:numPr>
-          <w:ilvl w:val="0"/>
-          <w:numId w:val="1002"/>
-        </w:numPr>
-      </w:pPr>
-      <w:r>
-        <w:t xml:space="preserve">Positive/Negative (Represent in Valence column)</w:t>
-      </w:r>
-      <w:r>
-        <w:t xml:space="preserve"> </w:t>
-      </w:r>
-      <w:r>
-        <w:t xml:space="preserve">I will keep the rest of the columns which will be used to create our digarams.</w:t>
+        <w:t xml:space="preserve">Clean and tidy the dataset by removing the following columns.</w:t>
       </w:r>
     </w:p>
     <w:p>
@@ -326,7 +264,87 @@
         </w:numPr>
       </w:pPr>
       <w:r>
-        <w:t xml:space="preserve">I will check for missing values and remove any missing values.</w:t>
+        <w:t xml:space="preserve">Trial</w:t>
+      </w:r>
+    </w:p>
+    <w:p>
+      <w:pPr>
+        <w:pStyle w:val="Compact"/>
+        <w:numPr>
+          <w:ilvl w:val="0"/>
+          <w:numId w:val="1003"/>
+        </w:numPr>
+      </w:pPr>
+      <w:r>
+        <w:t xml:space="preserve">Sequence</w:t>
+      </w:r>
+    </w:p>
+    <w:p>
+      <w:pPr>
+        <w:pStyle w:val="Compact"/>
+        <w:numPr>
+          <w:ilvl w:val="0"/>
+          <w:numId w:val="1003"/>
+        </w:numPr>
+      </w:pPr>
+      <w:r>
+        <w:t xml:space="preserve">Observer</w:t>
+      </w:r>
+    </w:p>
+    <w:p>
+      <w:pPr>
+        <w:pStyle w:val="Compact"/>
+        <w:numPr>
+          <w:ilvl w:val="0"/>
+          <w:numId w:val="1003"/>
+        </w:numPr>
+      </w:pPr>
+      <w:r>
+        <w:t xml:space="preserve">Notes</w:t>
+      </w:r>
+    </w:p>
+    <w:p>
+      <w:pPr>
+        <w:pStyle w:val="Compact"/>
+        <w:numPr>
+          <w:ilvl w:val="0"/>
+          <w:numId w:val="1003"/>
+        </w:numPr>
+      </w:pPr>
+      <w:r>
+        <w:t xml:space="preserve">Date</w:t>
+      </w:r>
+    </w:p>
+    <w:p>
+      <w:pPr>
+        <w:pStyle w:val="Compact"/>
+        <w:numPr>
+          <w:ilvl w:val="0"/>
+          <w:numId w:val="1003"/>
+        </w:numPr>
+      </w:pPr>
+      <w:r>
+        <w:t xml:space="preserve">Control</w:t>
+      </w:r>
+    </w:p>
+    <w:p>
+      <w:pPr>
+        <w:pStyle w:val="Compact"/>
+        <w:numPr>
+          <w:ilvl w:val="0"/>
+          <w:numId w:val="1003"/>
+        </w:numPr>
+      </w:pPr>
+      <w:r>
+        <w:t xml:space="preserve">Positive/Negative (Represent in Valence column)</w:t>
+      </w:r>
+    </w:p>
+    <w:p>
+      <w:pPr>
+        <w:pStyle w:val="FirstParagraph"/>
+      </w:pPr>
+      <w:r>
+        <w:t xml:space="preserve">I will keep the rest of the columns which will be used to create our digarams.</w:t>
       </w:r>
     </w:p>
     <w:p>
@@ -338,19 +356,7 @@
         </w:numPr>
       </w:pPr>
       <w:r>
-        <w:t xml:space="preserve">I will check side_con, matching and index columns.</w:t>
-      </w:r>
-    </w:p>
-    <w:p>
-      <w:pPr>
-        <w:pStyle w:val="Compact"/>
-        <w:numPr>
-          <w:ilvl w:val="0"/>
-          <w:numId w:val="1004"/>
-        </w:numPr>
-      </w:pPr>
-      <w:r>
-        <w:t xml:space="preserve">I will convert columns in factors to make the data cleaner.</w:t>
+        <w:t xml:space="preserve">I will check for missing values and remove any missing values.</w:t>
       </w:r>
     </w:p>
     <w:p>
@@ -362,7 +368,19 @@
         </w:numPr>
       </w:pPr>
       <w:r>
-        <w:t xml:space="preserve">Create new variables</w:t>
+        <w:t xml:space="preserve">I will check side_con, matching and index columns.</w:t>
+      </w:r>
+    </w:p>
+    <w:p>
+      <w:pPr>
+        <w:pStyle w:val="Compact"/>
+        <w:numPr>
+          <w:ilvl w:val="0"/>
+          <w:numId w:val="1005"/>
+        </w:numPr>
+      </w:pPr>
+      <w:r>
+        <w:t xml:space="preserve">I will convert columns in factors to make the data cleaner.</w:t>
       </w:r>
     </w:p>
     <w:p>
@@ -374,19 +392,7 @@
         </w:numPr>
       </w:pPr>
       <w:r>
-        <w:t xml:space="preserve">I will create a new column with left and right interaction time together for a cleaner data set.</w:t>
-      </w:r>
-    </w:p>
-    <w:p>
-      <w:pPr>
-        <w:pStyle w:val="Compact"/>
-        <w:numPr>
-          <w:ilvl w:val="0"/>
-          <w:numId w:val="1006"/>
-        </w:numPr>
-      </w:pPr>
-      <w:r>
-        <w:t xml:space="preserve">I will also create abs_index variable to see the strength of the response.</w:t>
+        <w:t xml:space="preserve">Create new variables</w:t>
       </w:r>
     </w:p>
     <w:p>
@@ -398,7 +404,19 @@
         </w:numPr>
       </w:pPr>
       <w:r>
-        <w:t xml:space="preserve">Next I will test the differences by comparing</w:t>
+        <w:t xml:space="preserve">I will create a new column with left and right interaction time together for a cleaner data set.</w:t>
+      </w:r>
+    </w:p>
+    <w:p>
+      <w:pPr>
+        <w:pStyle w:val="Compact"/>
+        <w:numPr>
+          <w:ilvl w:val="0"/>
+          <w:numId w:val="1007"/>
+        </w:numPr>
+      </w:pPr>
+      <w:r>
+        <w:t xml:space="preserve">I will also create abs_index variable to see the strength of the response.</w:t>
       </w:r>
     </w:p>
     <w:p>
@@ -410,31 +428,7 @@
         </w:numPr>
       </w:pPr>
       <w:r>
-        <w:t xml:space="preserve">mean valence</w:t>
-      </w:r>
-    </w:p>
-    <w:p>
-      <w:pPr>
-        <w:pStyle w:val="Compact"/>
-        <w:numPr>
-          <w:ilvl w:val="0"/>
-          <w:numId w:val="1008"/>
-        </w:numPr>
-      </w:pPr>
-      <w:r>
-        <w:t xml:space="preserve">mean index</w:t>
-      </w:r>
-    </w:p>
-    <w:p>
-      <w:pPr>
-        <w:pStyle w:val="Compact"/>
-        <w:numPr>
-          <w:ilvl w:val="0"/>
-          <w:numId w:val="1008"/>
-        </w:numPr>
-      </w:pPr>
-      <w:r>
-        <w:t xml:space="preserve">mean total_ time</w:t>
+        <w:t xml:space="preserve">Next I will test the differences by comparing</w:t>
       </w:r>
     </w:p>
     <w:p>
@@ -446,9 +440,6467 @@
         </w:numPr>
       </w:pPr>
       <w:r>
+        <w:t xml:space="preserve">mean valence</w:t>
+      </w:r>
+    </w:p>
+    <w:p>
+      <w:pPr>
+        <w:pStyle w:val="Compact"/>
+        <w:numPr>
+          <w:ilvl w:val="0"/>
+          <w:numId w:val="1009"/>
+        </w:numPr>
+      </w:pPr>
+      <w:r>
+        <w:t xml:space="preserve">mean index</w:t>
+      </w:r>
+    </w:p>
+    <w:p>
+      <w:pPr>
+        <w:pStyle w:val="Compact"/>
+        <w:numPr>
+          <w:ilvl w:val="0"/>
+          <w:numId w:val="1009"/>
+        </w:numPr>
+      </w:pPr>
+      <w:r>
+        <w:t xml:space="preserve">mean total_ time</w:t>
+      </w:r>
+    </w:p>
+    <w:p>
+      <w:pPr>
+        <w:pStyle w:val="Compact"/>
+        <w:numPr>
+          <w:ilvl w:val="0"/>
+          <w:numId w:val="1010"/>
+        </w:numPr>
+      </w:pPr>
+      <w:r>
         <w:t xml:space="preserve">Lastly I will create figures to answers the questions in project overview section.</w:t>
       </w:r>
     </w:p>
+    <w:p>
+      <w:pPr>
+        <w:pStyle w:val="FirstParagraph"/>
+      </w:pPr>
+      <w:r>
+        <w:t xml:space="preserve">Figure 1: Human vs Canine Emotional Reaction</w:t>
+      </w:r>
+    </w:p>
+    <w:p>
+      <w:pPr>
+        <w:pStyle w:val="Compact"/>
+        <w:numPr>
+          <w:ilvl w:val="0"/>
+          <w:numId w:val="1011"/>
+        </w:numPr>
+      </w:pPr>
+      <w:r>
+        <w:t xml:space="preserve">I will use a boxplot using valance and spp_sti columns</w:t>
+      </w:r>
+    </w:p>
+    <w:p>
+      <w:pPr>
+        <w:pStyle w:val="FirstParagraph"/>
+      </w:pPr>
+      <w:r>
+        <w:t xml:space="preserve">Figure 2: Matching vs Mismatching Stimuli</w:t>
+      </w:r>
+    </w:p>
+    <w:p>
+      <w:pPr>
+        <w:pStyle w:val="Compact"/>
+        <w:numPr>
+          <w:ilvl w:val="0"/>
+          <w:numId w:val="1012"/>
+        </w:numPr>
+      </w:pPr>
+      <w:r>
+        <w:t xml:space="preserve">I will use a boxplot using valance and matching columns</w:t>
+      </w:r>
+    </w:p>
+    <w:p>
+      <w:pPr>
+        <w:pStyle w:val="FirstParagraph"/>
+      </w:pPr>
+      <w:r>
+        <w:t xml:space="preserve">Figure 3: Male vs Female Stimuli</w:t>
+      </w:r>
+    </w:p>
+    <w:p>
+      <w:pPr>
+        <w:pStyle w:val="Compact"/>
+        <w:numPr>
+          <w:ilvl w:val="0"/>
+          <w:numId w:val="1013"/>
+        </w:numPr>
+      </w:pPr>
+      <w:r>
+        <w:t xml:space="preserve">I will use a Boxplot using valance and sex_sti in order to determine the difference in dogs reactions between females and males.</w:t>
+      </w:r>
+    </w:p>
+    <w:p>
+      <w:pPr>
+        <w:pStyle w:val="FirstParagraph"/>
+      </w:pPr>
+      <w:r>
+        <w:t xml:space="preserve">Figure 4: Strength of Response</w:t>
+      </w:r>
+    </w:p>
+    <w:p>
+      <w:pPr>
+        <w:pStyle w:val="Compact"/>
+        <w:numPr>
+          <w:ilvl w:val="0"/>
+          <w:numId w:val="1014"/>
+        </w:numPr>
+      </w:pPr>
+      <w:r>
+        <w:t xml:space="preserve">I will use a barplot using mean of abs_index and sex_sti to see the strength of the responses.</w:t>
+      </w:r>
+    </w:p>
+    <w:bookmarkEnd w:id="21"/>
+    <w:bookmarkStart w:id="34" w:name="r-script"/>
+    <w:p>
+      <w:pPr>
+        <w:pStyle w:val="Heading1"/>
+      </w:pPr>
+      <w:r>
+        <w:t xml:space="preserve">3. R Script:</w:t>
+      </w:r>
+    </w:p>
+    <w:p>
+      <w:pPr>
+        <w:pStyle w:val="FirstParagraph"/>
+      </w:pPr>
+      <w:r>
+        <w:t xml:space="preserve">loading packages</w:t>
+      </w:r>
+    </w:p>
+    <w:p>
+      <w:pPr>
+        <w:pStyle w:val="SourceCode"/>
+      </w:pPr>
+      <w:r>
+        <w:rPr>
+          <w:rStyle w:val="FunctionTok"/>
+        </w:rPr>
+        <w:t xml:space="preserve">library</w:t>
+      </w:r>
+      <w:r>
+        <w:rPr>
+          <w:rStyle w:val="NormalTok"/>
+        </w:rPr>
+        <w:t xml:space="preserve">(tidyverse)</w:t>
+      </w:r>
+    </w:p>
+    <w:p>
+      <w:pPr>
+        <w:pStyle w:val="SourceCode"/>
+      </w:pPr>
+      <w:r>
+        <w:rPr>
+          <w:rStyle w:val="VerbatimChar"/>
+        </w:rPr>
+        <w:t xml:space="preserve">## ── Attaching core tidyverse packages ──────────────────────── tidyverse 2.0.0 ──</w:t>
+      </w:r>
+      <w:r>
+        <w:br/>
+      </w:r>
+      <w:r>
+        <w:rPr>
+          <w:rStyle w:val="VerbatimChar"/>
+        </w:rPr>
+        <w:t xml:space="preserve">## ✔ dplyr     1.2.1     ✔ readr     2.1.6</w:t>
+      </w:r>
+      <w:r>
+        <w:br/>
+      </w:r>
+      <w:r>
+        <w:rPr>
+          <w:rStyle w:val="VerbatimChar"/>
+        </w:rPr>
+        <w:t xml:space="preserve">## ✔ forcats   1.0.1     ✔ stringr   1.6.0</w:t>
+      </w:r>
+      <w:r>
+        <w:br/>
+      </w:r>
+      <w:r>
+        <w:rPr>
+          <w:rStyle w:val="VerbatimChar"/>
+        </w:rPr>
+        <w:t xml:space="preserve">## ✔ ggplot2   4.0.2     ✔ tibble    3.3.1</w:t>
+      </w:r>
+      <w:r>
+        <w:br/>
+      </w:r>
+      <w:r>
+        <w:rPr>
+          <w:rStyle w:val="VerbatimChar"/>
+        </w:rPr>
+        <w:t xml:space="preserve">## ✔ lubridate 1.9.5     ✔ tidyr     1.3.2</w:t>
+      </w:r>
+      <w:r>
+        <w:br/>
+      </w:r>
+      <w:r>
+        <w:rPr>
+          <w:rStyle w:val="VerbatimChar"/>
+        </w:rPr>
+        <w:t xml:space="preserve">## ✔ purrr     1.2.1     </w:t>
+      </w:r>
+      <w:r>
+        <w:br/>
+      </w:r>
+      <w:r>
+        <w:rPr>
+          <w:rStyle w:val="VerbatimChar"/>
+        </w:rPr>
+        <w:t xml:space="preserve">## ── Conflicts ────────────────────────────────────────── tidyverse_conflicts() ──</w:t>
+      </w:r>
+      <w:r>
+        <w:br/>
+      </w:r>
+      <w:r>
+        <w:rPr>
+          <w:rStyle w:val="VerbatimChar"/>
+        </w:rPr>
+        <w:t xml:space="preserve">## ✖ dplyr::filter() masks stats::filter()</w:t>
+      </w:r>
+      <w:r>
+        <w:br/>
+      </w:r>
+      <w:r>
+        <w:rPr>
+          <w:rStyle w:val="VerbatimChar"/>
+        </w:rPr>
+        <w:t xml:space="preserve">## ✖ dplyr::lag()    masks stats::lag()</w:t>
+      </w:r>
+      <w:r>
+        <w:br/>
+      </w:r>
+      <w:r>
+        <w:rPr>
+          <w:rStyle w:val="VerbatimChar"/>
+        </w:rPr>
+        <w:t xml:space="preserve">## ℹ Use the conflicted package (&lt;http://conflicted.r-lib.org/&gt;) to force all conflicts to become errors</w:t>
+      </w:r>
+    </w:p>
+    <w:p>
+      <w:pPr>
+        <w:pStyle w:val="SourceCode"/>
+      </w:pPr>
+      <w:r>
+        <w:rPr>
+          <w:rStyle w:val="FunctionTok"/>
+        </w:rPr>
+        <w:t xml:space="preserve">library</w:t>
+      </w:r>
+      <w:r>
+        <w:rPr>
+          <w:rStyle w:val="NormalTok"/>
+        </w:rPr>
+        <w:t xml:space="preserve">(readxl)</w:t>
+      </w:r>
+      <w:r>
+        <w:br/>
+      </w:r>
+      <w:r>
+        <w:rPr>
+          <w:rStyle w:val="FunctionTok"/>
+        </w:rPr>
+        <w:t xml:space="preserve">library</w:t>
+      </w:r>
+      <w:r>
+        <w:rPr>
+          <w:rStyle w:val="NormalTok"/>
+        </w:rPr>
+        <w:t xml:space="preserve">(ggplot2)</w:t>
+      </w:r>
+      <w:r>
+        <w:br/>
+      </w:r>
+      <w:r>
+        <w:rPr>
+          <w:rStyle w:val="FunctionTok"/>
+        </w:rPr>
+        <w:t xml:space="preserve">library</w:t>
+      </w:r>
+      <w:r>
+        <w:rPr>
+          <w:rStyle w:val="NormalTok"/>
+        </w:rPr>
+        <w:t xml:space="preserve">(dplyr)</w:t>
+      </w:r>
+      <w:r>
+        <w:br/>
+      </w:r>
+      <w:r>
+        <w:rPr>
+          <w:rStyle w:val="FunctionTok"/>
+        </w:rPr>
+        <w:t xml:space="preserve">library</w:t>
+      </w:r>
+      <w:r>
+        <w:rPr>
+          <w:rStyle w:val="NormalTok"/>
+        </w:rPr>
+        <w:t xml:space="preserve">(rmarkdown) </w:t>
+      </w:r>
+      <w:r>
+        <w:br/>
+      </w:r>
+      <w:r>
+        <w:rPr>
+          <w:rStyle w:val="FunctionTok"/>
+        </w:rPr>
+        <w:t xml:space="preserve">library</w:t>
+      </w:r>
+      <w:r>
+        <w:rPr>
+          <w:rStyle w:val="NormalTok"/>
+        </w:rPr>
+        <w:t xml:space="preserve">(knitr) </w:t>
+      </w:r>
+    </w:p>
+    <w:p>
+      <w:pPr>
+        <w:pStyle w:val="FirstParagraph"/>
+      </w:pPr>
+      <w:r>
+        <w:t xml:space="preserve">Importing dataset</w:t>
+      </w:r>
+    </w:p>
+    <w:p>
+      <w:pPr>
+        <w:pStyle w:val="SourceCode"/>
+      </w:pPr>
+      <w:r>
+        <w:rPr>
+          <w:rStyle w:val="NormalTok"/>
+        </w:rPr>
+        <w:t xml:space="preserve">emotional_dogs </w:t>
+      </w:r>
+      <w:r>
+        <w:rPr>
+          <w:rStyle w:val="OtherTok"/>
+        </w:rPr>
+        <w:t xml:space="preserve">&lt;-</w:t>
+      </w:r>
+      <w:r>
+        <w:rPr>
+          <w:rStyle w:val="NormalTok"/>
+        </w:rPr>
+        <w:t xml:space="preserve"> </w:t>
+      </w:r>
+      <w:r>
+        <w:rPr>
+          <w:rStyle w:val="FunctionTok"/>
+        </w:rPr>
+        <w:t xml:space="preserve">read_excel</w:t>
+      </w:r>
+      <w:r>
+        <w:rPr>
+          <w:rStyle w:val="NormalTok"/>
+        </w:rPr>
+        <w:t xml:space="preserve">(</w:t>
+      </w:r>
+      <w:r>
+        <w:rPr>
+          <w:rStyle w:val="StringTok"/>
+        </w:rPr>
+        <w:t xml:space="preserve">"Data+Sheet 2.xlsx"</w:t>
+      </w:r>
+      <w:r>
+        <w:rPr>
+          <w:rStyle w:val="NormalTok"/>
+        </w:rPr>
+        <w:t xml:space="preserve">)</w:t>
+      </w:r>
+    </w:p>
+    <w:p>
+      <w:pPr>
+        <w:pStyle w:val="FirstParagraph"/>
+      </w:pPr>
+      <w:r>
+        <w:t xml:space="preserve">Inspecting dataset</w:t>
+      </w:r>
+    </w:p>
+    <w:p>
+      <w:pPr>
+        <w:pStyle w:val="SourceCode"/>
+      </w:pPr>
+      <w:r>
+        <w:rPr>
+          <w:rStyle w:val="FunctionTok"/>
+        </w:rPr>
+        <w:t xml:space="preserve">head</w:t>
+      </w:r>
+      <w:r>
+        <w:rPr>
+          <w:rStyle w:val="NormalTok"/>
+        </w:rPr>
+        <w:t xml:space="preserve">(emotional_dogs)</w:t>
+      </w:r>
+    </w:p>
+    <w:p>
+      <w:pPr>
+        <w:pStyle w:val="SourceCode"/>
+      </w:pPr>
+      <w:r>
+        <w:rPr>
+          <w:rStyle w:val="VerbatimChar"/>
+        </w:rPr>
+        <w:t xml:space="preserve">## # A tibble: 6 × 19</w:t>
+      </w:r>
+      <w:r>
+        <w:br/>
+      </w:r>
+      <w:r>
+        <w:rPr>
+          <w:rStyle w:val="VerbatimChar"/>
+        </w:rPr>
+        <w:t xml:space="preserve">##     dog sex   type_sti group trial sequence spp_sti sex_sti side_con time_le</w:t>
+      </w:r>
+      <w:r>
+        <w:br/>
+      </w:r>
+      <w:r>
+        <w:rPr>
+          <w:rStyle w:val="VerbatimChar"/>
+        </w:rPr>
+        <w:t xml:space="preserve">##   &lt;dbl&gt; &lt;chr&gt; &lt;chr&gt;    &lt;chr&gt; &lt;dbl&gt;    &lt;dbl&gt; &lt;chr&gt;   &lt;chr&gt;   &lt;chr&gt;      &lt;dbl&gt;</w:t>
+      </w:r>
+      <w:r>
+        <w:br/>
+      </w:r>
+      <w:r>
+        <w:rPr>
+          <w:rStyle w:val="VerbatimChar"/>
+        </w:rPr>
+        <w:t xml:space="preserve">## 1     2 male  mirrored DG        2        1 dog     female  left          16</w:t>
+      </w:r>
+      <w:r>
+        <w:br/>
+      </w:r>
+      <w:r>
+        <w:rPr>
+          <w:rStyle w:val="VerbatimChar"/>
+        </w:rPr>
+        <w:t xml:space="preserve">## 2     2 male  mirrored DG        3        2 dog     male    left          11</w:t>
+      </w:r>
+      <w:r>
+        <w:br/>
+      </w:r>
+      <w:r>
+        <w:rPr>
+          <w:rStyle w:val="VerbatimChar"/>
+        </w:rPr>
+        <w:t xml:space="preserve">## 3     2 male  mirrored DG        4        3 dog     female  right          7</w:t>
+      </w:r>
+      <w:r>
+        <w:br/>
+      </w:r>
+      <w:r>
+        <w:rPr>
+          <w:rStyle w:val="VerbatimChar"/>
+        </w:rPr>
+        <w:t xml:space="preserve">## 4     2 male  mirrored DG        5        4 dog     female  &lt;NA&gt;          16</w:t>
+      </w:r>
+      <w:r>
+        <w:br/>
+      </w:r>
+      <w:r>
+        <w:rPr>
+          <w:rStyle w:val="VerbatimChar"/>
+        </w:rPr>
+        <w:t xml:space="preserve">## 5     2 male  mirrored DG        6        5 dog     male    right          4</w:t>
+      </w:r>
+      <w:r>
+        <w:br/>
+      </w:r>
+      <w:r>
+        <w:rPr>
+          <w:rStyle w:val="VerbatimChar"/>
+        </w:rPr>
+        <w:t xml:space="preserve">## 6     2 male  mirrored DG        7        6 dog     male    right         16</w:t>
+      </w:r>
+      <w:r>
+        <w:br/>
+      </w:r>
+      <w:r>
+        <w:rPr>
+          <w:rStyle w:val="VerbatimChar"/>
+        </w:rPr>
+        <w:t xml:space="preserve">## # ℹ 9 more variables: time_ri &lt;dbl&gt;, val_con &lt;chr&gt;, matching &lt;dbl&gt;,</w:t>
+      </w:r>
+      <w:r>
+        <w:br/>
+      </w:r>
+      <w:r>
+        <w:rPr>
+          <w:rStyle w:val="VerbatimChar"/>
+        </w:rPr>
+        <w:t xml:space="preserve">## #   condit &lt;chr&gt;, index &lt;dbl&gt;, control &lt;dbl&gt;, positive &lt;dbl&gt;, negative &lt;dbl&gt;,</w:t>
+      </w:r>
+      <w:r>
+        <w:br/>
+      </w:r>
+      <w:r>
+        <w:rPr>
+          <w:rStyle w:val="VerbatimChar"/>
+        </w:rPr>
+        <w:t xml:space="preserve">## #   valence &lt;dbl&gt;</w:t>
+      </w:r>
+    </w:p>
+    <w:p>
+      <w:pPr>
+        <w:pStyle w:val="SourceCode"/>
+      </w:pPr>
+      <w:r>
+        <w:rPr>
+          <w:rStyle w:val="FunctionTok"/>
+        </w:rPr>
+        <w:t xml:space="preserve">str</w:t>
+      </w:r>
+      <w:r>
+        <w:rPr>
+          <w:rStyle w:val="NormalTok"/>
+        </w:rPr>
+        <w:t xml:space="preserve">(emotional_dogs)</w:t>
+      </w:r>
+    </w:p>
+    <w:p>
+      <w:pPr>
+        <w:pStyle w:val="SourceCode"/>
+      </w:pPr>
+      <w:r>
+        <w:rPr>
+          <w:rStyle w:val="VerbatimChar"/>
+        </w:rPr>
+        <w:t xml:space="preserve">## tibble [241 × 19] (S3: tbl_df/tbl/data.frame)</w:t>
+      </w:r>
+      <w:r>
+        <w:br/>
+      </w:r>
+      <w:r>
+        <w:rPr>
+          <w:rStyle w:val="VerbatimChar"/>
+        </w:rPr>
+        <w:t xml:space="preserve">##  $ dog     : num [1:241] 2 2 2 2 2 2 2 2 2 2 ...</w:t>
+      </w:r>
+      <w:r>
+        <w:br/>
+      </w:r>
+      <w:r>
+        <w:rPr>
+          <w:rStyle w:val="VerbatimChar"/>
+        </w:rPr>
+        <w:t xml:space="preserve">##  $ sex     : chr [1:241] "male" "male" "male" "male" ...</w:t>
+      </w:r>
+      <w:r>
+        <w:br/>
+      </w:r>
+      <w:r>
+        <w:rPr>
+          <w:rStyle w:val="VerbatimChar"/>
+        </w:rPr>
+        <w:t xml:space="preserve">##  $ type_sti: chr [1:241] "mirrored" "mirrored" "mirrored" "mirrored" ...</w:t>
+      </w:r>
+      <w:r>
+        <w:br/>
+      </w:r>
+      <w:r>
+        <w:rPr>
+          <w:rStyle w:val="VerbatimChar"/>
+        </w:rPr>
+        <w:t xml:space="preserve">##  $ group   : chr [1:241] "DG" "DG" "DG" "DG" ...</w:t>
+      </w:r>
+      <w:r>
+        <w:br/>
+      </w:r>
+      <w:r>
+        <w:rPr>
+          <w:rStyle w:val="VerbatimChar"/>
+        </w:rPr>
+        <w:t xml:space="preserve">##  $ trial   : num [1:241] 2 3 4 5 6 7 8 9 10 12 ...</w:t>
+      </w:r>
+      <w:r>
+        <w:br/>
+      </w:r>
+      <w:r>
+        <w:rPr>
+          <w:rStyle w:val="VerbatimChar"/>
+        </w:rPr>
+        <w:t xml:space="preserve">##  $ sequence: num [1:241] 1 2 3 4 5 6 7 8 9 10 ...</w:t>
+      </w:r>
+      <w:r>
+        <w:br/>
+      </w:r>
+      <w:r>
+        <w:rPr>
+          <w:rStyle w:val="VerbatimChar"/>
+        </w:rPr>
+        <w:t xml:space="preserve">##  $ spp_sti : chr [1:241] "dog" "dog" "dog" "dog" ...</w:t>
+      </w:r>
+      <w:r>
+        <w:br/>
+      </w:r>
+      <w:r>
+        <w:rPr>
+          <w:rStyle w:val="VerbatimChar"/>
+        </w:rPr>
+        <w:t xml:space="preserve">##  $ sex_sti : chr [1:241] "female" "male" "female" "female" ...</w:t>
+      </w:r>
+      <w:r>
+        <w:br/>
+      </w:r>
+      <w:r>
+        <w:rPr>
+          <w:rStyle w:val="VerbatimChar"/>
+        </w:rPr>
+        <w:t xml:space="preserve">##  $ side_con: chr [1:241] "left" "left" "right" NA ...</w:t>
+      </w:r>
+      <w:r>
+        <w:br/>
+      </w:r>
+      <w:r>
+        <w:rPr>
+          <w:rStyle w:val="VerbatimChar"/>
+        </w:rPr>
+        <w:t xml:space="preserve">##  $ time_le : num [1:241] 16 11 7 16 4 16 9 8 13 7 ...</w:t>
+      </w:r>
+      <w:r>
+        <w:br/>
+      </w:r>
+      <w:r>
+        <w:rPr>
+          <w:rStyle w:val="VerbatimChar"/>
+        </w:rPr>
+        <w:t xml:space="preserve">##  $ time_ri : num [1:241] 8 13 16 8 15 5 15 9 2 3 ...</w:t>
+      </w:r>
+      <w:r>
+        <w:br/>
+      </w:r>
+      <w:r>
+        <w:rPr>
+          <w:rStyle w:val="VerbatimChar"/>
+        </w:rPr>
+        <w:t xml:space="preserve">##  $ val_con : chr [1:241] "negative" "negative" "negative" "control" ...</w:t>
+      </w:r>
+      <w:r>
+        <w:br/>
+      </w:r>
+      <w:r>
+        <w:rPr>
+          <w:rStyle w:val="VerbatimChar"/>
+        </w:rPr>
+        <w:t xml:space="preserve">##  $ matching: num [1:241] 1 0 1 NA 1 0 0 1 NA 0 ...</w:t>
+      </w:r>
+      <w:r>
+        <w:br/>
+      </w:r>
+      <w:r>
+        <w:rPr>
+          <w:rStyle w:val="VerbatimChar"/>
+        </w:rPr>
+        <w:t xml:space="preserve">##  $ condit  : chr [1:241] "test" "test" "test" "control" ...</w:t>
+      </w:r>
+      <w:r>
+        <w:br/>
+      </w:r>
+      <w:r>
+        <w:rPr>
+          <w:rStyle w:val="VerbatimChar"/>
+        </w:rPr>
+        <w:t xml:space="preserve">##  $ index   : num [1:241] 0.3077 -0.0769 0.36 NA 0.55 ...</w:t>
+      </w:r>
+      <w:r>
+        <w:br/>
+      </w:r>
+      <w:r>
+        <w:rPr>
+          <w:rStyle w:val="VerbatimChar"/>
+        </w:rPr>
+        <w:t xml:space="preserve">##  $ control : num [1:241] 0.3077 -0.0769 -0.36 0.32 -0.55 ...</w:t>
+      </w:r>
+      <w:r>
+        <w:br/>
+      </w:r>
+      <w:r>
+        <w:rPr>
+          <w:rStyle w:val="VerbatimChar"/>
+        </w:rPr>
+        <w:t xml:space="preserve">##  $ positive: num [1:241] 8 13 7 16 4 5 9 9 13 3 ...</w:t>
+      </w:r>
+      <w:r>
+        <w:br/>
+      </w:r>
+      <w:r>
+        <w:rPr>
+          <w:rStyle w:val="VerbatimChar"/>
+        </w:rPr>
+        <w:t xml:space="preserve">##  $ negative: num [1:241] 16 11 16 8 15 16 15 8 2 7 ...</w:t>
+      </w:r>
+      <w:r>
+        <w:br/>
+      </w:r>
+      <w:r>
+        <w:rPr>
+          <w:rStyle w:val="VerbatimChar"/>
+        </w:rPr>
+        <w:t xml:space="preserve">##  $ valence : num [1:241] -0.3077 0.0769 -0.36 0.32 -0.55 ...</w:t>
+      </w:r>
+    </w:p>
+    <w:p>
+      <w:pPr>
+        <w:pStyle w:val="SourceCode"/>
+      </w:pPr>
+      <w:r>
+        <w:rPr>
+          <w:rStyle w:val="FunctionTok"/>
+        </w:rPr>
+        <w:t xml:space="preserve">summary</w:t>
+      </w:r>
+      <w:r>
+        <w:rPr>
+          <w:rStyle w:val="NormalTok"/>
+        </w:rPr>
+        <w:t xml:space="preserve">(emotional_dogs)</w:t>
+      </w:r>
+    </w:p>
+    <w:p>
+      <w:pPr>
+        <w:pStyle w:val="SourceCode"/>
+      </w:pPr>
+      <w:r>
+        <w:rPr>
+          <w:rStyle w:val="VerbatimChar"/>
+        </w:rPr>
+        <w:t xml:space="preserve">##       dog            sex              type_sti            group          </w:t>
+      </w:r>
+      <w:r>
+        <w:br/>
+      </w:r>
+      <w:r>
+        <w:rPr>
+          <w:rStyle w:val="VerbatimChar"/>
+        </w:rPr>
+        <w:t xml:space="preserve">##  Min.   : 2.00   Length:241         Length:241         Length:241        </w:t>
+      </w:r>
+      <w:r>
+        <w:br/>
+      </w:r>
+      <w:r>
+        <w:rPr>
+          <w:rStyle w:val="VerbatimChar"/>
+        </w:rPr>
+        <w:t xml:space="preserve">##  1st Qu.: 8.00   Class :character   Class :character   Class :character  </w:t>
+      </w:r>
+      <w:r>
+        <w:br/>
+      </w:r>
+      <w:r>
+        <w:rPr>
+          <w:rStyle w:val="VerbatimChar"/>
+        </w:rPr>
+        <w:t xml:space="preserve">##  Median :15.00   Mode  :character   Mode  :character   Mode  :character  </w:t>
+      </w:r>
+      <w:r>
+        <w:br/>
+      </w:r>
+      <w:r>
+        <w:rPr>
+          <w:rStyle w:val="VerbatimChar"/>
+        </w:rPr>
+        <w:t xml:space="preserve">##  Mean   :13.35                                                           </w:t>
+      </w:r>
+      <w:r>
+        <w:br/>
+      </w:r>
+      <w:r>
+        <w:rPr>
+          <w:rStyle w:val="VerbatimChar"/>
+        </w:rPr>
+        <w:t xml:space="preserve">##  3rd Qu.:19.00                                                           </w:t>
+      </w:r>
+      <w:r>
+        <w:br/>
+      </w:r>
+      <w:r>
+        <w:rPr>
+          <w:rStyle w:val="VerbatimChar"/>
+        </w:rPr>
+        <w:t xml:space="preserve">##  Max.   :23.00                                                           </w:t>
+      </w:r>
+      <w:r>
+        <w:br/>
+      </w:r>
+      <w:r>
+        <w:rPr>
+          <w:rStyle w:val="VerbatimChar"/>
+        </w:rPr>
+        <w:t xml:space="preserve">##                                                                          </w:t>
+      </w:r>
+      <w:r>
+        <w:br/>
+      </w:r>
+      <w:r>
+        <w:rPr>
+          <w:rStyle w:val="VerbatimChar"/>
+        </w:rPr>
+        <w:t xml:space="preserve">##      trial          sequence       spp_sti            sex_sti         </w:t>
+      </w:r>
+      <w:r>
+        <w:br/>
+      </w:r>
+      <w:r>
+        <w:rPr>
+          <w:rStyle w:val="VerbatimChar"/>
+        </w:rPr>
+        <w:t xml:space="preserve">##  Min.   : 1.00   Min.   :  1.0   Length:241         Length:241        </w:t>
+      </w:r>
+      <w:r>
+        <w:br/>
+      </w:r>
+      <w:r>
+        <w:rPr>
+          <w:rStyle w:val="VerbatimChar"/>
+        </w:rPr>
+        <w:t xml:space="preserve">##  1st Qu.: 5.00   1st Qu.: 73.0   Class :character   Class :character  </w:t>
+      </w:r>
+      <w:r>
+        <w:br/>
+      </w:r>
+      <w:r>
+        <w:rPr>
+          <w:rStyle w:val="VerbatimChar"/>
+        </w:rPr>
+        <w:t xml:space="preserve">##  Median :11.00   Median :140.0   Mode  :character   Mode  :character  </w:t>
+      </w:r>
+      <w:r>
+        <w:br/>
+      </w:r>
+      <w:r>
+        <w:rPr>
+          <w:rStyle w:val="VerbatimChar"/>
+        </w:rPr>
+        <w:t xml:space="preserve">##  Mean   :10.57   Mean   :136.6                                        </w:t>
+      </w:r>
+      <w:r>
+        <w:br/>
+      </w:r>
+      <w:r>
+        <w:rPr>
+          <w:rStyle w:val="VerbatimChar"/>
+        </w:rPr>
+        <w:t xml:space="preserve">##  3rd Qu.:16.00   3rd Qu.:203.0                                        </w:t>
+      </w:r>
+      <w:r>
+        <w:br/>
+      </w:r>
+      <w:r>
+        <w:rPr>
+          <w:rStyle w:val="VerbatimChar"/>
+        </w:rPr>
+        <w:t xml:space="preserve">##  Max.   :20.00   Max.   :271.0                                        </w:t>
+      </w:r>
+      <w:r>
+        <w:br/>
+      </w:r>
+      <w:r>
+        <w:rPr>
+          <w:rStyle w:val="VerbatimChar"/>
+        </w:rPr>
+        <w:t xml:space="preserve">##                                                                       </w:t>
+      </w:r>
+      <w:r>
+        <w:br/>
+      </w:r>
+      <w:r>
+        <w:rPr>
+          <w:rStyle w:val="VerbatimChar"/>
+        </w:rPr>
+        <w:t xml:space="preserve">##    side_con            time_le          time_ri         val_con         </w:t>
+      </w:r>
+      <w:r>
+        <w:br/>
+      </w:r>
+      <w:r>
+        <w:rPr>
+          <w:rStyle w:val="VerbatimChar"/>
+        </w:rPr>
+        <w:t xml:space="preserve">##  Length:241         Min.   : 0.000   Min.   : 0.000   Length:241        </w:t>
+      </w:r>
+      <w:r>
+        <w:br/>
+      </w:r>
+      <w:r>
+        <w:rPr>
+          <w:rStyle w:val="VerbatimChar"/>
+        </w:rPr>
+        <w:t xml:space="preserve">##  Class :character   1st Qu.: 2.000   1st Qu.: 2.000   Class :character  </w:t>
+      </w:r>
+      <w:r>
+        <w:br/>
+      </w:r>
+      <w:r>
+        <w:rPr>
+          <w:rStyle w:val="VerbatimChar"/>
+        </w:rPr>
+        <w:t xml:space="preserve">##  Mode  :character   Median : 6.000   Median : 7.000   Mode  :character  </w:t>
+      </w:r>
+      <w:r>
+        <w:br/>
+      </w:r>
+      <w:r>
+        <w:rPr>
+          <w:rStyle w:val="VerbatimChar"/>
+        </w:rPr>
+        <w:t xml:space="preserve">##                     Mean   : 7.344   Mean   : 7.934                     </w:t>
+      </w:r>
+      <w:r>
+        <w:br/>
+      </w:r>
+      <w:r>
+        <w:rPr>
+          <w:rStyle w:val="VerbatimChar"/>
+        </w:rPr>
+        <w:t xml:space="preserve">##                     3rd Qu.:12.000   3rd Qu.:12.000                     </w:t>
+      </w:r>
+      <w:r>
+        <w:br/>
+      </w:r>
+      <w:r>
+        <w:rPr>
+          <w:rStyle w:val="VerbatimChar"/>
+        </w:rPr>
+        <w:t xml:space="preserve">##                     Max.   :24.000   Max.   :25.000                     </w:t>
+      </w:r>
+      <w:r>
+        <w:br/>
+      </w:r>
+      <w:r>
+        <w:rPr>
+          <w:rStyle w:val="VerbatimChar"/>
+        </w:rPr>
+        <w:t xml:space="preserve">##                                                                         </w:t>
+      </w:r>
+      <w:r>
+        <w:br/>
+      </w:r>
+      <w:r>
+        <w:rPr>
+          <w:rStyle w:val="VerbatimChar"/>
+        </w:rPr>
+        <w:t xml:space="preserve">##     matching         condit              index            control        </w:t>
+      </w:r>
+      <w:r>
+        <w:br/>
+      </w:r>
+      <w:r>
+        <w:rPr>
+          <w:rStyle w:val="VerbatimChar"/>
+        </w:rPr>
+        <w:t xml:space="preserve">##  Min.   :0.0000   Length:241         Min.   :-1.0000   Min.   :-1.00000  </w:t>
+      </w:r>
+      <w:r>
+        <w:br/>
+      </w:r>
+      <w:r>
+        <w:rPr>
+          <w:rStyle w:val="VerbatimChar"/>
+        </w:rPr>
+        <w:t xml:space="preserve">##  1st Qu.:0.0000   Class :character   1st Qu.:-0.1165   1st Qu.:-0.45077  </w:t>
+      </w:r>
+      <w:r>
+        <w:br/>
+      </w:r>
+      <w:r>
+        <w:rPr>
+          <w:rStyle w:val="VerbatimChar"/>
+        </w:rPr>
+        <w:t xml:space="preserve">##  Median :1.0000   Mode  :character   Median : 0.2596   Median : 0.00000  </w:t>
+      </w:r>
+      <w:r>
+        <w:br/>
+      </w:r>
+      <w:r>
+        <w:rPr>
+          <w:rStyle w:val="VerbatimChar"/>
+        </w:rPr>
+        <w:t xml:space="preserve">##  Mean   :0.6649                      Mean   : 0.1929   Mean   :-0.03666  </w:t>
+      </w:r>
+      <w:r>
+        <w:br/>
+      </w:r>
+      <w:r>
+        <w:rPr>
+          <w:rStyle w:val="VerbatimChar"/>
+        </w:rPr>
+        <w:t xml:space="preserve">##  3rd Qu.:1.0000                      3rd Qu.: 0.5402   3rd Qu.: 0.31789  </w:t>
+      </w:r>
+      <w:r>
+        <w:br/>
+      </w:r>
+      <w:r>
+        <w:rPr>
+          <w:rStyle w:val="VerbatimChar"/>
+        </w:rPr>
+        <w:t xml:space="preserve">##  Max.   :1.0000                      Max.   : 1.0000   Max.   : 0.96000  </w:t>
+      </w:r>
+      <w:r>
+        <w:br/>
+      </w:r>
+      <w:r>
+        <w:rPr>
+          <w:rStyle w:val="VerbatimChar"/>
+        </w:rPr>
+        <w:t xml:space="preserve">##  NA's   :53                          NA's   :53        NA's   :2         </w:t>
+      </w:r>
+      <w:r>
+        <w:br/>
+      </w:r>
+      <w:r>
+        <w:rPr>
+          <w:rStyle w:val="VerbatimChar"/>
+        </w:rPr>
+        <w:t xml:space="preserve">##     positive         negative         valence        </w:t>
+      </w:r>
+      <w:r>
+        <w:br/>
+      </w:r>
+      <w:r>
+        <w:rPr>
+          <w:rStyle w:val="VerbatimChar"/>
+        </w:rPr>
+        <w:t xml:space="preserve">##  Min.   : 0.000   Min.   : 0.000   Min.   :-1.00000  </w:t>
+      </w:r>
+      <w:r>
+        <w:br/>
+      </w:r>
+      <w:r>
+        <w:rPr>
+          <w:rStyle w:val="VerbatimChar"/>
+        </w:rPr>
+        <w:t xml:space="preserve">##  1st Qu.: 1.000   1st Qu.: 3.000   1st Qu.:-0.40000  </w:t>
+      </w:r>
+      <w:r>
+        <w:br/>
+      </w:r>
+      <w:r>
+        <w:rPr>
+          <w:rStyle w:val="VerbatimChar"/>
+        </w:rPr>
+        <w:t xml:space="preserve">##  Median : 6.000   Median : 7.000   Median : 0.00000  </w:t>
+      </w:r>
+      <w:r>
+        <w:br/>
+      </w:r>
+      <w:r>
+        <w:rPr>
+          <w:rStyle w:val="VerbatimChar"/>
+        </w:rPr>
+        <w:t xml:space="preserve">##  Mean   : 7.104   Mean   : 8.178   Mean   :-0.05196  </w:t>
+      </w:r>
+      <w:r>
+        <w:br/>
+      </w:r>
+      <w:r>
+        <w:rPr>
+          <w:rStyle w:val="VerbatimChar"/>
+        </w:rPr>
+        <w:t xml:space="preserve">##  3rd Qu.:11.000   3rd Qu.:12.000   3rd Qu.: 0.32667  </w:t>
+      </w:r>
+      <w:r>
+        <w:br/>
+      </w:r>
+      <w:r>
+        <w:rPr>
+          <w:rStyle w:val="VerbatimChar"/>
+        </w:rPr>
+        <w:t xml:space="preserve">##  Max.   :25.000   Max.   :25.000   Max.   : 1.00000  </w:t>
+      </w:r>
+      <w:r>
+        <w:br/>
+      </w:r>
+      <w:r>
+        <w:rPr>
+          <w:rStyle w:val="VerbatimChar"/>
+        </w:rPr>
+        <w:t xml:space="preserve">##                                    NA's   :2</w:t>
+      </w:r>
+    </w:p>
+    <w:p>
+      <w:pPr>
+        <w:pStyle w:val="FirstParagraph"/>
+      </w:pPr>
+      <w:r>
+        <w:t xml:space="preserve">Cleaning dataseet</w:t>
+      </w:r>
+    </w:p>
+    <w:p>
+      <w:pPr>
+        <w:pStyle w:val="SourceCode"/>
+      </w:pPr>
+      <w:r>
+        <w:rPr>
+          <w:rStyle w:val="NormalTok"/>
+        </w:rPr>
+        <w:t xml:space="preserve">clean_emotional_dogs </w:t>
+      </w:r>
+      <w:r>
+        <w:rPr>
+          <w:rStyle w:val="OtherTok"/>
+        </w:rPr>
+        <w:t xml:space="preserve">&lt;-</w:t>
+      </w:r>
+      <w:r>
+        <w:rPr>
+          <w:rStyle w:val="NormalTok"/>
+        </w:rPr>
+        <w:t xml:space="preserve"> emotional_dogs </w:t>
+      </w:r>
+      <w:r>
+        <w:rPr>
+          <w:rStyle w:val="SpecialCharTok"/>
+        </w:rPr>
+        <w:t xml:space="preserve">%&gt;%</w:t>
+      </w:r>
+      <w:r>
+        <w:br/>
+      </w:r>
+      <w:r>
+        <w:rPr>
+          <w:rStyle w:val="NormalTok"/>
+        </w:rPr>
+        <w:t xml:space="preserve">  </w:t>
+      </w:r>
+      <w:r>
+        <w:rPr>
+          <w:rStyle w:val="FunctionTok"/>
+        </w:rPr>
+        <w:t xml:space="preserve">select</w:t>
+      </w:r>
+      <w:r>
+        <w:rPr>
+          <w:rStyle w:val="NormalTok"/>
+        </w:rPr>
+        <w:t xml:space="preserve">(</w:t>
+      </w:r>
+      <w:r>
+        <w:br/>
+      </w:r>
+      <w:r>
+        <w:rPr>
+          <w:rStyle w:val="NormalTok"/>
+        </w:rPr>
+        <w:t xml:space="preserve">    dog,</w:t>
+      </w:r>
+      <w:r>
+        <w:br/>
+      </w:r>
+      <w:r>
+        <w:rPr>
+          <w:rStyle w:val="NormalTok"/>
+        </w:rPr>
+        <w:t xml:space="preserve">    sex,</w:t>
+      </w:r>
+      <w:r>
+        <w:br/>
+      </w:r>
+      <w:r>
+        <w:rPr>
+          <w:rStyle w:val="NormalTok"/>
+        </w:rPr>
+        <w:t xml:space="preserve">    spp_sti,</w:t>
+      </w:r>
+      <w:r>
+        <w:br/>
+      </w:r>
+      <w:r>
+        <w:rPr>
+          <w:rStyle w:val="NormalTok"/>
+        </w:rPr>
+        <w:t xml:space="preserve">    sex_sti,</w:t>
+      </w:r>
+      <w:r>
+        <w:br/>
+      </w:r>
+      <w:r>
+        <w:rPr>
+          <w:rStyle w:val="NormalTok"/>
+        </w:rPr>
+        <w:t xml:space="preserve">    matching,</w:t>
+      </w:r>
+      <w:r>
+        <w:br/>
+      </w:r>
+      <w:r>
+        <w:rPr>
+          <w:rStyle w:val="NormalTok"/>
+        </w:rPr>
+        <w:t xml:space="preserve">    condit,</w:t>
+      </w:r>
+      <w:r>
+        <w:br/>
+      </w:r>
+      <w:r>
+        <w:rPr>
+          <w:rStyle w:val="NormalTok"/>
+        </w:rPr>
+        <w:t xml:space="preserve">    group,</w:t>
+      </w:r>
+      <w:r>
+        <w:br/>
+      </w:r>
+      <w:r>
+        <w:rPr>
+          <w:rStyle w:val="NormalTok"/>
+        </w:rPr>
+        <w:t xml:space="preserve">    time_le,</w:t>
+      </w:r>
+      <w:r>
+        <w:br/>
+      </w:r>
+      <w:r>
+        <w:rPr>
+          <w:rStyle w:val="NormalTok"/>
+        </w:rPr>
+        <w:t xml:space="preserve">    time_ri,</w:t>
+      </w:r>
+      <w:r>
+        <w:br/>
+      </w:r>
+      <w:r>
+        <w:rPr>
+          <w:rStyle w:val="NormalTok"/>
+        </w:rPr>
+        <w:t xml:space="preserve">    index,</w:t>
+      </w:r>
+      <w:r>
+        <w:br/>
+      </w:r>
+      <w:r>
+        <w:rPr>
+          <w:rStyle w:val="NormalTok"/>
+        </w:rPr>
+        <w:t xml:space="preserve">    valence</w:t>
+      </w:r>
+      <w:r>
+        <w:br/>
+      </w:r>
+      <w:r>
+        <w:rPr>
+          <w:rStyle w:val="NormalTok"/>
+        </w:rPr>
+        <w:t xml:space="preserve">  ) </w:t>
+      </w:r>
+      <w:r>
+        <w:rPr>
+          <w:rStyle w:val="SpecialCharTok"/>
+        </w:rPr>
+        <w:t xml:space="preserve">%&gt;%</w:t>
+      </w:r>
+      <w:r>
+        <w:br/>
+      </w:r>
+      <w:r>
+        <w:rPr>
+          <w:rStyle w:val="NormalTok"/>
+        </w:rPr>
+        <w:t xml:space="preserve">  </w:t>
+      </w:r>
+      <w:r>
+        <w:rPr>
+          <w:rStyle w:val="FunctionTok"/>
+        </w:rPr>
+        <w:t xml:space="preserve">na.omit</w:t>
+      </w:r>
+      <w:r>
+        <w:rPr>
+          <w:rStyle w:val="NormalTok"/>
+        </w:rPr>
+        <w:t xml:space="preserve">()</w:t>
+      </w:r>
+    </w:p>
+    <w:p>
+      <w:pPr>
+        <w:pStyle w:val="FirstParagraph"/>
+      </w:pPr>
+      <w:r>
+        <w:t xml:space="preserve">Creating new variables</w:t>
+      </w:r>
+    </w:p>
+    <w:p>
+      <w:pPr>
+        <w:pStyle w:val="SourceCode"/>
+      </w:pPr>
+      <w:r>
+        <w:rPr>
+          <w:rStyle w:val="NormalTok"/>
+        </w:rPr>
+        <w:t xml:space="preserve">clean_emotional_dogs </w:t>
+      </w:r>
+      <w:r>
+        <w:rPr>
+          <w:rStyle w:val="OtherTok"/>
+        </w:rPr>
+        <w:t xml:space="preserve">&lt;-</w:t>
+      </w:r>
+      <w:r>
+        <w:rPr>
+          <w:rStyle w:val="NormalTok"/>
+        </w:rPr>
+        <w:t xml:space="preserve"> clean_emotional_dogs </w:t>
+      </w:r>
+      <w:r>
+        <w:rPr>
+          <w:rStyle w:val="SpecialCharTok"/>
+        </w:rPr>
+        <w:t xml:space="preserve">%&gt;%</w:t>
+      </w:r>
+      <w:r>
+        <w:br/>
+      </w:r>
+      <w:r>
+        <w:rPr>
+          <w:rStyle w:val="NormalTok"/>
+        </w:rPr>
+        <w:t xml:space="preserve">  </w:t>
+      </w:r>
+      <w:r>
+        <w:rPr>
+          <w:rStyle w:val="FunctionTok"/>
+        </w:rPr>
+        <w:t xml:space="preserve">mutate</w:t>
+      </w:r>
+      <w:r>
+        <w:rPr>
+          <w:rStyle w:val="NormalTok"/>
+        </w:rPr>
+        <w:t xml:space="preserve">(</w:t>
+      </w:r>
+      <w:r>
+        <w:br/>
+      </w:r>
+      <w:r>
+        <w:rPr>
+          <w:rStyle w:val="NormalTok"/>
+        </w:rPr>
+        <w:t xml:space="preserve">    </w:t>
+      </w:r>
+      <w:r>
+        <w:rPr>
+          <w:rStyle w:val="AttributeTok"/>
+        </w:rPr>
+        <w:t xml:space="preserve">total_time =</w:t>
+      </w:r>
+      <w:r>
+        <w:rPr>
+          <w:rStyle w:val="NormalTok"/>
+        </w:rPr>
+        <w:t xml:space="preserve"> time_le </w:t>
+      </w:r>
+      <w:r>
+        <w:rPr>
+          <w:rStyle w:val="SpecialCharTok"/>
+        </w:rPr>
+        <w:t xml:space="preserve">+</w:t>
+      </w:r>
+      <w:r>
+        <w:rPr>
+          <w:rStyle w:val="NormalTok"/>
+        </w:rPr>
+        <w:t xml:space="preserve"> time_ri,</w:t>
+      </w:r>
+      <w:r>
+        <w:br/>
+      </w:r>
+      <w:r>
+        <w:br/>
+      </w:r>
+      <w:r>
+        <w:rPr>
+          <w:rStyle w:val="NormalTok"/>
+        </w:rPr>
+        <w:t xml:space="preserve">    </w:t>
+      </w:r>
+      <w:r>
+        <w:rPr>
+          <w:rStyle w:val="AttributeTok"/>
+        </w:rPr>
+        <w:t xml:space="preserve">preference =</w:t>
+      </w:r>
+      <w:r>
+        <w:rPr>
+          <w:rStyle w:val="NormalTok"/>
+        </w:rPr>
+        <w:t xml:space="preserve"> </w:t>
+      </w:r>
+      <w:r>
+        <w:rPr>
+          <w:rStyle w:val="FunctionTok"/>
+        </w:rPr>
+        <w:t xml:space="preserve">case_when</w:t>
+      </w:r>
+      <w:r>
+        <w:rPr>
+          <w:rStyle w:val="NormalTok"/>
+        </w:rPr>
+        <w:t xml:space="preserve">(</w:t>
+      </w:r>
+      <w:r>
+        <w:br/>
+      </w:r>
+      <w:r>
+        <w:rPr>
+          <w:rStyle w:val="NormalTok"/>
+        </w:rPr>
+        <w:t xml:space="preserve">      time_le </w:t>
+      </w:r>
+      <w:r>
+        <w:rPr>
+          <w:rStyle w:val="SpecialCharTok"/>
+        </w:rPr>
+        <w:t xml:space="preserve">&gt;</w:t>
+      </w:r>
+      <w:r>
+        <w:rPr>
+          <w:rStyle w:val="NormalTok"/>
+        </w:rPr>
+        <w:t xml:space="preserve"> time_ri </w:t>
+      </w:r>
+      <w:r>
+        <w:rPr>
+          <w:rStyle w:val="SpecialCharTok"/>
+        </w:rPr>
+        <w:t xml:space="preserve">~</w:t>
+      </w:r>
+      <w:r>
+        <w:rPr>
+          <w:rStyle w:val="NormalTok"/>
+        </w:rPr>
+        <w:t xml:space="preserve"> </w:t>
+      </w:r>
+      <w:r>
+        <w:rPr>
+          <w:rStyle w:val="StringTok"/>
+        </w:rPr>
+        <w:t xml:space="preserve">"Left"</w:t>
+      </w:r>
+      <w:r>
+        <w:rPr>
+          <w:rStyle w:val="NormalTok"/>
+        </w:rPr>
+        <w:t xml:space="preserve">,</w:t>
+      </w:r>
+      <w:r>
+        <w:br/>
+      </w:r>
+      <w:r>
+        <w:rPr>
+          <w:rStyle w:val="NormalTok"/>
+        </w:rPr>
+        <w:t xml:space="preserve">      time_ri </w:t>
+      </w:r>
+      <w:r>
+        <w:rPr>
+          <w:rStyle w:val="SpecialCharTok"/>
+        </w:rPr>
+        <w:t xml:space="preserve">&gt;</w:t>
+      </w:r>
+      <w:r>
+        <w:rPr>
+          <w:rStyle w:val="NormalTok"/>
+        </w:rPr>
+        <w:t xml:space="preserve"> time_le </w:t>
+      </w:r>
+      <w:r>
+        <w:rPr>
+          <w:rStyle w:val="SpecialCharTok"/>
+        </w:rPr>
+        <w:t xml:space="preserve">~</w:t>
+      </w:r>
+      <w:r>
+        <w:rPr>
+          <w:rStyle w:val="NormalTok"/>
+        </w:rPr>
+        <w:t xml:space="preserve"> </w:t>
+      </w:r>
+      <w:r>
+        <w:rPr>
+          <w:rStyle w:val="StringTok"/>
+        </w:rPr>
+        <w:t xml:space="preserve">"Right"</w:t>
+      </w:r>
+      <w:r>
+        <w:rPr>
+          <w:rStyle w:val="NormalTok"/>
+        </w:rPr>
+        <w:t xml:space="preserve">,</w:t>
+      </w:r>
+      <w:r>
+        <w:br/>
+      </w:r>
+      <w:r>
+        <w:rPr>
+          <w:rStyle w:val="NormalTok"/>
+        </w:rPr>
+        <w:t xml:space="preserve">      </w:t>
+      </w:r>
+      <w:r>
+        <w:rPr>
+          <w:rStyle w:val="ConstantTok"/>
+        </w:rPr>
+        <w:t xml:space="preserve">TRUE</w:t>
+      </w:r>
+      <w:r>
+        <w:rPr>
+          <w:rStyle w:val="NormalTok"/>
+        </w:rPr>
+        <w:t xml:space="preserve"> </w:t>
+      </w:r>
+      <w:r>
+        <w:rPr>
+          <w:rStyle w:val="SpecialCharTok"/>
+        </w:rPr>
+        <w:t xml:space="preserve">~</w:t>
+      </w:r>
+      <w:r>
+        <w:rPr>
+          <w:rStyle w:val="NormalTok"/>
+        </w:rPr>
+        <w:t xml:space="preserve"> </w:t>
+      </w:r>
+      <w:r>
+        <w:rPr>
+          <w:rStyle w:val="StringTok"/>
+        </w:rPr>
+        <w:t xml:space="preserve">"Equal"</w:t>
+      </w:r>
+      <w:r>
+        <w:br/>
+      </w:r>
+      <w:r>
+        <w:rPr>
+          <w:rStyle w:val="NormalTok"/>
+        </w:rPr>
+        <w:t xml:space="preserve">    ),</w:t>
+      </w:r>
+      <w:r>
+        <w:br/>
+      </w:r>
+      <w:r>
+        <w:br/>
+      </w:r>
+      <w:r>
+        <w:rPr>
+          <w:rStyle w:val="NormalTok"/>
+        </w:rPr>
+        <w:t xml:space="preserve">    </w:t>
+      </w:r>
+      <w:r>
+        <w:rPr>
+          <w:rStyle w:val="AttributeTok"/>
+        </w:rPr>
+        <w:t xml:space="preserve">abs_index =</w:t>
+      </w:r>
+      <w:r>
+        <w:rPr>
+          <w:rStyle w:val="NormalTok"/>
+        </w:rPr>
+        <w:t xml:space="preserve"> </w:t>
+      </w:r>
+      <w:r>
+        <w:rPr>
+          <w:rStyle w:val="FunctionTok"/>
+        </w:rPr>
+        <w:t xml:space="preserve">abs</w:t>
+      </w:r>
+      <w:r>
+        <w:rPr>
+          <w:rStyle w:val="NormalTok"/>
+        </w:rPr>
+        <w:t xml:space="preserve">(index)</w:t>
+      </w:r>
+      <w:r>
+        <w:br/>
+      </w:r>
+      <w:r>
+        <w:rPr>
+          <w:rStyle w:val="NormalTok"/>
+        </w:rPr>
+        <w:t xml:space="preserve">  )</w:t>
+      </w:r>
+    </w:p>
+    <w:p>
+      <w:pPr>
+        <w:pStyle w:val="FirstParagraph"/>
+      </w:pPr>
+      <w:r>
+        <w:t xml:space="preserve">Figure 1: Human vs Canine Emotional Reaction</w:t>
+      </w:r>
+    </w:p>
+    <w:p>
+      <w:pPr>
+        <w:pStyle w:val="SourceCode"/>
+      </w:pPr>
+      <w:r>
+        <w:rPr>
+          <w:rStyle w:val="FunctionTok"/>
+        </w:rPr>
+        <w:t xml:space="preserve">ggplot</w:t>
+      </w:r>
+      <w:r>
+        <w:rPr>
+          <w:rStyle w:val="NormalTok"/>
+        </w:rPr>
+        <w:t xml:space="preserve">(clean_emotional_dogs, </w:t>
+      </w:r>
+      <w:r>
+        <w:rPr>
+          <w:rStyle w:val="FunctionTok"/>
+        </w:rPr>
+        <w:t xml:space="preserve">aes</w:t>
+      </w:r>
+      <w:r>
+        <w:rPr>
+          <w:rStyle w:val="NormalTok"/>
+        </w:rPr>
+        <w:t xml:space="preserve">(</w:t>
+      </w:r>
+      <w:r>
+        <w:rPr>
+          <w:rStyle w:val="AttributeTok"/>
+        </w:rPr>
+        <w:t xml:space="preserve">x =</w:t>
+      </w:r>
+      <w:r>
+        <w:rPr>
+          <w:rStyle w:val="NormalTok"/>
+        </w:rPr>
+        <w:t xml:space="preserve"> spp_sti, </w:t>
+      </w:r>
+      <w:r>
+        <w:rPr>
+          <w:rStyle w:val="AttributeTok"/>
+        </w:rPr>
+        <w:t xml:space="preserve">y =</w:t>
+      </w:r>
+      <w:r>
+        <w:rPr>
+          <w:rStyle w:val="NormalTok"/>
+        </w:rPr>
+        <w:t xml:space="preserve"> valence)) </w:t>
+      </w:r>
+      <w:r>
+        <w:rPr>
+          <w:rStyle w:val="SpecialCharTok"/>
+        </w:rPr>
+        <w:t xml:space="preserve">+</w:t>
+      </w:r>
+      <w:r>
+        <w:br/>
+      </w:r>
+      <w:r>
+        <w:rPr>
+          <w:rStyle w:val="NormalTok"/>
+        </w:rPr>
+        <w:t xml:space="preserve">  </w:t>
+      </w:r>
+      <w:r>
+        <w:rPr>
+          <w:rStyle w:val="FunctionTok"/>
+        </w:rPr>
+        <w:t xml:space="preserve">geom_boxplot</w:t>
+      </w:r>
+      <w:r>
+        <w:rPr>
+          <w:rStyle w:val="NormalTok"/>
+        </w:rPr>
+        <w:t xml:space="preserve">(</w:t>
+      </w:r>
+      <w:r>
+        <w:rPr>
+          <w:rStyle w:val="AttributeTok"/>
+        </w:rPr>
+        <w:t xml:space="preserve">width =</w:t>
+      </w:r>
+      <w:r>
+        <w:rPr>
+          <w:rStyle w:val="NormalTok"/>
+        </w:rPr>
+        <w:t xml:space="preserve"> </w:t>
+      </w:r>
+      <w:r>
+        <w:rPr>
+          <w:rStyle w:val="FloatTok"/>
+        </w:rPr>
+        <w:t xml:space="preserve">0.15</w:t>
+      </w:r>
+      <w:r>
+        <w:rPr>
+          <w:rStyle w:val="NormalTok"/>
+        </w:rPr>
+        <w:t xml:space="preserve">, </w:t>
+      </w:r>
+      <w:r>
+        <w:rPr>
+          <w:rStyle w:val="AttributeTok"/>
+        </w:rPr>
+        <w:t xml:space="preserve">outlier.alpha =</w:t>
+      </w:r>
+      <w:r>
+        <w:rPr>
+          <w:rStyle w:val="NormalTok"/>
+        </w:rPr>
+        <w:t xml:space="preserve"> </w:t>
+      </w:r>
+      <w:r>
+        <w:rPr>
+          <w:rStyle w:val="FloatTok"/>
+        </w:rPr>
+        <w:t xml:space="preserve">0.3</w:t>
+      </w:r>
+      <w:r>
+        <w:rPr>
+          <w:rStyle w:val="NormalTok"/>
+        </w:rPr>
+        <w:t xml:space="preserve">) </w:t>
+      </w:r>
+      <w:r>
+        <w:rPr>
+          <w:rStyle w:val="SpecialCharTok"/>
+        </w:rPr>
+        <w:t xml:space="preserve">+</w:t>
+      </w:r>
+      <w:r>
+        <w:br/>
+      </w:r>
+      <w:r>
+        <w:rPr>
+          <w:rStyle w:val="NormalTok"/>
+        </w:rPr>
+        <w:t xml:space="preserve">  </w:t>
+      </w:r>
+      <w:r>
+        <w:rPr>
+          <w:rStyle w:val="FunctionTok"/>
+        </w:rPr>
+        <w:t xml:space="preserve">labs</w:t>
+      </w:r>
+      <w:r>
+        <w:rPr>
+          <w:rStyle w:val="NormalTok"/>
+        </w:rPr>
+        <w:t xml:space="preserve">(</w:t>
+      </w:r>
+      <w:r>
+        <w:br/>
+      </w:r>
+      <w:r>
+        <w:rPr>
+          <w:rStyle w:val="NormalTok"/>
+        </w:rPr>
+        <w:t xml:space="preserve">    </w:t>
+      </w:r>
+      <w:r>
+        <w:rPr>
+          <w:rStyle w:val="AttributeTok"/>
+        </w:rPr>
+        <w:t xml:space="preserve">title =</w:t>
+      </w:r>
+      <w:r>
+        <w:rPr>
+          <w:rStyle w:val="NormalTok"/>
+        </w:rPr>
+        <w:t xml:space="preserve"> </w:t>
+      </w:r>
+      <w:r>
+        <w:rPr>
+          <w:rStyle w:val="StringTok"/>
+        </w:rPr>
+        <w:t xml:space="preserve">"Human vs Canine Emotional Reaction"</w:t>
+      </w:r>
+      <w:r>
+        <w:rPr>
+          <w:rStyle w:val="NormalTok"/>
+        </w:rPr>
+        <w:t xml:space="preserve">,</w:t>
+      </w:r>
+      <w:r>
+        <w:br/>
+      </w:r>
+      <w:r>
+        <w:rPr>
+          <w:rStyle w:val="NormalTok"/>
+        </w:rPr>
+        <w:t xml:space="preserve">    </w:t>
+      </w:r>
+      <w:r>
+        <w:rPr>
+          <w:rStyle w:val="AttributeTok"/>
+        </w:rPr>
+        <w:t xml:space="preserve">x =</w:t>
+      </w:r>
+      <w:r>
+        <w:rPr>
+          <w:rStyle w:val="NormalTok"/>
+        </w:rPr>
+        <w:t xml:space="preserve"> </w:t>
+      </w:r>
+      <w:r>
+        <w:rPr>
+          <w:rStyle w:val="StringTok"/>
+        </w:rPr>
+        <w:t xml:space="preserve">"Stimulus Type"</w:t>
+      </w:r>
+      <w:r>
+        <w:rPr>
+          <w:rStyle w:val="NormalTok"/>
+        </w:rPr>
+        <w:t xml:space="preserve">,</w:t>
+      </w:r>
+      <w:r>
+        <w:br/>
+      </w:r>
+      <w:r>
+        <w:rPr>
+          <w:rStyle w:val="NormalTok"/>
+        </w:rPr>
+        <w:t xml:space="preserve">    </w:t>
+      </w:r>
+      <w:r>
+        <w:rPr>
+          <w:rStyle w:val="AttributeTok"/>
+        </w:rPr>
+        <w:t xml:space="preserve">y =</w:t>
+      </w:r>
+      <w:r>
+        <w:rPr>
+          <w:rStyle w:val="NormalTok"/>
+        </w:rPr>
+        <w:t xml:space="preserve"> </w:t>
+      </w:r>
+      <w:r>
+        <w:rPr>
+          <w:rStyle w:val="StringTok"/>
+        </w:rPr>
+        <w:t xml:space="preserve">"Valence"</w:t>
+      </w:r>
+      <w:r>
+        <w:br/>
+      </w:r>
+      <w:r>
+        <w:rPr>
+          <w:rStyle w:val="NormalTok"/>
+        </w:rPr>
+        <w:t xml:space="preserve">  ) </w:t>
+      </w:r>
+      <w:r>
+        <w:rPr>
+          <w:rStyle w:val="SpecialCharTok"/>
+        </w:rPr>
+        <w:t xml:space="preserve">+</w:t>
+      </w:r>
+      <w:r>
+        <w:br/>
+      </w:r>
+      <w:r>
+        <w:rPr>
+          <w:rStyle w:val="NormalTok"/>
+        </w:rPr>
+        <w:t xml:space="preserve">  </w:t>
+      </w:r>
+      <w:r>
+        <w:rPr>
+          <w:rStyle w:val="FunctionTok"/>
+        </w:rPr>
+        <w:t xml:space="preserve">theme_minimal</w:t>
+      </w:r>
+      <w:r>
+        <w:rPr>
+          <w:rStyle w:val="NormalTok"/>
+        </w:rPr>
+        <w:t xml:space="preserve">() </w:t>
+      </w:r>
+      <w:r>
+        <w:rPr>
+          <w:rStyle w:val="SpecialCharTok"/>
+        </w:rPr>
+        <w:t xml:space="preserve">+</w:t>
+      </w:r>
+      <w:r>
+        <w:br/>
+      </w:r>
+      <w:r>
+        <w:rPr>
+          <w:rStyle w:val="NormalTok"/>
+        </w:rPr>
+        <w:t xml:space="preserve">  </w:t>
+      </w:r>
+      <w:r>
+        <w:rPr>
+          <w:rStyle w:val="FunctionTok"/>
+        </w:rPr>
+        <w:t xml:space="preserve">theme</w:t>
+      </w:r>
+      <w:r>
+        <w:rPr>
+          <w:rStyle w:val="NormalTok"/>
+        </w:rPr>
+        <w:t xml:space="preserve">(</w:t>
+      </w:r>
+      <w:r>
+        <w:br/>
+      </w:r>
+      <w:r>
+        <w:rPr>
+          <w:rStyle w:val="NormalTok"/>
+        </w:rPr>
+        <w:t xml:space="preserve">    </w:t>
+      </w:r>
+      <w:r>
+        <w:rPr>
+          <w:rStyle w:val="AttributeTok"/>
+        </w:rPr>
+        <w:t xml:space="preserve">plot.title =</w:t>
+      </w:r>
+      <w:r>
+        <w:rPr>
+          <w:rStyle w:val="NormalTok"/>
+        </w:rPr>
+        <w:t xml:space="preserve"> </w:t>
+      </w:r>
+      <w:r>
+        <w:rPr>
+          <w:rStyle w:val="FunctionTok"/>
+        </w:rPr>
+        <w:t xml:space="preserve">element_text</w:t>
+      </w:r>
+      <w:r>
+        <w:rPr>
+          <w:rStyle w:val="NormalTok"/>
+        </w:rPr>
+        <w:t xml:space="preserve">(</w:t>
+      </w:r>
+      <w:r>
+        <w:rPr>
+          <w:rStyle w:val="AttributeTok"/>
+        </w:rPr>
+        <w:t xml:space="preserve">hjust =</w:t>
+      </w:r>
+      <w:r>
+        <w:rPr>
+          <w:rStyle w:val="NormalTok"/>
+        </w:rPr>
+        <w:t xml:space="preserve"> </w:t>
+      </w:r>
+      <w:r>
+        <w:rPr>
+          <w:rStyle w:val="FloatTok"/>
+        </w:rPr>
+        <w:t xml:space="preserve">0.5</w:t>
+      </w:r>
+      <w:r>
+        <w:rPr>
+          <w:rStyle w:val="NormalTok"/>
+        </w:rPr>
+        <w:t xml:space="preserve">, </w:t>
+      </w:r>
+      <w:r>
+        <w:rPr>
+          <w:rStyle w:val="AttributeTok"/>
+        </w:rPr>
+        <w:t xml:space="preserve">face =</w:t>
+      </w:r>
+      <w:r>
+        <w:rPr>
+          <w:rStyle w:val="NormalTok"/>
+        </w:rPr>
+        <w:t xml:space="preserve"> </w:t>
+      </w:r>
+      <w:r>
+        <w:rPr>
+          <w:rStyle w:val="StringTok"/>
+        </w:rPr>
+        <w:t xml:space="preserve">"bold"</w:t>
+      </w:r>
+      <w:r>
+        <w:rPr>
+          <w:rStyle w:val="NormalTok"/>
+        </w:rPr>
+        <w:t xml:space="preserve">, </w:t>
+      </w:r>
+      <w:r>
+        <w:rPr>
+          <w:rStyle w:val="AttributeTok"/>
+        </w:rPr>
+        <w:t xml:space="preserve">size =</w:t>
+      </w:r>
+      <w:r>
+        <w:rPr>
+          <w:rStyle w:val="NormalTok"/>
+        </w:rPr>
+        <w:t xml:space="preserve"> </w:t>
+      </w:r>
+      <w:r>
+        <w:rPr>
+          <w:rStyle w:val="DecValTok"/>
+        </w:rPr>
+        <w:t xml:space="preserve">15</w:t>
+      </w:r>
+      <w:r>
+        <w:rPr>
+          <w:rStyle w:val="NormalTok"/>
+        </w:rPr>
+        <w:t xml:space="preserve">),</w:t>
+      </w:r>
+      <w:r>
+        <w:br/>
+      </w:r>
+      <w:r>
+        <w:rPr>
+          <w:rStyle w:val="NormalTok"/>
+        </w:rPr>
+        <w:t xml:space="preserve">    </w:t>
+      </w:r>
+      <w:r>
+        <w:rPr>
+          <w:rStyle w:val="AttributeTok"/>
+        </w:rPr>
+        <w:t xml:space="preserve">axis.title =</w:t>
+      </w:r>
+      <w:r>
+        <w:rPr>
+          <w:rStyle w:val="NormalTok"/>
+        </w:rPr>
+        <w:t xml:space="preserve"> </w:t>
+      </w:r>
+      <w:r>
+        <w:rPr>
+          <w:rStyle w:val="FunctionTok"/>
+        </w:rPr>
+        <w:t xml:space="preserve">element_text</w:t>
+      </w:r>
+      <w:r>
+        <w:rPr>
+          <w:rStyle w:val="NormalTok"/>
+        </w:rPr>
+        <w:t xml:space="preserve">(</w:t>
+      </w:r>
+      <w:r>
+        <w:rPr>
+          <w:rStyle w:val="AttributeTok"/>
+        </w:rPr>
+        <w:t xml:space="preserve">size =</w:t>
+      </w:r>
+      <w:r>
+        <w:rPr>
+          <w:rStyle w:val="NormalTok"/>
+        </w:rPr>
+        <w:t xml:space="preserve"> </w:t>
+      </w:r>
+      <w:r>
+        <w:rPr>
+          <w:rStyle w:val="DecValTok"/>
+        </w:rPr>
+        <w:t xml:space="preserve">13</w:t>
+      </w:r>
+      <w:r>
+        <w:rPr>
+          <w:rStyle w:val="NormalTok"/>
+        </w:rPr>
+        <w:t xml:space="preserve">),</w:t>
+      </w:r>
+      <w:r>
+        <w:br/>
+      </w:r>
+      <w:r>
+        <w:rPr>
+          <w:rStyle w:val="NormalTok"/>
+        </w:rPr>
+        <w:t xml:space="preserve">    </w:t>
+      </w:r>
+      <w:r>
+        <w:rPr>
+          <w:rStyle w:val="AttributeTok"/>
+        </w:rPr>
+        <w:t xml:space="preserve">axis.text =</w:t>
+      </w:r>
+      <w:r>
+        <w:rPr>
+          <w:rStyle w:val="NormalTok"/>
+        </w:rPr>
+        <w:t xml:space="preserve"> </w:t>
+      </w:r>
+      <w:r>
+        <w:rPr>
+          <w:rStyle w:val="FunctionTok"/>
+        </w:rPr>
+        <w:t xml:space="preserve">element_text</w:t>
+      </w:r>
+      <w:r>
+        <w:rPr>
+          <w:rStyle w:val="NormalTok"/>
+        </w:rPr>
+        <w:t xml:space="preserve">(</w:t>
+      </w:r>
+      <w:r>
+        <w:rPr>
+          <w:rStyle w:val="AttributeTok"/>
+        </w:rPr>
+        <w:t xml:space="preserve">size =</w:t>
+      </w:r>
+      <w:r>
+        <w:rPr>
+          <w:rStyle w:val="NormalTok"/>
+        </w:rPr>
+        <w:t xml:space="preserve"> </w:t>
+      </w:r>
+      <w:r>
+        <w:rPr>
+          <w:rStyle w:val="DecValTok"/>
+        </w:rPr>
+        <w:t xml:space="preserve">11</w:t>
+      </w:r>
+      <w:r>
+        <w:rPr>
+          <w:rStyle w:val="NormalTok"/>
+        </w:rPr>
+        <w:t xml:space="preserve">),</w:t>
+      </w:r>
+      <w:r>
+        <w:br/>
+      </w:r>
+      <w:r>
+        <w:rPr>
+          <w:rStyle w:val="NormalTok"/>
+        </w:rPr>
+        <w:t xml:space="preserve">    </w:t>
+      </w:r>
+      <w:r>
+        <w:rPr>
+          <w:rStyle w:val="AttributeTok"/>
+        </w:rPr>
+        <w:t xml:space="preserve">panel.grid.major =</w:t>
+      </w:r>
+      <w:r>
+        <w:rPr>
+          <w:rStyle w:val="NormalTok"/>
+        </w:rPr>
+        <w:t xml:space="preserve"> </w:t>
+      </w:r>
+      <w:r>
+        <w:rPr>
+          <w:rStyle w:val="FunctionTok"/>
+        </w:rPr>
+        <w:t xml:space="preserve">element_line</w:t>
+      </w:r>
+      <w:r>
+        <w:rPr>
+          <w:rStyle w:val="NormalTok"/>
+        </w:rPr>
+        <w:t xml:space="preserve">(</w:t>
+      </w:r>
+      <w:r>
+        <w:rPr>
+          <w:rStyle w:val="AttributeTok"/>
+        </w:rPr>
+        <w:t xml:space="preserve">color =</w:t>
+      </w:r>
+      <w:r>
+        <w:rPr>
+          <w:rStyle w:val="NormalTok"/>
+        </w:rPr>
+        <w:t xml:space="preserve"> </w:t>
+      </w:r>
+      <w:r>
+        <w:rPr>
+          <w:rStyle w:val="FunctionTok"/>
+        </w:rPr>
+        <w:t xml:space="preserve">adjustcolor</w:t>
+      </w:r>
+      <w:r>
+        <w:rPr>
+          <w:rStyle w:val="NormalTok"/>
+        </w:rPr>
+        <w:t xml:space="preserve">(</w:t>
+      </w:r>
+      <w:r>
+        <w:rPr>
+          <w:rStyle w:val="StringTok"/>
+        </w:rPr>
+        <w:t xml:space="preserve">"pink"</w:t>
+      </w:r>
+      <w:r>
+        <w:rPr>
+          <w:rStyle w:val="NormalTok"/>
+        </w:rPr>
+        <w:t xml:space="preserve">, </w:t>
+      </w:r>
+      <w:r>
+        <w:rPr>
+          <w:rStyle w:val="AttributeTok"/>
+        </w:rPr>
+        <w:t xml:space="preserve">alpha.f =</w:t>
+      </w:r>
+      <w:r>
+        <w:rPr>
+          <w:rStyle w:val="NormalTok"/>
+        </w:rPr>
+        <w:t xml:space="preserve"> </w:t>
+      </w:r>
+      <w:r>
+        <w:rPr>
+          <w:rStyle w:val="FloatTok"/>
+        </w:rPr>
+        <w:t xml:space="preserve">0.2</w:t>
+      </w:r>
+      <w:r>
+        <w:rPr>
+          <w:rStyle w:val="NormalTok"/>
+        </w:rPr>
+        <w:t xml:space="preserve">)),</w:t>
+      </w:r>
+      <w:r>
+        <w:br/>
+      </w:r>
+      <w:r>
+        <w:rPr>
+          <w:rStyle w:val="NormalTok"/>
+        </w:rPr>
+        <w:t xml:space="preserve">    </w:t>
+      </w:r>
+      <w:r>
+        <w:rPr>
+          <w:rStyle w:val="AttributeTok"/>
+        </w:rPr>
+        <w:t xml:space="preserve">panel.background =</w:t>
+      </w:r>
+      <w:r>
+        <w:rPr>
+          <w:rStyle w:val="NormalTok"/>
+        </w:rPr>
+        <w:t xml:space="preserve"> </w:t>
+      </w:r>
+      <w:r>
+        <w:rPr>
+          <w:rStyle w:val="FunctionTok"/>
+        </w:rPr>
+        <w:t xml:space="preserve">element_rect</w:t>
+      </w:r>
+      <w:r>
+        <w:rPr>
+          <w:rStyle w:val="NormalTok"/>
+        </w:rPr>
+        <w:t xml:space="preserve">(</w:t>
+      </w:r>
+      <w:r>
+        <w:rPr>
+          <w:rStyle w:val="AttributeTok"/>
+        </w:rPr>
+        <w:t xml:space="preserve">fill =</w:t>
+      </w:r>
+      <w:r>
+        <w:rPr>
+          <w:rStyle w:val="NormalTok"/>
+        </w:rPr>
+        <w:t xml:space="preserve"> </w:t>
+      </w:r>
+      <w:r>
+        <w:rPr>
+          <w:rStyle w:val="StringTok"/>
+        </w:rPr>
+        <w:t xml:space="preserve">"lavenderblush"</w:t>
+      </w:r>
+      <w:r>
+        <w:rPr>
+          <w:rStyle w:val="NormalTok"/>
+        </w:rPr>
+        <w:t xml:space="preserve">)</w:t>
+      </w:r>
+      <w:r>
+        <w:br/>
+      </w:r>
+      <w:r>
+        <w:rPr>
+          <w:rStyle w:val="NormalTok"/>
+        </w:rPr>
+        <w:t xml:space="preserve">  ) </w:t>
+      </w:r>
+      <w:r>
+        <w:rPr>
+          <w:rStyle w:val="SpecialCharTok"/>
+        </w:rPr>
+        <w:t xml:space="preserve">+</w:t>
+      </w:r>
+      <w:r>
+        <w:br/>
+      </w:r>
+      <w:r>
+        <w:rPr>
+          <w:rStyle w:val="NormalTok"/>
+        </w:rPr>
+        <w:t xml:space="preserve">  </w:t>
+      </w:r>
+      <w:r>
+        <w:rPr>
+          <w:rStyle w:val="FunctionTok"/>
+        </w:rPr>
+        <w:t xml:space="preserve">annotate</w:t>
+      </w:r>
+      <w:r>
+        <w:rPr>
+          <w:rStyle w:val="NormalTok"/>
+        </w:rPr>
+        <w:t xml:space="preserve">(</w:t>
+      </w:r>
+      <w:r>
+        <w:br/>
+      </w:r>
+      <w:r>
+        <w:rPr>
+          <w:rStyle w:val="NormalTok"/>
+        </w:rPr>
+        <w:t xml:space="preserve">    </w:t>
+      </w:r>
+      <w:r>
+        <w:rPr>
+          <w:rStyle w:val="StringTok"/>
+        </w:rPr>
+        <w:t xml:space="preserve">"text"</w:t>
+      </w:r>
+      <w:r>
+        <w:rPr>
+          <w:rStyle w:val="NormalTok"/>
+        </w:rPr>
+        <w:t xml:space="preserve">,</w:t>
+      </w:r>
+      <w:r>
+        <w:br/>
+      </w:r>
+      <w:r>
+        <w:rPr>
+          <w:rStyle w:val="NormalTok"/>
+        </w:rPr>
+        <w:t xml:space="preserve">    </w:t>
+      </w:r>
+      <w:r>
+        <w:rPr>
+          <w:rStyle w:val="AttributeTok"/>
+        </w:rPr>
+        <w:t xml:space="preserve">x =</w:t>
+      </w:r>
+      <w:r>
+        <w:rPr>
+          <w:rStyle w:val="NormalTok"/>
+        </w:rPr>
+        <w:t xml:space="preserve"> </w:t>
+      </w:r>
+      <w:r>
+        <w:rPr>
+          <w:rStyle w:val="ConstantTok"/>
+        </w:rPr>
+        <w:t xml:space="preserve">Inf</w:t>
+      </w:r>
+      <w:r>
+        <w:rPr>
+          <w:rStyle w:val="NormalTok"/>
+        </w:rPr>
+        <w:t xml:space="preserve">,</w:t>
+      </w:r>
+      <w:r>
+        <w:br/>
+      </w:r>
+      <w:r>
+        <w:rPr>
+          <w:rStyle w:val="NormalTok"/>
+        </w:rPr>
+        <w:t xml:space="preserve">    </w:t>
+      </w:r>
+      <w:r>
+        <w:rPr>
+          <w:rStyle w:val="AttributeTok"/>
+        </w:rPr>
+        <w:t xml:space="preserve">y =</w:t>
+      </w:r>
+      <w:r>
+        <w:rPr>
+          <w:rStyle w:val="NormalTok"/>
+        </w:rPr>
+        <w:t xml:space="preserve"> </w:t>
+      </w:r>
+      <w:r>
+        <w:rPr>
+          <w:rStyle w:val="ConstantTok"/>
+        </w:rPr>
+        <w:t xml:space="preserve">Inf</w:t>
+      </w:r>
+      <w:r>
+        <w:rPr>
+          <w:rStyle w:val="NormalTok"/>
+        </w:rPr>
+        <w:t xml:space="preserve">,</w:t>
+      </w:r>
+      <w:r>
+        <w:br/>
+      </w:r>
+      <w:r>
+        <w:rPr>
+          <w:rStyle w:val="NormalTok"/>
+        </w:rPr>
+        <w:t xml:space="preserve">    </w:t>
+      </w:r>
+      <w:r>
+        <w:rPr>
+          <w:rStyle w:val="AttributeTok"/>
+        </w:rPr>
+        <w:t xml:space="preserve">label =</w:t>
+      </w:r>
+      <w:r>
+        <w:rPr>
+          <w:rStyle w:val="NormalTok"/>
+        </w:rPr>
+        <w:t xml:space="preserve"> </w:t>
+      </w:r>
+      <w:r>
+        <w:rPr>
+          <w:rStyle w:val="StringTok"/>
+        </w:rPr>
+        <w:t xml:space="preserve">"(a)"</w:t>
+      </w:r>
+      <w:r>
+        <w:rPr>
+          <w:rStyle w:val="NormalTok"/>
+        </w:rPr>
+        <w:t xml:space="preserve">,</w:t>
+      </w:r>
+      <w:r>
+        <w:br/>
+      </w:r>
+      <w:r>
+        <w:rPr>
+          <w:rStyle w:val="NormalTok"/>
+        </w:rPr>
+        <w:t xml:space="preserve">    </w:t>
+      </w:r>
+      <w:r>
+        <w:rPr>
+          <w:rStyle w:val="AttributeTok"/>
+        </w:rPr>
+        <w:t xml:space="preserve">hjust =</w:t>
+      </w:r>
+      <w:r>
+        <w:rPr>
+          <w:rStyle w:val="NormalTok"/>
+        </w:rPr>
+        <w:t xml:space="preserve"> </w:t>
+      </w:r>
+      <w:r>
+        <w:rPr>
+          <w:rStyle w:val="FloatTok"/>
+        </w:rPr>
+        <w:t xml:space="preserve">1.2</w:t>
+      </w:r>
+      <w:r>
+        <w:rPr>
+          <w:rStyle w:val="NormalTok"/>
+        </w:rPr>
+        <w:t xml:space="preserve">,</w:t>
+      </w:r>
+      <w:r>
+        <w:br/>
+      </w:r>
+      <w:r>
+        <w:rPr>
+          <w:rStyle w:val="NormalTok"/>
+        </w:rPr>
+        <w:t xml:space="preserve">    </w:t>
+      </w:r>
+      <w:r>
+        <w:rPr>
+          <w:rStyle w:val="AttributeTok"/>
+        </w:rPr>
+        <w:t xml:space="preserve">vjust =</w:t>
+      </w:r>
+      <w:r>
+        <w:rPr>
+          <w:rStyle w:val="NormalTok"/>
+        </w:rPr>
+        <w:t xml:space="preserve"> </w:t>
+      </w:r>
+      <w:r>
+        <w:rPr>
+          <w:rStyle w:val="FloatTok"/>
+        </w:rPr>
+        <w:t xml:space="preserve">1.5</w:t>
+      </w:r>
+      <w:r>
+        <w:rPr>
+          <w:rStyle w:val="NormalTok"/>
+        </w:rPr>
+        <w:t xml:space="preserve">,</w:t>
+      </w:r>
+      <w:r>
+        <w:br/>
+      </w:r>
+      <w:r>
+        <w:rPr>
+          <w:rStyle w:val="NormalTok"/>
+        </w:rPr>
+        <w:t xml:space="preserve">    </w:t>
+      </w:r>
+      <w:r>
+        <w:rPr>
+          <w:rStyle w:val="AttributeTok"/>
+        </w:rPr>
+        <w:t xml:space="preserve">size =</w:t>
+      </w:r>
+      <w:r>
+        <w:rPr>
+          <w:rStyle w:val="NormalTok"/>
+        </w:rPr>
+        <w:t xml:space="preserve"> </w:t>
+      </w:r>
+      <w:r>
+        <w:rPr>
+          <w:rStyle w:val="DecValTok"/>
+        </w:rPr>
+        <w:t xml:space="preserve">5</w:t>
+      </w:r>
+      <w:r>
+        <w:br/>
+      </w:r>
+      <w:r>
+        <w:rPr>
+          <w:rStyle w:val="NormalTok"/>
+        </w:rPr>
+        <w:t xml:space="preserve">  ) </w:t>
+      </w:r>
+    </w:p>
+    <w:p>
+      <w:pPr>
+        <w:pStyle w:val="FirstParagraph"/>
+      </w:pPr>
+      <w:r>
+        <w:drawing>
+          <wp:inline>
+            <wp:extent cx="5334000" cy="4267200"/>
+            <wp:effectExtent b="0" l="0" r="0" t="0"/>
+            <wp:docPr descr="" title="" id="23" name="Picture"/>
+            <a:graphic>
+              <a:graphicData uri="http://schemas.openxmlformats.org/drawingml/2006/picture">
+                <pic:pic>
+                  <pic:nvPicPr>
+                    <pic:cNvPr descr="Independent-Project_files/Independent-Project_files/figure-docx/unnamed-chunk-6-1.png" id="24" name="Picture"/>
+                    <pic:cNvPicPr>
+                      <a:picLocks noChangeArrowheads="1" noChangeAspect="1"/>
+                    </pic:cNvPicPr>
+                  </pic:nvPicPr>
+                  <pic:blipFill>
+                    <a:blip r:embed="rId22"/>
+                    <a:stretch>
+                      <a:fillRect/>
+                    </a:stretch>
+                  </pic:blipFill>
+                  <pic:spPr bwMode="auto">
+                    <a:xfrm>
+                      <a:off x="0" y="0"/>
+                      <a:ext cx="5334000" cy="4267200"/>
+                    </a:xfrm>
+                    <a:prstGeom prst="rect">
+                      <a:avLst/>
+                    </a:prstGeom>
+                    <a:noFill/>
+                    <a:ln w="9525">
+                      <a:noFill/>
+                      <a:headEnd/>
+                      <a:tailEnd/>
+                    </a:ln>
+                  </pic:spPr>
+                </pic:pic>
+              </a:graphicData>
+            </a:graphic>
+          </wp:inline>
+        </w:drawing>
+      </w:r>
+    </w:p>
+    <w:p>
+      <w:pPr>
+        <w:pStyle w:val="BodyText"/>
+      </w:pPr>
+      <w:r>
+        <w:t xml:space="preserve">Figure 2: Matching vs Mismatching Stimuli</w:t>
+      </w:r>
+    </w:p>
+    <w:p>
+      <w:pPr>
+        <w:pStyle w:val="SourceCode"/>
+      </w:pPr>
+      <w:r>
+        <w:rPr>
+          <w:rStyle w:val="NormalTok"/>
+        </w:rPr>
+        <w:t xml:space="preserve">clean_emotional_dogs </w:t>
+      </w:r>
+      <w:r>
+        <w:rPr>
+          <w:rStyle w:val="OtherTok"/>
+        </w:rPr>
+        <w:t xml:space="preserve">&lt;-</w:t>
+      </w:r>
+      <w:r>
+        <w:rPr>
+          <w:rStyle w:val="NormalTok"/>
+        </w:rPr>
+        <w:t xml:space="preserve"> clean_emotional_dogs </w:t>
+      </w:r>
+      <w:r>
+        <w:rPr>
+          <w:rStyle w:val="SpecialCharTok"/>
+        </w:rPr>
+        <w:t xml:space="preserve">%&gt;%</w:t>
+      </w:r>
+      <w:r>
+        <w:br/>
+      </w:r>
+      <w:r>
+        <w:rPr>
+          <w:rStyle w:val="NormalTok"/>
+        </w:rPr>
+        <w:t xml:space="preserve">  </w:t>
+      </w:r>
+      <w:r>
+        <w:rPr>
+          <w:rStyle w:val="FunctionTok"/>
+        </w:rPr>
+        <w:t xml:space="preserve">mutate</w:t>
+      </w:r>
+      <w:r>
+        <w:rPr>
+          <w:rStyle w:val="NormalTok"/>
+        </w:rPr>
+        <w:t xml:space="preserve">(</w:t>
+      </w:r>
+      <w:r>
+        <w:br/>
+      </w:r>
+      <w:r>
+        <w:rPr>
+          <w:rStyle w:val="NormalTok"/>
+        </w:rPr>
+        <w:t xml:space="preserve">    </w:t>
+      </w:r>
+      <w:r>
+        <w:rPr>
+          <w:rStyle w:val="AttributeTok"/>
+        </w:rPr>
+        <w:t xml:space="preserve">matching =</w:t>
+      </w:r>
+      <w:r>
+        <w:rPr>
+          <w:rStyle w:val="NormalTok"/>
+        </w:rPr>
+        <w:t xml:space="preserve"> </w:t>
+      </w:r>
+      <w:r>
+        <w:rPr>
+          <w:rStyle w:val="FunctionTok"/>
+        </w:rPr>
+        <w:t xml:space="preserve">as.factor</w:t>
+      </w:r>
+      <w:r>
+        <w:rPr>
+          <w:rStyle w:val="NormalTok"/>
+        </w:rPr>
+        <w:t xml:space="preserve">(matching)</w:t>
+      </w:r>
+      <w:r>
+        <w:br/>
+      </w:r>
+      <w:r>
+        <w:rPr>
+          <w:rStyle w:val="NormalTok"/>
+        </w:rPr>
+        <w:t xml:space="preserve">  )</w:t>
+      </w:r>
+      <w:r>
+        <w:br/>
+      </w:r>
+      <w:r>
+        <w:br/>
+      </w:r>
+      <w:r>
+        <w:rPr>
+          <w:rStyle w:val="NormalTok"/>
+        </w:rPr>
+        <w:t xml:space="preserve">clean_emotional_dogs </w:t>
+      </w:r>
+      <w:r>
+        <w:rPr>
+          <w:rStyle w:val="OtherTok"/>
+        </w:rPr>
+        <w:t xml:space="preserve">&lt;-</w:t>
+      </w:r>
+      <w:r>
+        <w:rPr>
+          <w:rStyle w:val="NormalTok"/>
+        </w:rPr>
+        <w:t xml:space="preserve"> clean_emotional_dogs </w:t>
+      </w:r>
+      <w:r>
+        <w:rPr>
+          <w:rStyle w:val="SpecialCharTok"/>
+        </w:rPr>
+        <w:t xml:space="preserve">%&gt;%</w:t>
+      </w:r>
+      <w:r>
+        <w:br/>
+      </w:r>
+      <w:r>
+        <w:rPr>
+          <w:rStyle w:val="NormalTok"/>
+        </w:rPr>
+        <w:t xml:space="preserve">  </w:t>
+      </w:r>
+      <w:r>
+        <w:rPr>
+          <w:rStyle w:val="FunctionTok"/>
+        </w:rPr>
+        <w:t xml:space="preserve">mutate</w:t>
+      </w:r>
+      <w:r>
+        <w:rPr>
+          <w:rStyle w:val="NormalTok"/>
+        </w:rPr>
+        <w:t xml:space="preserve">(</w:t>
+      </w:r>
+      <w:r>
+        <w:br/>
+      </w:r>
+      <w:r>
+        <w:rPr>
+          <w:rStyle w:val="NormalTok"/>
+        </w:rPr>
+        <w:t xml:space="preserve">    </w:t>
+      </w:r>
+      <w:r>
+        <w:rPr>
+          <w:rStyle w:val="AttributeTok"/>
+        </w:rPr>
+        <w:t xml:space="preserve">matching =</w:t>
+      </w:r>
+      <w:r>
+        <w:rPr>
+          <w:rStyle w:val="NormalTok"/>
+        </w:rPr>
+        <w:t xml:space="preserve"> </w:t>
+      </w:r>
+      <w:r>
+        <w:rPr>
+          <w:rStyle w:val="FunctionTok"/>
+        </w:rPr>
+        <w:t xml:space="preserve">trimws</w:t>
+      </w:r>
+      <w:r>
+        <w:rPr>
+          <w:rStyle w:val="NormalTok"/>
+        </w:rPr>
+        <w:t xml:space="preserve">(</w:t>
+      </w:r>
+      <w:r>
+        <w:rPr>
+          <w:rStyle w:val="FunctionTok"/>
+        </w:rPr>
+        <w:t xml:space="preserve">as.character</w:t>
+      </w:r>
+      <w:r>
+        <w:rPr>
+          <w:rStyle w:val="NormalTok"/>
+        </w:rPr>
+        <w:t xml:space="preserve">(matching)),</w:t>
+      </w:r>
+      <w:r>
+        <w:br/>
+      </w:r>
+      <w:r>
+        <w:rPr>
+          <w:rStyle w:val="NormalTok"/>
+        </w:rPr>
+        <w:t xml:space="preserve">    </w:t>
+      </w:r>
+      <w:r>
+        <w:rPr>
+          <w:rStyle w:val="AttributeTok"/>
+        </w:rPr>
+        <w:t xml:space="preserve">matching =</w:t>
+      </w:r>
+      <w:r>
+        <w:rPr>
+          <w:rStyle w:val="NormalTok"/>
+        </w:rPr>
+        <w:t xml:space="preserve"> </w:t>
+      </w:r>
+      <w:r>
+        <w:rPr>
+          <w:rStyle w:val="FunctionTok"/>
+        </w:rPr>
+        <w:t xml:space="preserve">case_when</w:t>
+      </w:r>
+      <w:r>
+        <w:rPr>
+          <w:rStyle w:val="NormalTok"/>
+        </w:rPr>
+        <w:t xml:space="preserve">(</w:t>
+      </w:r>
+      <w:r>
+        <w:br/>
+      </w:r>
+      <w:r>
+        <w:rPr>
+          <w:rStyle w:val="NormalTok"/>
+        </w:rPr>
+        <w:t xml:space="preserve">      matching </w:t>
+      </w:r>
+      <w:r>
+        <w:rPr>
+          <w:rStyle w:val="SpecialCharTok"/>
+        </w:rPr>
+        <w:t xml:space="preserve">%in%</w:t>
+      </w:r>
+      <w:r>
+        <w:rPr>
+          <w:rStyle w:val="NormalTok"/>
+        </w:rPr>
+        <w:t xml:space="preserve"> </w:t>
+      </w:r>
+      <w:r>
+        <w:rPr>
+          <w:rStyle w:val="FunctionTok"/>
+        </w:rPr>
+        <w:t xml:space="preserve">c</w:t>
+      </w:r>
+      <w:r>
+        <w:rPr>
+          <w:rStyle w:val="NormalTok"/>
+        </w:rPr>
+        <w:t xml:space="preserve">(</w:t>
+      </w:r>
+      <w:r>
+        <w:rPr>
+          <w:rStyle w:val="StringTok"/>
+        </w:rPr>
+        <w:t xml:space="preserve">"0"</w:t>
+      </w:r>
+      <w:r>
+        <w:rPr>
+          <w:rStyle w:val="NormalTok"/>
+        </w:rPr>
+        <w:t xml:space="preserve">, </w:t>
+      </w:r>
+      <w:r>
+        <w:rPr>
+          <w:rStyle w:val="DecValTok"/>
+        </w:rPr>
+        <w:t xml:space="preserve">0</w:t>
+      </w:r>
+      <w:r>
+        <w:rPr>
+          <w:rStyle w:val="NormalTok"/>
+        </w:rPr>
+        <w:t xml:space="preserve">) </w:t>
+      </w:r>
+      <w:r>
+        <w:rPr>
+          <w:rStyle w:val="SpecialCharTok"/>
+        </w:rPr>
+        <w:t xml:space="preserve">~</w:t>
+      </w:r>
+      <w:r>
+        <w:rPr>
+          <w:rStyle w:val="NormalTok"/>
+        </w:rPr>
+        <w:t xml:space="preserve"> </w:t>
+      </w:r>
+      <w:r>
+        <w:rPr>
+          <w:rStyle w:val="StringTok"/>
+        </w:rPr>
+        <w:t xml:space="preserve">"Mismatching"</w:t>
+      </w:r>
+      <w:r>
+        <w:rPr>
+          <w:rStyle w:val="NormalTok"/>
+        </w:rPr>
+        <w:t xml:space="preserve">,</w:t>
+      </w:r>
+      <w:r>
+        <w:br/>
+      </w:r>
+      <w:r>
+        <w:rPr>
+          <w:rStyle w:val="NormalTok"/>
+        </w:rPr>
+        <w:t xml:space="preserve">      matching </w:t>
+      </w:r>
+      <w:r>
+        <w:rPr>
+          <w:rStyle w:val="SpecialCharTok"/>
+        </w:rPr>
+        <w:t xml:space="preserve">%in%</w:t>
+      </w:r>
+      <w:r>
+        <w:rPr>
+          <w:rStyle w:val="NormalTok"/>
+        </w:rPr>
+        <w:t xml:space="preserve"> </w:t>
+      </w:r>
+      <w:r>
+        <w:rPr>
+          <w:rStyle w:val="FunctionTok"/>
+        </w:rPr>
+        <w:t xml:space="preserve">c</w:t>
+      </w:r>
+      <w:r>
+        <w:rPr>
+          <w:rStyle w:val="NormalTok"/>
+        </w:rPr>
+        <w:t xml:space="preserve">(</w:t>
+      </w:r>
+      <w:r>
+        <w:rPr>
+          <w:rStyle w:val="StringTok"/>
+        </w:rPr>
+        <w:t xml:space="preserve">"1"</w:t>
+      </w:r>
+      <w:r>
+        <w:rPr>
+          <w:rStyle w:val="NormalTok"/>
+        </w:rPr>
+        <w:t xml:space="preserve">, </w:t>
+      </w:r>
+      <w:r>
+        <w:rPr>
+          <w:rStyle w:val="DecValTok"/>
+        </w:rPr>
+        <w:t xml:space="preserve">1</w:t>
+      </w:r>
+      <w:r>
+        <w:rPr>
+          <w:rStyle w:val="NormalTok"/>
+        </w:rPr>
+        <w:t xml:space="preserve">) </w:t>
+      </w:r>
+      <w:r>
+        <w:rPr>
+          <w:rStyle w:val="SpecialCharTok"/>
+        </w:rPr>
+        <w:t xml:space="preserve">~</w:t>
+      </w:r>
+      <w:r>
+        <w:rPr>
+          <w:rStyle w:val="NormalTok"/>
+        </w:rPr>
+        <w:t xml:space="preserve"> </w:t>
+      </w:r>
+      <w:r>
+        <w:rPr>
+          <w:rStyle w:val="StringTok"/>
+        </w:rPr>
+        <w:t xml:space="preserve">"Matching"</w:t>
+      </w:r>
+      <w:r>
+        <w:rPr>
+          <w:rStyle w:val="NormalTok"/>
+        </w:rPr>
+        <w:t xml:space="preserve">,</w:t>
+      </w:r>
+      <w:r>
+        <w:br/>
+      </w:r>
+      <w:r>
+        <w:rPr>
+          <w:rStyle w:val="NormalTok"/>
+        </w:rPr>
+        <w:t xml:space="preserve">      </w:t>
+      </w:r>
+      <w:r>
+        <w:rPr>
+          <w:rStyle w:val="ConstantTok"/>
+        </w:rPr>
+        <w:t xml:space="preserve">TRUE</w:t>
+      </w:r>
+      <w:r>
+        <w:rPr>
+          <w:rStyle w:val="NormalTok"/>
+        </w:rPr>
+        <w:t xml:space="preserve"> </w:t>
+      </w:r>
+      <w:r>
+        <w:rPr>
+          <w:rStyle w:val="SpecialCharTok"/>
+        </w:rPr>
+        <w:t xml:space="preserve">~</w:t>
+      </w:r>
+      <w:r>
+        <w:rPr>
+          <w:rStyle w:val="NormalTok"/>
+        </w:rPr>
+        <w:t xml:space="preserve"> </w:t>
+      </w:r>
+      <w:r>
+        <w:rPr>
+          <w:rStyle w:val="ConstantTok"/>
+        </w:rPr>
+        <w:t xml:space="preserve">NA_character_</w:t>
+      </w:r>
+      <w:r>
+        <w:br/>
+      </w:r>
+      <w:r>
+        <w:rPr>
+          <w:rStyle w:val="NormalTok"/>
+        </w:rPr>
+        <w:t xml:space="preserve">    ),</w:t>
+      </w:r>
+      <w:r>
+        <w:br/>
+      </w:r>
+      <w:r>
+        <w:rPr>
+          <w:rStyle w:val="NormalTok"/>
+        </w:rPr>
+        <w:t xml:space="preserve">    </w:t>
+      </w:r>
+      <w:r>
+        <w:rPr>
+          <w:rStyle w:val="AttributeTok"/>
+        </w:rPr>
+        <w:t xml:space="preserve">matching =</w:t>
+      </w:r>
+      <w:r>
+        <w:rPr>
+          <w:rStyle w:val="NormalTok"/>
+        </w:rPr>
+        <w:t xml:space="preserve"> </w:t>
+      </w:r>
+      <w:r>
+        <w:rPr>
+          <w:rStyle w:val="FunctionTok"/>
+        </w:rPr>
+        <w:t xml:space="preserve">factor</w:t>
+      </w:r>
+      <w:r>
+        <w:rPr>
+          <w:rStyle w:val="NormalTok"/>
+        </w:rPr>
+        <w:t xml:space="preserve">(matching, </w:t>
+      </w:r>
+      <w:r>
+        <w:rPr>
+          <w:rStyle w:val="AttributeTok"/>
+        </w:rPr>
+        <w:t xml:space="preserve">levels =</w:t>
+      </w:r>
+      <w:r>
+        <w:rPr>
+          <w:rStyle w:val="NormalTok"/>
+        </w:rPr>
+        <w:t xml:space="preserve"> </w:t>
+      </w:r>
+      <w:r>
+        <w:rPr>
+          <w:rStyle w:val="FunctionTok"/>
+        </w:rPr>
+        <w:t xml:space="preserve">c</w:t>
+      </w:r>
+      <w:r>
+        <w:rPr>
+          <w:rStyle w:val="NormalTok"/>
+        </w:rPr>
+        <w:t xml:space="preserve">(</w:t>
+      </w:r>
+      <w:r>
+        <w:rPr>
+          <w:rStyle w:val="StringTok"/>
+        </w:rPr>
+        <w:t xml:space="preserve">"Mismatching"</w:t>
+      </w:r>
+      <w:r>
+        <w:rPr>
+          <w:rStyle w:val="NormalTok"/>
+        </w:rPr>
+        <w:t xml:space="preserve">, </w:t>
+      </w:r>
+      <w:r>
+        <w:rPr>
+          <w:rStyle w:val="StringTok"/>
+        </w:rPr>
+        <w:t xml:space="preserve">"Matching"</w:t>
+      </w:r>
+      <w:r>
+        <w:rPr>
+          <w:rStyle w:val="NormalTok"/>
+        </w:rPr>
+        <w:t xml:space="preserve">))</w:t>
+      </w:r>
+      <w:r>
+        <w:br/>
+      </w:r>
+      <w:r>
+        <w:rPr>
+          <w:rStyle w:val="NormalTok"/>
+        </w:rPr>
+        <w:t xml:space="preserve">  )</w:t>
+      </w:r>
+      <w:r>
+        <w:br/>
+      </w:r>
+      <w:r>
+        <w:br/>
+      </w:r>
+      <w:r>
+        <w:rPr>
+          <w:rStyle w:val="FunctionTok"/>
+        </w:rPr>
+        <w:t xml:space="preserve">ggplot</w:t>
+      </w:r>
+      <w:r>
+        <w:rPr>
+          <w:rStyle w:val="NormalTok"/>
+        </w:rPr>
+        <w:t xml:space="preserve">(clean_emotional_dogs, </w:t>
+      </w:r>
+      <w:r>
+        <w:rPr>
+          <w:rStyle w:val="FunctionTok"/>
+        </w:rPr>
+        <w:t xml:space="preserve">aes</w:t>
+      </w:r>
+      <w:r>
+        <w:rPr>
+          <w:rStyle w:val="NormalTok"/>
+        </w:rPr>
+        <w:t xml:space="preserve">(</w:t>
+      </w:r>
+      <w:r>
+        <w:rPr>
+          <w:rStyle w:val="AttributeTok"/>
+        </w:rPr>
+        <w:t xml:space="preserve">x =</w:t>
+      </w:r>
+      <w:r>
+        <w:rPr>
+          <w:rStyle w:val="NormalTok"/>
+        </w:rPr>
+        <w:t xml:space="preserve"> matching, </w:t>
+      </w:r>
+      <w:r>
+        <w:rPr>
+          <w:rStyle w:val="AttributeTok"/>
+        </w:rPr>
+        <w:t xml:space="preserve">y =</w:t>
+      </w:r>
+      <w:r>
+        <w:rPr>
+          <w:rStyle w:val="NormalTok"/>
+        </w:rPr>
+        <w:t xml:space="preserve"> index)) </w:t>
+      </w:r>
+      <w:r>
+        <w:rPr>
+          <w:rStyle w:val="SpecialCharTok"/>
+        </w:rPr>
+        <w:t xml:space="preserve">+</w:t>
+      </w:r>
+      <w:r>
+        <w:br/>
+      </w:r>
+      <w:r>
+        <w:rPr>
+          <w:rStyle w:val="NormalTok"/>
+        </w:rPr>
+        <w:t xml:space="preserve">  </w:t>
+      </w:r>
+      <w:r>
+        <w:rPr>
+          <w:rStyle w:val="FunctionTok"/>
+        </w:rPr>
+        <w:t xml:space="preserve">geom_violin</w:t>
+      </w:r>
+      <w:r>
+        <w:rPr>
+          <w:rStyle w:val="NormalTok"/>
+        </w:rPr>
+        <w:t xml:space="preserve">(</w:t>
+      </w:r>
+      <w:r>
+        <w:rPr>
+          <w:rStyle w:val="AttributeTok"/>
+        </w:rPr>
+        <w:t xml:space="preserve">trim =</w:t>
+      </w:r>
+      <w:r>
+        <w:rPr>
+          <w:rStyle w:val="NormalTok"/>
+        </w:rPr>
+        <w:t xml:space="preserve"> </w:t>
+      </w:r>
+      <w:r>
+        <w:rPr>
+          <w:rStyle w:val="ConstantTok"/>
+        </w:rPr>
+        <w:t xml:space="preserve">FALSE</w:t>
+      </w:r>
+      <w:r>
+        <w:rPr>
+          <w:rStyle w:val="NormalTok"/>
+        </w:rPr>
+        <w:t xml:space="preserve">, </w:t>
+      </w:r>
+      <w:r>
+        <w:rPr>
+          <w:rStyle w:val="AttributeTok"/>
+        </w:rPr>
+        <w:t xml:space="preserve">alpha =</w:t>
+      </w:r>
+      <w:r>
+        <w:rPr>
+          <w:rStyle w:val="NormalTok"/>
+        </w:rPr>
+        <w:t xml:space="preserve"> </w:t>
+      </w:r>
+      <w:r>
+        <w:rPr>
+          <w:rStyle w:val="FloatTok"/>
+        </w:rPr>
+        <w:t xml:space="preserve">0.5</w:t>
+      </w:r>
+      <w:r>
+        <w:rPr>
+          <w:rStyle w:val="NormalTok"/>
+        </w:rPr>
+        <w:t xml:space="preserve">) </w:t>
+      </w:r>
+      <w:r>
+        <w:rPr>
+          <w:rStyle w:val="SpecialCharTok"/>
+        </w:rPr>
+        <w:t xml:space="preserve">+</w:t>
+      </w:r>
+      <w:r>
+        <w:br/>
+      </w:r>
+      <w:r>
+        <w:rPr>
+          <w:rStyle w:val="NormalTok"/>
+        </w:rPr>
+        <w:t xml:space="preserve">  </w:t>
+      </w:r>
+      <w:r>
+        <w:rPr>
+          <w:rStyle w:val="FunctionTok"/>
+        </w:rPr>
+        <w:t xml:space="preserve">geom_boxplot</w:t>
+      </w:r>
+      <w:r>
+        <w:rPr>
+          <w:rStyle w:val="NormalTok"/>
+        </w:rPr>
+        <w:t xml:space="preserve">(</w:t>
+      </w:r>
+      <w:r>
+        <w:rPr>
+          <w:rStyle w:val="AttributeTok"/>
+        </w:rPr>
+        <w:t xml:space="preserve">width =</w:t>
+      </w:r>
+      <w:r>
+        <w:rPr>
+          <w:rStyle w:val="NormalTok"/>
+        </w:rPr>
+        <w:t xml:space="preserve"> </w:t>
+      </w:r>
+      <w:r>
+        <w:rPr>
+          <w:rStyle w:val="FloatTok"/>
+        </w:rPr>
+        <w:t xml:space="preserve">0.1</w:t>
+      </w:r>
+      <w:r>
+        <w:rPr>
+          <w:rStyle w:val="NormalTok"/>
+        </w:rPr>
+        <w:t xml:space="preserve">, </w:t>
+      </w:r>
+      <w:r>
+        <w:rPr>
+          <w:rStyle w:val="AttributeTok"/>
+        </w:rPr>
+        <w:t xml:space="preserve">outlier.alpha =</w:t>
+      </w:r>
+      <w:r>
+        <w:rPr>
+          <w:rStyle w:val="NormalTok"/>
+        </w:rPr>
+        <w:t xml:space="preserve"> </w:t>
+      </w:r>
+      <w:r>
+        <w:rPr>
+          <w:rStyle w:val="FloatTok"/>
+        </w:rPr>
+        <w:t xml:space="preserve">0.3</w:t>
+      </w:r>
+      <w:r>
+        <w:rPr>
+          <w:rStyle w:val="NormalTok"/>
+        </w:rPr>
+        <w:t xml:space="preserve">) </w:t>
+      </w:r>
+      <w:r>
+        <w:rPr>
+          <w:rStyle w:val="SpecialCharTok"/>
+        </w:rPr>
+        <w:t xml:space="preserve">+</w:t>
+      </w:r>
+      <w:r>
+        <w:br/>
+      </w:r>
+      <w:r>
+        <w:rPr>
+          <w:rStyle w:val="NormalTok"/>
+        </w:rPr>
+        <w:t xml:space="preserve">  </w:t>
+      </w:r>
+      <w:r>
+        <w:rPr>
+          <w:rStyle w:val="FunctionTok"/>
+        </w:rPr>
+        <w:t xml:space="preserve">labs</w:t>
+      </w:r>
+      <w:r>
+        <w:rPr>
+          <w:rStyle w:val="NormalTok"/>
+        </w:rPr>
+        <w:t xml:space="preserve">(</w:t>
+      </w:r>
+      <w:r>
+        <w:br/>
+      </w:r>
+      <w:r>
+        <w:rPr>
+          <w:rStyle w:val="NormalTok"/>
+        </w:rPr>
+        <w:t xml:space="preserve">    </w:t>
+      </w:r>
+      <w:r>
+        <w:rPr>
+          <w:rStyle w:val="AttributeTok"/>
+        </w:rPr>
+        <w:t xml:space="preserve">title =</w:t>
+      </w:r>
+      <w:r>
+        <w:rPr>
+          <w:rStyle w:val="NormalTok"/>
+        </w:rPr>
+        <w:t xml:space="preserve"> </w:t>
+      </w:r>
+      <w:r>
+        <w:rPr>
+          <w:rStyle w:val="StringTok"/>
+        </w:rPr>
+        <w:t xml:space="preserve">"Matching vs Mismatching Stimuli"</w:t>
+      </w:r>
+      <w:r>
+        <w:rPr>
+          <w:rStyle w:val="NormalTok"/>
+        </w:rPr>
+        <w:t xml:space="preserve">,</w:t>
+      </w:r>
+      <w:r>
+        <w:br/>
+      </w:r>
+      <w:r>
+        <w:rPr>
+          <w:rStyle w:val="NormalTok"/>
+        </w:rPr>
+        <w:t xml:space="preserve">    </w:t>
+      </w:r>
+      <w:r>
+        <w:rPr>
+          <w:rStyle w:val="AttributeTok"/>
+        </w:rPr>
+        <w:t xml:space="preserve">x =</w:t>
+      </w:r>
+      <w:r>
+        <w:rPr>
+          <w:rStyle w:val="NormalTok"/>
+        </w:rPr>
+        <w:t xml:space="preserve"> </w:t>
+      </w:r>
+      <w:r>
+        <w:rPr>
+          <w:rStyle w:val="StringTok"/>
+        </w:rPr>
+        <w:t xml:space="preserve">"Cue Condition"</w:t>
+      </w:r>
+      <w:r>
+        <w:rPr>
+          <w:rStyle w:val="NormalTok"/>
+        </w:rPr>
+        <w:t xml:space="preserve">,</w:t>
+      </w:r>
+      <w:r>
+        <w:br/>
+      </w:r>
+      <w:r>
+        <w:rPr>
+          <w:rStyle w:val="NormalTok"/>
+        </w:rPr>
+        <w:t xml:space="preserve">    </w:t>
+      </w:r>
+      <w:r>
+        <w:rPr>
+          <w:rStyle w:val="AttributeTok"/>
+        </w:rPr>
+        <w:t xml:space="preserve">y =</w:t>
+      </w:r>
+      <w:r>
+        <w:rPr>
+          <w:rStyle w:val="NormalTok"/>
+        </w:rPr>
+        <w:t xml:space="preserve"> </w:t>
+      </w:r>
+      <w:r>
+        <w:rPr>
+          <w:rStyle w:val="StringTok"/>
+        </w:rPr>
+        <w:t xml:space="preserve">"Preference Index"</w:t>
+      </w:r>
+      <w:r>
+        <w:br/>
+      </w:r>
+      <w:r>
+        <w:rPr>
+          <w:rStyle w:val="NormalTok"/>
+        </w:rPr>
+        <w:t xml:space="preserve">  ) </w:t>
+      </w:r>
+      <w:r>
+        <w:rPr>
+          <w:rStyle w:val="SpecialCharTok"/>
+        </w:rPr>
+        <w:t xml:space="preserve">+</w:t>
+      </w:r>
+      <w:r>
+        <w:br/>
+      </w:r>
+      <w:r>
+        <w:rPr>
+          <w:rStyle w:val="NormalTok"/>
+        </w:rPr>
+        <w:t xml:space="preserve">  </w:t>
+      </w:r>
+      <w:r>
+        <w:rPr>
+          <w:rStyle w:val="FunctionTok"/>
+        </w:rPr>
+        <w:t xml:space="preserve">theme_minimal</w:t>
+      </w:r>
+      <w:r>
+        <w:rPr>
+          <w:rStyle w:val="NormalTok"/>
+        </w:rPr>
+        <w:t xml:space="preserve">() </w:t>
+      </w:r>
+      <w:r>
+        <w:rPr>
+          <w:rStyle w:val="SpecialCharTok"/>
+        </w:rPr>
+        <w:t xml:space="preserve">+</w:t>
+      </w:r>
+      <w:r>
+        <w:br/>
+      </w:r>
+      <w:r>
+        <w:rPr>
+          <w:rStyle w:val="NormalTok"/>
+        </w:rPr>
+        <w:t xml:space="preserve">  </w:t>
+      </w:r>
+      <w:r>
+        <w:rPr>
+          <w:rStyle w:val="FunctionTok"/>
+        </w:rPr>
+        <w:t xml:space="preserve">theme</w:t>
+      </w:r>
+      <w:r>
+        <w:rPr>
+          <w:rStyle w:val="NormalTok"/>
+        </w:rPr>
+        <w:t xml:space="preserve">(</w:t>
+      </w:r>
+      <w:r>
+        <w:br/>
+      </w:r>
+      <w:r>
+        <w:rPr>
+          <w:rStyle w:val="NormalTok"/>
+        </w:rPr>
+        <w:t xml:space="preserve">    </w:t>
+      </w:r>
+      <w:r>
+        <w:rPr>
+          <w:rStyle w:val="AttributeTok"/>
+        </w:rPr>
+        <w:t xml:space="preserve">plot.title =</w:t>
+      </w:r>
+      <w:r>
+        <w:rPr>
+          <w:rStyle w:val="NormalTok"/>
+        </w:rPr>
+        <w:t xml:space="preserve"> </w:t>
+      </w:r>
+      <w:r>
+        <w:rPr>
+          <w:rStyle w:val="FunctionTok"/>
+        </w:rPr>
+        <w:t xml:space="preserve">element_text</w:t>
+      </w:r>
+      <w:r>
+        <w:rPr>
+          <w:rStyle w:val="NormalTok"/>
+        </w:rPr>
+        <w:t xml:space="preserve">(</w:t>
+      </w:r>
+      <w:r>
+        <w:rPr>
+          <w:rStyle w:val="AttributeTok"/>
+        </w:rPr>
+        <w:t xml:space="preserve">hjust =</w:t>
+      </w:r>
+      <w:r>
+        <w:rPr>
+          <w:rStyle w:val="NormalTok"/>
+        </w:rPr>
+        <w:t xml:space="preserve"> </w:t>
+      </w:r>
+      <w:r>
+        <w:rPr>
+          <w:rStyle w:val="FloatTok"/>
+        </w:rPr>
+        <w:t xml:space="preserve">0.5</w:t>
+      </w:r>
+      <w:r>
+        <w:rPr>
+          <w:rStyle w:val="NormalTok"/>
+        </w:rPr>
+        <w:t xml:space="preserve">, </w:t>
+      </w:r>
+      <w:r>
+        <w:rPr>
+          <w:rStyle w:val="AttributeTok"/>
+        </w:rPr>
+        <w:t xml:space="preserve">face =</w:t>
+      </w:r>
+      <w:r>
+        <w:rPr>
+          <w:rStyle w:val="NormalTok"/>
+        </w:rPr>
+        <w:t xml:space="preserve"> </w:t>
+      </w:r>
+      <w:r>
+        <w:rPr>
+          <w:rStyle w:val="StringTok"/>
+        </w:rPr>
+        <w:t xml:space="preserve">"bold"</w:t>
+      </w:r>
+      <w:r>
+        <w:rPr>
+          <w:rStyle w:val="NormalTok"/>
+        </w:rPr>
+        <w:t xml:space="preserve">, </w:t>
+      </w:r>
+      <w:r>
+        <w:rPr>
+          <w:rStyle w:val="AttributeTok"/>
+        </w:rPr>
+        <w:t xml:space="preserve">size =</w:t>
+      </w:r>
+      <w:r>
+        <w:rPr>
+          <w:rStyle w:val="NormalTok"/>
+        </w:rPr>
+        <w:t xml:space="preserve"> </w:t>
+      </w:r>
+      <w:r>
+        <w:rPr>
+          <w:rStyle w:val="DecValTok"/>
+        </w:rPr>
+        <w:t xml:space="preserve">15</w:t>
+      </w:r>
+      <w:r>
+        <w:rPr>
+          <w:rStyle w:val="NormalTok"/>
+        </w:rPr>
+        <w:t xml:space="preserve">),</w:t>
+      </w:r>
+      <w:r>
+        <w:br/>
+      </w:r>
+      <w:r>
+        <w:rPr>
+          <w:rStyle w:val="NormalTok"/>
+        </w:rPr>
+        <w:t xml:space="preserve">    </w:t>
+      </w:r>
+      <w:r>
+        <w:rPr>
+          <w:rStyle w:val="AttributeTok"/>
+        </w:rPr>
+        <w:t xml:space="preserve">axis.title =</w:t>
+      </w:r>
+      <w:r>
+        <w:rPr>
+          <w:rStyle w:val="NormalTok"/>
+        </w:rPr>
+        <w:t xml:space="preserve"> </w:t>
+      </w:r>
+      <w:r>
+        <w:rPr>
+          <w:rStyle w:val="FunctionTok"/>
+        </w:rPr>
+        <w:t xml:space="preserve">element_text</w:t>
+      </w:r>
+      <w:r>
+        <w:rPr>
+          <w:rStyle w:val="NormalTok"/>
+        </w:rPr>
+        <w:t xml:space="preserve">(</w:t>
+      </w:r>
+      <w:r>
+        <w:rPr>
+          <w:rStyle w:val="AttributeTok"/>
+        </w:rPr>
+        <w:t xml:space="preserve">size =</w:t>
+      </w:r>
+      <w:r>
+        <w:rPr>
+          <w:rStyle w:val="NormalTok"/>
+        </w:rPr>
+        <w:t xml:space="preserve"> </w:t>
+      </w:r>
+      <w:r>
+        <w:rPr>
+          <w:rStyle w:val="DecValTok"/>
+        </w:rPr>
+        <w:t xml:space="preserve">13</w:t>
+      </w:r>
+      <w:r>
+        <w:rPr>
+          <w:rStyle w:val="NormalTok"/>
+        </w:rPr>
+        <w:t xml:space="preserve">),</w:t>
+      </w:r>
+      <w:r>
+        <w:br/>
+      </w:r>
+      <w:r>
+        <w:rPr>
+          <w:rStyle w:val="NormalTok"/>
+        </w:rPr>
+        <w:t xml:space="preserve">    </w:t>
+      </w:r>
+      <w:r>
+        <w:rPr>
+          <w:rStyle w:val="AttributeTok"/>
+        </w:rPr>
+        <w:t xml:space="preserve">axis.text =</w:t>
+      </w:r>
+      <w:r>
+        <w:rPr>
+          <w:rStyle w:val="NormalTok"/>
+        </w:rPr>
+        <w:t xml:space="preserve"> </w:t>
+      </w:r>
+      <w:r>
+        <w:rPr>
+          <w:rStyle w:val="FunctionTok"/>
+        </w:rPr>
+        <w:t xml:space="preserve">element_text</w:t>
+      </w:r>
+      <w:r>
+        <w:rPr>
+          <w:rStyle w:val="NormalTok"/>
+        </w:rPr>
+        <w:t xml:space="preserve">(</w:t>
+      </w:r>
+      <w:r>
+        <w:rPr>
+          <w:rStyle w:val="AttributeTok"/>
+        </w:rPr>
+        <w:t xml:space="preserve">size =</w:t>
+      </w:r>
+      <w:r>
+        <w:rPr>
+          <w:rStyle w:val="NormalTok"/>
+        </w:rPr>
+        <w:t xml:space="preserve"> </w:t>
+      </w:r>
+      <w:r>
+        <w:rPr>
+          <w:rStyle w:val="DecValTok"/>
+        </w:rPr>
+        <w:t xml:space="preserve">11</w:t>
+      </w:r>
+      <w:r>
+        <w:rPr>
+          <w:rStyle w:val="NormalTok"/>
+        </w:rPr>
+        <w:t xml:space="preserve">),</w:t>
+      </w:r>
+      <w:r>
+        <w:br/>
+      </w:r>
+      <w:r>
+        <w:rPr>
+          <w:rStyle w:val="NormalTok"/>
+        </w:rPr>
+        <w:t xml:space="preserve">    </w:t>
+      </w:r>
+      <w:r>
+        <w:rPr>
+          <w:rStyle w:val="AttributeTok"/>
+        </w:rPr>
+        <w:t xml:space="preserve">panel.grid.major =</w:t>
+      </w:r>
+      <w:r>
+        <w:rPr>
+          <w:rStyle w:val="NormalTok"/>
+        </w:rPr>
+        <w:t xml:space="preserve"> </w:t>
+      </w:r>
+      <w:r>
+        <w:rPr>
+          <w:rStyle w:val="FunctionTok"/>
+        </w:rPr>
+        <w:t xml:space="preserve">element_line</w:t>
+      </w:r>
+      <w:r>
+        <w:rPr>
+          <w:rStyle w:val="NormalTok"/>
+        </w:rPr>
+        <w:t xml:space="preserve">(</w:t>
+      </w:r>
+      <w:r>
+        <w:rPr>
+          <w:rStyle w:val="AttributeTok"/>
+        </w:rPr>
+        <w:t xml:space="preserve">color =</w:t>
+      </w:r>
+      <w:r>
+        <w:rPr>
+          <w:rStyle w:val="NormalTok"/>
+        </w:rPr>
+        <w:t xml:space="preserve"> </w:t>
+      </w:r>
+      <w:r>
+        <w:rPr>
+          <w:rStyle w:val="FunctionTok"/>
+        </w:rPr>
+        <w:t xml:space="preserve">adjustcolor</w:t>
+      </w:r>
+      <w:r>
+        <w:rPr>
+          <w:rStyle w:val="NormalTok"/>
+        </w:rPr>
+        <w:t xml:space="preserve">(</w:t>
+      </w:r>
+      <w:r>
+        <w:rPr>
+          <w:rStyle w:val="StringTok"/>
+        </w:rPr>
+        <w:t xml:space="preserve">"pink"</w:t>
+      </w:r>
+      <w:r>
+        <w:rPr>
+          <w:rStyle w:val="NormalTok"/>
+        </w:rPr>
+        <w:t xml:space="preserve">, </w:t>
+      </w:r>
+      <w:r>
+        <w:rPr>
+          <w:rStyle w:val="AttributeTok"/>
+        </w:rPr>
+        <w:t xml:space="preserve">alpha.f =</w:t>
+      </w:r>
+      <w:r>
+        <w:rPr>
+          <w:rStyle w:val="NormalTok"/>
+        </w:rPr>
+        <w:t xml:space="preserve"> </w:t>
+      </w:r>
+      <w:r>
+        <w:rPr>
+          <w:rStyle w:val="FloatTok"/>
+        </w:rPr>
+        <w:t xml:space="preserve">0.2</w:t>
+      </w:r>
+      <w:r>
+        <w:rPr>
+          <w:rStyle w:val="NormalTok"/>
+        </w:rPr>
+        <w:t xml:space="preserve">)),</w:t>
+      </w:r>
+      <w:r>
+        <w:br/>
+      </w:r>
+      <w:r>
+        <w:rPr>
+          <w:rStyle w:val="NormalTok"/>
+        </w:rPr>
+        <w:t xml:space="preserve">    </w:t>
+      </w:r>
+      <w:r>
+        <w:rPr>
+          <w:rStyle w:val="AttributeTok"/>
+        </w:rPr>
+        <w:t xml:space="preserve">panel.background =</w:t>
+      </w:r>
+      <w:r>
+        <w:rPr>
+          <w:rStyle w:val="NormalTok"/>
+        </w:rPr>
+        <w:t xml:space="preserve"> </w:t>
+      </w:r>
+      <w:r>
+        <w:rPr>
+          <w:rStyle w:val="FunctionTok"/>
+        </w:rPr>
+        <w:t xml:space="preserve">element_rect</w:t>
+      </w:r>
+      <w:r>
+        <w:rPr>
+          <w:rStyle w:val="NormalTok"/>
+        </w:rPr>
+        <w:t xml:space="preserve">(</w:t>
+      </w:r>
+      <w:r>
+        <w:rPr>
+          <w:rStyle w:val="AttributeTok"/>
+        </w:rPr>
+        <w:t xml:space="preserve">fill =</w:t>
+      </w:r>
+      <w:r>
+        <w:rPr>
+          <w:rStyle w:val="NormalTok"/>
+        </w:rPr>
+        <w:t xml:space="preserve"> </w:t>
+      </w:r>
+      <w:r>
+        <w:rPr>
+          <w:rStyle w:val="StringTok"/>
+        </w:rPr>
+        <w:t xml:space="preserve">"lavenderblush"</w:t>
+      </w:r>
+      <w:r>
+        <w:rPr>
+          <w:rStyle w:val="NormalTok"/>
+        </w:rPr>
+        <w:t xml:space="preserve">)</w:t>
+      </w:r>
+      <w:r>
+        <w:br/>
+      </w:r>
+      <w:r>
+        <w:rPr>
+          <w:rStyle w:val="NormalTok"/>
+        </w:rPr>
+        <w:t xml:space="preserve">  ) </w:t>
+      </w:r>
+      <w:r>
+        <w:rPr>
+          <w:rStyle w:val="SpecialCharTok"/>
+        </w:rPr>
+        <w:t xml:space="preserve">+</w:t>
+      </w:r>
+      <w:r>
+        <w:br/>
+      </w:r>
+      <w:r>
+        <w:rPr>
+          <w:rStyle w:val="NormalTok"/>
+        </w:rPr>
+        <w:t xml:space="preserve">  </w:t>
+      </w:r>
+      <w:r>
+        <w:rPr>
+          <w:rStyle w:val="FunctionTok"/>
+        </w:rPr>
+        <w:t xml:space="preserve">annotate</w:t>
+      </w:r>
+      <w:r>
+        <w:rPr>
+          <w:rStyle w:val="NormalTok"/>
+        </w:rPr>
+        <w:t xml:space="preserve">(</w:t>
+      </w:r>
+      <w:r>
+        <w:br/>
+      </w:r>
+      <w:r>
+        <w:rPr>
+          <w:rStyle w:val="NormalTok"/>
+        </w:rPr>
+        <w:t xml:space="preserve">    </w:t>
+      </w:r>
+      <w:r>
+        <w:rPr>
+          <w:rStyle w:val="StringTok"/>
+        </w:rPr>
+        <w:t xml:space="preserve">"text"</w:t>
+      </w:r>
+      <w:r>
+        <w:rPr>
+          <w:rStyle w:val="NormalTok"/>
+        </w:rPr>
+        <w:t xml:space="preserve">,</w:t>
+      </w:r>
+      <w:r>
+        <w:br/>
+      </w:r>
+      <w:r>
+        <w:rPr>
+          <w:rStyle w:val="NormalTok"/>
+        </w:rPr>
+        <w:t xml:space="preserve">    </w:t>
+      </w:r>
+      <w:r>
+        <w:rPr>
+          <w:rStyle w:val="AttributeTok"/>
+        </w:rPr>
+        <w:t xml:space="preserve">x =</w:t>
+      </w:r>
+      <w:r>
+        <w:rPr>
+          <w:rStyle w:val="NormalTok"/>
+        </w:rPr>
+        <w:t xml:space="preserve"> </w:t>
+      </w:r>
+      <w:r>
+        <w:rPr>
+          <w:rStyle w:val="ConstantTok"/>
+        </w:rPr>
+        <w:t xml:space="preserve">Inf</w:t>
+      </w:r>
+      <w:r>
+        <w:rPr>
+          <w:rStyle w:val="NormalTok"/>
+        </w:rPr>
+        <w:t xml:space="preserve">,</w:t>
+      </w:r>
+      <w:r>
+        <w:br/>
+      </w:r>
+      <w:r>
+        <w:rPr>
+          <w:rStyle w:val="NormalTok"/>
+        </w:rPr>
+        <w:t xml:space="preserve">    </w:t>
+      </w:r>
+      <w:r>
+        <w:rPr>
+          <w:rStyle w:val="AttributeTok"/>
+        </w:rPr>
+        <w:t xml:space="preserve">y =</w:t>
+      </w:r>
+      <w:r>
+        <w:rPr>
+          <w:rStyle w:val="NormalTok"/>
+        </w:rPr>
+        <w:t xml:space="preserve"> </w:t>
+      </w:r>
+      <w:r>
+        <w:rPr>
+          <w:rStyle w:val="ConstantTok"/>
+        </w:rPr>
+        <w:t xml:space="preserve">Inf</w:t>
+      </w:r>
+      <w:r>
+        <w:rPr>
+          <w:rStyle w:val="NormalTok"/>
+        </w:rPr>
+        <w:t xml:space="preserve">,</w:t>
+      </w:r>
+      <w:r>
+        <w:br/>
+      </w:r>
+      <w:r>
+        <w:rPr>
+          <w:rStyle w:val="NormalTok"/>
+        </w:rPr>
+        <w:t xml:space="preserve">    </w:t>
+      </w:r>
+      <w:r>
+        <w:rPr>
+          <w:rStyle w:val="AttributeTok"/>
+        </w:rPr>
+        <w:t xml:space="preserve">label =</w:t>
+      </w:r>
+      <w:r>
+        <w:rPr>
+          <w:rStyle w:val="NormalTok"/>
+        </w:rPr>
+        <w:t xml:space="preserve"> </w:t>
+      </w:r>
+      <w:r>
+        <w:rPr>
+          <w:rStyle w:val="StringTok"/>
+        </w:rPr>
+        <w:t xml:space="preserve">"(b)"</w:t>
+      </w:r>
+      <w:r>
+        <w:rPr>
+          <w:rStyle w:val="NormalTok"/>
+        </w:rPr>
+        <w:t xml:space="preserve">,</w:t>
+      </w:r>
+      <w:r>
+        <w:br/>
+      </w:r>
+      <w:r>
+        <w:rPr>
+          <w:rStyle w:val="NormalTok"/>
+        </w:rPr>
+        <w:t xml:space="preserve">    </w:t>
+      </w:r>
+      <w:r>
+        <w:rPr>
+          <w:rStyle w:val="AttributeTok"/>
+        </w:rPr>
+        <w:t xml:space="preserve">hjust =</w:t>
+      </w:r>
+      <w:r>
+        <w:rPr>
+          <w:rStyle w:val="NormalTok"/>
+        </w:rPr>
+        <w:t xml:space="preserve"> </w:t>
+      </w:r>
+      <w:r>
+        <w:rPr>
+          <w:rStyle w:val="FloatTok"/>
+        </w:rPr>
+        <w:t xml:space="preserve">1.2</w:t>
+      </w:r>
+      <w:r>
+        <w:rPr>
+          <w:rStyle w:val="NormalTok"/>
+        </w:rPr>
+        <w:t xml:space="preserve">,</w:t>
+      </w:r>
+      <w:r>
+        <w:br/>
+      </w:r>
+      <w:r>
+        <w:rPr>
+          <w:rStyle w:val="NormalTok"/>
+        </w:rPr>
+        <w:t xml:space="preserve">    </w:t>
+      </w:r>
+      <w:r>
+        <w:rPr>
+          <w:rStyle w:val="AttributeTok"/>
+        </w:rPr>
+        <w:t xml:space="preserve">vjust =</w:t>
+      </w:r>
+      <w:r>
+        <w:rPr>
+          <w:rStyle w:val="NormalTok"/>
+        </w:rPr>
+        <w:t xml:space="preserve"> </w:t>
+      </w:r>
+      <w:r>
+        <w:rPr>
+          <w:rStyle w:val="FloatTok"/>
+        </w:rPr>
+        <w:t xml:space="preserve">1.5</w:t>
+      </w:r>
+      <w:r>
+        <w:rPr>
+          <w:rStyle w:val="NormalTok"/>
+        </w:rPr>
+        <w:t xml:space="preserve">,</w:t>
+      </w:r>
+      <w:r>
+        <w:br/>
+      </w:r>
+      <w:r>
+        <w:rPr>
+          <w:rStyle w:val="NormalTok"/>
+        </w:rPr>
+        <w:t xml:space="preserve">    </w:t>
+      </w:r>
+      <w:r>
+        <w:rPr>
+          <w:rStyle w:val="AttributeTok"/>
+        </w:rPr>
+        <w:t xml:space="preserve">size =</w:t>
+      </w:r>
+      <w:r>
+        <w:rPr>
+          <w:rStyle w:val="NormalTok"/>
+        </w:rPr>
+        <w:t xml:space="preserve"> </w:t>
+      </w:r>
+      <w:r>
+        <w:rPr>
+          <w:rStyle w:val="DecValTok"/>
+        </w:rPr>
+        <w:t xml:space="preserve">5</w:t>
+      </w:r>
+      <w:r>
+        <w:br/>
+      </w:r>
+      <w:r>
+        <w:rPr>
+          <w:rStyle w:val="NormalTok"/>
+        </w:rPr>
+        <w:t xml:space="preserve">  ) </w:t>
+      </w:r>
+    </w:p>
+    <w:p>
+      <w:pPr>
+        <w:pStyle w:val="FirstParagraph"/>
+      </w:pPr>
+      <w:r>
+        <w:drawing>
+          <wp:inline>
+            <wp:extent cx="5334000" cy="4267200"/>
+            <wp:effectExtent b="0" l="0" r="0" t="0"/>
+            <wp:docPr descr="" title="" id="26" name="Picture"/>
+            <a:graphic>
+              <a:graphicData uri="http://schemas.openxmlformats.org/drawingml/2006/picture">
+                <pic:pic>
+                  <pic:nvPicPr>
+                    <pic:cNvPr descr="Independent-Project_files/Independent-Project_files/figure-docx/unnamed-chunk-7-1.png" id="27" name="Picture"/>
+                    <pic:cNvPicPr>
+                      <a:picLocks noChangeArrowheads="1" noChangeAspect="1"/>
+                    </pic:cNvPicPr>
+                  </pic:nvPicPr>
+                  <pic:blipFill>
+                    <a:blip r:embed="rId25"/>
+                    <a:stretch>
+                      <a:fillRect/>
+                    </a:stretch>
+                  </pic:blipFill>
+                  <pic:spPr bwMode="auto">
+                    <a:xfrm>
+                      <a:off x="0" y="0"/>
+                      <a:ext cx="5334000" cy="4267200"/>
+                    </a:xfrm>
+                    <a:prstGeom prst="rect">
+                      <a:avLst/>
+                    </a:prstGeom>
+                    <a:noFill/>
+                    <a:ln w="9525">
+                      <a:noFill/>
+                      <a:headEnd/>
+                      <a:tailEnd/>
+                    </a:ln>
+                  </pic:spPr>
+                </pic:pic>
+              </a:graphicData>
+            </a:graphic>
+          </wp:inline>
+        </w:drawing>
+      </w:r>
+    </w:p>
+    <w:p>
+      <w:pPr>
+        <w:pStyle w:val="BodyText"/>
+      </w:pPr>
+      <w:r>
+        <w:t xml:space="preserve">Figure 3: Male vs Female Stimuli</w:t>
+      </w:r>
+    </w:p>
+    <w:p>
+      <w:pPr>
+        <w:pStyle w:val="SourceCode"/>
+      </w:pPr>
+      <w:r>
+        <w:rPr>
+          <w:rStyle w:val="FunctionTok"/>
+        </w:rPr>
+        <w:t xml:space="preserve">ggplot</w:t>
+      </w:r>
+      <w:r>
+        <w:rPr>
+          <w:rStyle w:val="NormalTok"/>
+        </w:rPr>
+        <w:t xml:space="preserve">(clean_emotional_dogs, </w:t>
+      </w:r>
+      <w:r>
+        <w:rPr>
+          <w:rStyle w:val="FunctionTok"/>
+        </w:rPr>
+        <w:t xml:space="preserve">aes</w:t>
+      </w:r>
+      <w:r>
+        <w:rPr>
+          <w:rStyle w:val="NormalTok"/>
+        </w:rPr>
+        <w:t xml:space="preserve">(</w:t>
+      </w:r>
+      <w:r>
+        <w:rPr>
+          <w:rStyle w:val="AttributeTok"/>
+        </w:rPr>
+        <w:t xml:space="preserve">x =</w:t>
+      </w:r>
+      <w:r>
+        <w:rPr>
+          <w:rStyle w:val="NormalTok"/>
+        </w:rPr>
+        <w:t xml:space="preserve"> sex_sti, </w:t>
+      </w:r>
+      <w:r>
+        <w:rPr>
+          <w:rStyle w:val="AttributeTok"/>
+        </w:rPr>
+        <w:t xml:space="preserve">y =</w:t>
+      </w:r>
+      <w:r>
+        <w:rPr>
+          <w:rStyle w:val="NormalTok"/>
+        </w:rPr>
+        <w:t xml:space="preserve"> valence)) </w:t>
+      </w:r>
+      <w:r>
+        <w:rPr>
+          <w:rStyle w:val="SpecialCharTok"/>
+        </w:rPr>
+        <w:t xml:space="preserve">+</w:t>
+      </w:r>
+      <w:r>
+        <w:br/>
+      </w:r>
+      <w:r>
+        <w:rPr>
+          <w:rStyle w:val="NormalTok"/>
+        </w:rPr>
+        <w:t xml:space="preserve">  </w:t>
+      </w:r>
+      <w:r>
+        <w:rPr>
+          <w:rStyle w:val="FunctionTok"/>
+        </w:rPr>
+        <w:t xml:space="preserve">stat_summary</w:t>
+      </w:r>
+      <w:r>
+        <w:rPr>
+          <w:rStyle w:val="NormalTok"/>
+        </w:rPr>
+        <w:t xml:space="preserve">(</w:t>
+      </w:r>
+      <w:r>
+        <w:rPr>
+          <w:rStyle w:val="AttributeTok"/>
+        </w:rPr>
+        <w:t xml:space="preserve">fun =</w:t>
+      </w:r>
+      <w:r>
+        <w:rPr>
+          <w:rStyle w:val="NormalTok"/>
+        </w:rPr>
+        <w:t xml:space="preserve"> mean, </w:t>
+      </w:r>
+      <w:r>
+        <w:rPr>
+          <w:rStyle w:val="AttributeTok"/>
+        </w:rPr>
+        <w:t xml:space="preserve">geom =</w:t>
+      </w:r>
+      <w:r>
+        <w:rPr>
+          <w:rStyle w:val="NormalTok"/>
+        </w:rPr>
+        <w:t xml:space="preserve"> </w:t>
+      </w:r>
+      <w:r>
+        <w:rPr>
+          <w:rStyle w:val="StringTok"/>
+        </w:rPr>
+        <w:t xml:space="preserve">"point"</w:t>
+      </w:r>
+      <w:r>
+        <w:rPr>
+          <w:rStyle w:val="NormalTok"/>
+        </w:rPr>
+        <w:t xml:space="preserve">, </w:t>
+      </w:r>
+      <w:r>
+        <w:rPr>
+          <w:rStyle w:val="AttributeTok"/>
+        </w:rPr>
+        <w:t xml:space="preserve">size =</w:t>
+      </w:r>
+      <w:r>
+        <w:rPr>
+          <w:rStyle w:val="NormalTok"/>
+        </w:rPr>
+        <w:t xml:space="preserve"> </w:t>
+      </w:r>
+      <w:r>
+        <w:rPr>
+          <w:rStyle w:val="DecValTok"/>
+        </w:rPr>
+        <w:t xml:space="preserve">3</w:t>
+      </w:r>
+      <w:r>
+        <w:rPr>
+          <w:rStyle w:val="NormalTok"/>
+        </w:rPr>
+        <w:t xml:space="preserve">) </w:t>
+      </w:r>
+      <w:r>
+        <w:rPr>
+          <w:rStyle w:val="SpecialCharTok"/>
+        </w:rPr>
+        <w:t xml:space="preserve">+</w:t>
+      </w:r>
+      <w:r>
+        <w:br/>
+      </w:r>
+      <w:r>
+        <w:rPr>
+          <w:rStyle w:val="NormalTok"/>
+        </w:rPr>
+        <w:t xml:space="preserve">  </w:t>
+      </w:r>
+      <w:r>
+        <w:rPr>
+          <w:rStyle w:val="FunctionTok"/>
+        </w:rPr>
+        <w:t xml:space="preserve">stat_summary</w:t>
+      </w:r>
+      <w:r>
+        <w:rPr>
+          <w:rStyle w:val="NormalTok"/>
+        </w:rPr>
+        <w:t xml:space="preserve">(</w:t>
+      </w:r>
+      <w:r>
+        <w:rPr>
+          <w:rStyle w:val="AttributeTok"/>
+        </w:rPr>
+        <w:t xml:space="preserve">fun.data =</w:t>
+      </w:r>
+      <w:r>
+        <w:rPr>
+          <w:rStyle w:val="NormalTok"/>
+        </w:rPr>
+        <w:t xml:space="preserve"> mean_se, </w:t>
+      </w:r>
+      <w:r>
+        <w:rPr>
+          <w:rStyle w:val="AttributeTok"/>
+        </w:rPr>
+        <w:t xml:space="preserve">geom =</w:t>
+      </w:r>
+      <w:r>
+        <w:rPr>
+          <w:rStyle w:val="NormalTok"/>
+        </w:rPr>
+        <w:t xml:space="preserve"> </w:t>
+      </w:r>
+      <w:r>
+        <w:rPr>
+          <w:rStyle w:val="StringTok"/>
+        </w:rPr>
+        <w:t xml:space="preserve">"errorbar"</w:t>
+      </w:r>
+      <w:r>
+        <w:rPr>
+          <w:rStyle w:val="NormalTok"/>
+        </w:rPr>
+        <w:t xml:space="preserve">, </w:t>
+      </w:r>
+      <w:r>
+        <w:rPr>
+          <w:rStyle w:val="AttributeTok"/>
+        </w:rPr>
+        <w:t xml:space="preserve">width =</w:t>
+      </w:r>
+      <w:r>
+        <w:rPr>
+          <w:rStyle w:val="NormalTok"/>
+        </w:rPr>
+        <w:t xml:space="preserve"> </w:t>
+      </w:r>
+      <w:r>
+        <w:rPr>
+          <w:rStyle w:val="FloatTok"/>
+        </w:rPr>
+        <w:t xml:space="preserve">0.2</w:t>
+      </w:r>
+      <w:r>
+        <w:rPr>
+          <w:rStyle w:val="NormalTok"/>
+        </w:rPr>
+        <w:t xml:space="preserve">) </w:t>
+      </w:r>
+      <w:r>
+        <w:rPr>
+          <w:rStyle w:val="SpecialCharTok"/>
+        </w:rPr>
+        <w:t xml:space="preserve">+</w:t>
+      </w:r>
+      <w:r>
+        <w:br/>
+      </w:r>
+      <w:r>
+        <w:rPr>
+          <w:rStyle w:val="NormalTok"/>
+        </w:rPr>
+        <w:t xml:space="preserve">  </w:t>
+      </w:r>
+      <w:r>
+        <w:rPr>
+          <w:rStyle w:val="FunctionTok"/>
+        </w:rPr>
+        <w:t xml:space="preserve">stat_summary</w:t>
+      </w:r>
+      <w:r>
+        <w:rPr>
+          <w:rStyle w:val="NormalTok"/>
+        </w:rPr>
+        <w:t xml:space="preserve">(</w:t>
+      </w:r>
+      <w:r>
+        <w:rPr>
+          <w:rStyle w:val="AttributeTok"/>
+        </w:rPr>
+        <w:t xml:space="preserve">fun =</w:t>
+      </w:r>
+      <w:r>
+        <w:rPr>
+          <w:rStyle w:val="NormalTok"/>
+        </w:rPr>
+        <w:t xml:space="preserve"> mean, </w:t>
+      </w:r>
+      <w:r>
+        <w:rPr>
+          <w:rStyle w:val="AttributeTok"/>
+        </w:rPr>
+        <w:t xml:space="preserve">geom =</w:t>
+      </w:r>
+      <w:r>
+        <w:rPr>
+          <w:rStyle w:val="NormalTok"/>
+        </w:rPr>
+        <w:t xml:space="preserve"> </w:t>
+      </w:r>
+      <w:r>
+        <w:rPr>
+          <w:rStyle w:val="StringTok"/>
+        </w:rPr>
+        <w:t xml:space="preserve">"line"</w:t>
+      </w:r>
+      <w:r>
+        <w:rPr>
+          <w:rStyle w:val="NormalTok"/>
+        </w:rPr>
+        <w:t xml:space="preserve">, </w:t>
+      </w:r>
+      <w:r>
+        <w:rPr>
+          <w:rStyle w:val="FunctionTok"/>
+        </w:rPr>
+        <w:t xml:space="preserve">aes</w:t>
+      </w:r>
+      <w:r>
+        <w:rPr>
+          <w:rStyle w:val="NormalTok"/>
+        </w:rPr>
+        <w:t xml:space="preserve">(</w:t>
+      </w:r>
+      <w:r>
+        <w:rPr>
+          <w:rStyle w:val="AttributeTok"/>
+        </w:rPr>
+        <w:t xml:space="preserve">group =</w:t>
+      </w:r>
+      <w:r>
+        <w:rPr>
+          <w:rStyle w:val="NormalTok"/>
+        </w:rPr>
+        <w:t xml:space="preserve"> </w:t>
+      </w:r>
+      <w:r>
+        <w:rPr>
+          <w:rStyle w:val="DecValTok"/>
+        </w:rPr>
+        <w:t xml:space="preserve">1</w:t>
+      </w:r>
+      <w:r>
+        <w:rPr>
+          <w:rStyle w:val="NormalTok"/>
+        </w:rPr>
+        <w:t xml:space="preserve">)) </w:t>
+      </w:r>
+      <w:r>
+        <w:rPr>
+          <w:rStyle w:val="SpecialCharTok"/>
+        </w:rPr>
+        <w:t xml:space="preserve">+</w:t>
+      </w:r>
+      <w:r>
+        <w:br/>
+      </w:r>
+      <w:r>
+        <w:rPr>
+          <w:rStyle w:val="NormalTok"/>
+        </w:rPr>
+        <w:t xml:space="preserve">  </w:t>
+      </w:r>
+      <w:r>
+        <w:rPr>
+          <w:rStyle w:val="FunctionTok"/>
+        </w:rPr>
+        <w:t xml:space="preserve">labs</w:t>
+      </w:r>
+      <w:r>
+        <w:rPr>
+          <w:rStyle w:val="NormalTok"/>
+        </w:rPr>
+        <w:t xml:space="preserve">(</w:t>
+      </w:r>
+      <w:r>
+        <w:br/>
+      </w:r>
+      <w:r>
+        <w:rPr>
+          <w:rStyle w:val="NormalTok"/>
+        </w:rPr>
+        <w:t xml:space="preserve">    </w:t>
+      </w:r>
+      <w:r>
+        <w:rPr>
+          <w:rStyle w:val="AttributeTok"/>
+        </w:rPr>
+        <w:t xml:space="preserve">title =</w:t>
+      </w:r>
+      <w:r>
+        <w:rPr>
+          <w:rStyle w:val="NormalTok"/>
+        </w:rPr>
+        <w:t xml:space="preserve"> </w:t>
+      </w:r>
+      <w:r>
+        <w:rPr>
+          <w:rStyle w:val="StringTok"/>
+        </w:rPr>
+        <w:t xml:space="preserve">"Emotional Response: Male vs Female Stimuli"</w:t>
+      </w:r>
+      <w:r>
+        <w:rPr>
+          <w:rStyle w:val="NormalTok"/>
+        </w:rPr>
+        <w:t xml:space="preserve">,</w:t>
+      </w:r>
+      <w:r>
+        <w:br/>
+      </w:r>
+      <w:r>
+        <w:rPr>
+          <w:rStyle w:val="NormalTok"/>
+        </w:rPr>
+        <w:t xml:space="preserve">    </w:t>
+      </w:r>
+      <w:r>
+        <w:rPr>
+          <w:rStyle w:val="AttributeTok"/>
+        </w:rPr>
+        <w:t xml:space="preserve">x =</w:t>
+      </w:r>
+      <w:r>
+        <w:rPr>
+          <w:rStyle w:val="NormalTok"/>
+        </w:rPr>
+        <w:t xml:space="preserve"> </w:t>
+      </w:r>
+      <w:r>
+        <w:rPr>
+          <w:rStyle w:val="StringTok"/>
+        </w:rPr>
+        <w:t xml:space="preserve">"Stimulus Sex"</w:t>
+      </w:r>
+      <w:r>
+        <w:rPr>
+          <w:rStyle w:val="NormalTok"/>
+        </w:rPr>
+        <w:t xml:space="preserve">,</w:t>
+      </w:r>
+      <w:r>
+        <w:br/>
+      </w:r>
+      <w:r>
+        <w:rPr>
+          <w:rStyle w:val="NormalTok"/>
+        </w:rPr>
+        <w:t xml:space="preserve">    </w:t>
+      </w:r>
+      <w:r>
+        <w:rPr>
+          <w:rStyle w:val="AttributeTok"/>
+        </w:rPr>
+        <w:t xml:space="preserve">y =</w:t>
+      </w:r>
+      <w:r>
+        <w:rPr>
+          <w:rStyle w:val="NormalTok"/>
+        </w:rPr>
+        <w:t xml:space="preserve"> </w:t>
+      </w:r>
+      <w:r>
+        <w:rPr>
+          <w:rStyle w:val="StringTok"/>
+        </w:rPr>
+        <w:t xml:space="preserve">"Mean Valence"</w:t>
+      </w:r>
+      <w:r>
+        <w:br/>
+      </w:r>
+      <w:r>
+        <w:rPr>
+          <w:rStyle w:val="NormalTok"/>
+        </w:rPr>
+        <w:t xml:space="preserve">  ) </w:t>
+      </w:r>
+      <w:r>
+        <w:rPr>
+          <w:rStyle w:val="SpecialCharTok"/>
+        </w:rPr>
+        <w:t xml:space="preserve">+</w:t>
+      </w:r>
+      <w:r>
+        <w:br/>
+      </w:r>
+      <w:r>
+        <w:rPr>
+          <w:rStyle w:val="NormalTok"/>
+        </w:rPr>
+        <w:t xml:space="preserve">  </w:t>
+      </w:r>
+      <w:r>
+        <w:rPr>
+          <w:rStyle w:val="FunctionTok"/>
+        </w:rPr>
+        <w:t xml:space="preserve">theme_minimal</w:t>
+      </w:r>
+      <w:r>
+        <w:rPr>
+          <w:rStyle w:val="NormalTok"/>
+        </w:rPr>
+        <w:t xml:space="preserve">() </w:t>
+      </w:r>
+      <w:r>
+        <w:rPr>
+          <w:rStyle w:val="SpecialCharTok"/>
+        </w:rPr>
+        <w:t xml:space="preserve">+</w:t>
+      </w:r>
+      <w:r>
+        <w:br/>
+      </w:r>
+      <w:r>
+        <w:rPr>
+          <w:rStyle w:val="NormalTok"/>
+        </w:rPr>
+        <w:t xml:space="preserve">  </w:t>
+      </w:r>
+      <w:r>
+        <w:rPr>
+          <w:rStyle w:val="FunctionTok"/>
+        </w:rPr>
+        <w:t xml:space="preserve">theme</w:t>
+      </w:r>
+      <w:r>
+        <w:rPr>
+          <w:rStyle w:val="NormalTok"/>
+        </w:rPr>
+        <w:t xml:space="preserve">(</w:t>
+      </w:r>
+      <w:r>
+        <w:br/>
+      </w:r>
+      <w:r>
+        <w:rPr>
+          <w:rStyle w:val="NormalTok"/>
+        </w:rPr>
+        <w:t xml:space="preserve">    </w:t>
+      </w:r>
+      <w:r>
+        <w:rPr>
+          <w:rStyle w:val="AttributeTok"/>
+        </w:rPr>
+        <w:t xml:space="preserve">plot.title =</w:t>
+      </w:r>
+      <w:r>
+        <w:rPr>
+          <w:rStyle w:val="NormalTok"/>
+        </w:rPr>
+        <w:t xml:space="preserve"> </w:t>
+      </w:r>
+      <w:r>
+        <w:rPr>
+          <w:rStyle w:val="FunctionTok"/>
+        </w:rPr>
+        <w:t xml:space="preserve">element_text</w:t>
+      </w:r>
+      <w:r>
+        <w:rPr>
+          <w:rStyle w:val="NormalTok"/>
+        </w:rPr>
+        <w:t xml:space="preserve">(</w:t>
+      </w:r>
+      <w:r>
+        <w:rPr>
+          <w:rStyle w:val="AttributeTok"/>
+        </w:rPr>
+        <w:t xml:space="preserve">hjust =</w:t>
+      </w:r>
+      <w:r>
+        <w:rPr>
+          <w:rStyle w:val="NormalTok"/>
+        </w:rPr>
+        <w:t xml:space="preserve"> </w:t>
+      </w:r>
+      <w:r>
+        <w:rPr>
+          <w:rStyle w:val="FloatTok"/>
+        </w:rPr>
+        <w:t xml:space="preserve">0.5</w:t>
+      </w:r>
+      <w:r>
+        <w:rPr>
+          <w:rStyle w:val="NormalTok"/>
+        </w:rPr>
+        <w:t xml:space="preserve">, </w:t>
+      </w:r>
+      <w:r>
+        <w:rPr>
+          <w:rStyle w:val="AttributeTok"/>
+        </w:rPr>
+        <w:t xml:space="preserve">face =</w:t>
+      </w:r>
+      <w:r>
+        <w:rPr>
+          <w:rStyle w:val="NormalTok"/>
+        </w:rPr>
+        <w:t xml:space="preserve"> </w:t>
+      </w:r>
+      <w:r>
+        <w:rPr>
+          <w:rStyle w:val="StringTok"/>
+        </w:rPr>
+        <w:t xml:space="preserve">"bold"</w:t>
+      </w:r>
+      <w:r>
+        <w:rPr>
+          <w:rStyle w:val="NormalTok"/>
+        </w:rPr>
+        <w:t xml:space="preserve">, </w:t>
+      </w:r>
+      <w:r>
+        <w:rPr>
+          <w:rStyle w:val="AttributeTok"/>
+        </w:rPr>
+        <w:t xml:space="preserve">size =</w:t>
+      </w:r>
+      <w:r>
+        <w:rPr>
+          <w:rStyle w:val="NormalTok"/>
+        </w:rPr>
+        <w:t xml:space="preserve"> </w:t>
+      </w:r>
+      <w:r>
+        <w:rPr>
+          <w:rStyle w:val="DecValTok"/>
+        </w:rPr>
+        <w:t xml:space="preserve">15</w:t>
+      </w:r>
+      <w:r>
+        <w:rPr>
+          <w:rStyle w:val="NormalTok"/>
+        </w:rPr>
+        <w:t xml:space="preserve">),</w:t>
+      </w:r>
+      <w:r>
+        <w:br/>
+      </w:r>
+      <w:r>
+        <w:rPr>
+          <w:rStyle w:val="NormalTok"/>
+        </w:rPr>
+        <w:t xml:space="preserve">    </w:t>
+      </w:r>
+      <w:r>
+        <w:rPr>
+          <w:rStyle w:val="AttributeTok"/>
+        </w:rPr>
+        <w:t xml:space="preserve">axis.title =</w:t>
+      </w:r>
+      <w:r>
+        <w:rPr>
+          <w:rStyle w:val="NormalTok"/>
+        </w:rPr>
+        <w:t xml:space="preserve"> </w:t>
+      </w:r>
+      <w:r>
+        <w:rPr>
+          <w:rStyle w:val="FunctionTok"/>
+        </w:rPr>
+        <w:t xml:space="preserve">element_text</w:t>
+      </w:r>
+      <w:r>
+        <w:rPr>
+          <w:rStyle w:val="NormalTok"/>
+        </w:rPr>
+        <w:t xml:space="preserve">(</w:t>
+      </w:r>
+      <w:r>
+        <w:rPr>
+          <w:rStyle w:val="AttributeTok"/>
+        </w:rPr>
+        <w:t xml:space="preserve">size =</w:t>
+      </w:r>
+      <w:r>
+        <w:rPr>
+          <w:rStyle w:val="NormalTok"/>
+        </w:rPr>
+        <w:t xml:space="preserve"> </w:t>
+      </w:r>
+      <w:r>
+        <w:rPr>
+          <w:rStyle w:val="DecValTok"/>
+        </w:rPr>
+        <w:t xml:space="preserve">13</w:t>
+      </w:r>
+      <w:r>
+        <w:rPr>
+          <w:rStyle w:val="NormalTok"/>
+        </w:rPr>
+        <w:t xml:space="preserve">),</w:t>
+      </w:r>
+      <w:r>
+        <w:br/>
+      </w:r>
+      <w:r>
+        <w:rPr>
+          <w:rStyle w:val="NormalTok"/>
+        </w:rPr>
+        <w:t xml:space="preserve">    </w:t>
+      </w:r>
+      <w:r>
+        <w:rPr>
+          <w:rStyle w:val="AttributeTok"/>
+        </w:rPr>
+        <w:t xml:space="preserve">axis.text =</w:t>
+      </w:r>
+      <w:r>
+        <w:rPr>
+          <w:rStyle w:val="NormalTok"/>
+        </w:rPr>
+        <w:t xml:space="preserve"> </w:t>
+      </w:r>
+      <w:r>
+        <w:rPr>
+          <w:rStyle w:val="FunctionTok"/>
+        </w:rPr>
+        <w:t xml:space="preserve">element_text</w:t>
+      </w:r>
+      <w:r>
+        <w:rPr>
+          <w:rStyle w:val="NormalTok"/>
+        </w:rPr>
+        <w:t xml:space="preserve">(</w:t>
+      </w:r>
+      <w:r>
+        <w:rPr>
+          <w:rStyle w:val="AttributeTok"/>
+        </w:rPr>
+        <w:t xml:space="preserve">size =</w:t>
+      </w:r>
+      <w:r>
+        <w:rPr>
+          <w:rStyle w:val="NormalTok"/>
+        </w:rPr>
+        <w:t xml:space="preserve"> </w:t>
+      </w:r>
+      <w:r>
+        <w:rPr>
+          <w:rStyle w:val="DecValTok"/>
+        </w:rPr>
+        <w:t xml:space="preserve">11</w:t>
+      </w:r>
+      <w:r>
+        <w:rPr>
+          <w:rStyle w:val="NormalTok"/>
+        </w:rPr>
+        <w:t xml:space="preserve">),</w:t>
+      </w:r>
+      <w:r>
+        <w:br/>
+      </w:r>
+      <w:r>
+        <w:rPr>
+          <w:rStyle w:val="NormalTok"/>
+        </w:rPr>
+        <w:t xml:space="preserve">    </w:t>
+      </w:r>
+      <w:r>
+        <w:rPr>
+          <w:rStyle w:val="AttributeTok"/>
+        </w:rPr>
+        <w:t xml:space="preserve">panel.grid.major =</w:t>
+      </w:r>
+      <w:r>
+        <w:rPr>
+          <w:rStyle w:val="NormalTok"/>
+        </w:rPr>
+        <w:t xml:space="preserve"> </w:t>
+      </w:r>
+      <w:r>
+        <w:rPr>
+          <w:rStyle w:val="FunctionTok"/>
+        </w:rPr>
+        <w:t xml:space="preserve">element_line</w:t>
+      </w:r>
+      <w:r>
+        <w:rPr>
+          <w:rStyle w:val="NormalTok"/>
+        </w:rPr>
+        <w:t xml:space="preserve">(</w:t>
+      </w:r>
+      <w:r>
+        <w:rPr>
+          <w:rStyle w:val="AttributeTok"/>
+        </w:rPr>
+        <w:t xml:space="preserve">color =</w:t>
+      </w:r>
+      <w:r>
+        <w:rPr>
+          <w:rStyle w:val="NormalTok"/>
+        </w:rPr>
+        <w:t xml:space="preserve"> </w:t>
+      </w:r>
+      <w:r>
+        <w:rPr>
+          <w:rStyle w:val="FunctionTok"/>
+        </w:rPr>
+        <w:t xml:space="preserve">adjustcolor</w:t>
+      </w:r>
+      <w:r>
+        <w:rPr>
+          <w:rStyle w:val="NormalTok"/>
+        </w:rPr>
+        <w:t xml:space="preserve">(</w:t>
+      </w:r>
+      <w:r>
+        <w:rPr>
+          <w:rStyle w:val="StringTok"/>
+        </w:rPr>
+        <w:t xml:space="preserve">"pink"</w:t>
+      </w:r>
+      <w:r>
+        <w:rPr>
+          <w:rStyle w:val="NormalTok"/>
+        </w:rPr>
+        <w:t xml:space="preserve">, </w:t>
+      </w:r>
+      <w:r>
+        <w:rPr>
+          <w:rStyle w:val="AttributeTok"/>
+        </w:rPr>
+        <w:t xml:space="preserve">alpha.f =</w:t>
+      </w:r>
+      <w:r>
+        <w:rPr>
+          <w:rStyle w:val="NormalTok"/>
+        </w:rPr>
+        <w:t xml:space="preserve"> </w:t>
+      </w:r>
+      <w:r>
+        <w:rPr>
+          <w:rStyle w:val="FloatTok"/>
+        </w:rPr>
+        <w:t xml:space="preserve">0.2</w:t>
+      </w:r>
+      <w:r>
+        <w:rPr>
+          <w:rStyle w:val="NormalTok"/>
+        </w:rPr>
+        <w:t xml:space="preserve">)),</w:t>
+      </w:r>
+      <w:r>
+        <w:br/>
+      </w:r>
+      <w:r>
+        <w:rPr>
+          <w:rStyle w:val="NormalTok"/>
+        </w:rPr>
+        <w:t xml:space="preserve">    </w:t>
+      </w:r>
+      <w:r>
+        <w:rPr>
+          <w:rStyle w:val="AttributeTok"/>
+        </w:rPr>
+        <w:t xml:space="preserve">panel.background =</w:t>
+      </w:r>
+      <w:r>
+        <w:rPr>
+          <w:rStyle w:val="NormalTok"/>
+        </w:rPr>
+        <w:t xml:space="preserve"> </w:t>
+      </w:r>
+      <w:r>
+        <w:rPr>
+          <w:rStyle w:val="FunctionTok"/>
+        </w:rPr>
+        <w:t xml:space="preserve">element_rect</w:t>
+      </w:r>
+      <w:r>
+        <w:rPr>
+          <w:rStyle w:val="NormalTok"/>
+        </w:rPr>
+        <w:t xml:space="preserve">(</w:t>
+      </w:r>
+      <w:r>
+        <w:rPr>
+          <w:rStyle w:val="AttributeTok"/>
+        </w:rPr>
+        <w:t xml:space="preserve">fill =</w:t>
+      </w:r>
+      <w:r>
+        <w:rPr>
+          <w:rStyle w:val="NormalTok"/>
+        </w:rPr>
+        <w:t xml:space="preserve"> </w:t>
+      </w:r>
+      <w:r>
+        <w:rPr>
+          <w:rStyle w:val="StringTok"/>
+        </w:rPr>
+        <w:t xml:space="preserve">"lavenderblush"</w:t>
+      </w:r>
+      <w:r>
+        <w:rPr>
+          <w:rStyle w:val="NormalTok"/>
+        </w:rPr>
+        <w:t xml:space="preserve">)</w:t>
+      </w:r>
+      <w:r>
+        <w:br/>
+      </w:r>
+      <w:r>
+        <w:rPr>
+          <w:rStyle w:val="NormalTok"/>
+        </w:rPr>
+        <w:t xml:space="preserve">  ) </w:t>
+      </w:r>
+      <w:r>
+        <w:rPr>
+          <w:rStyle w:val="SpecialCharTok"/>
+        </w:rPr>
+        <w:t xml:space="preserve">+</w:t>
+      </w:r>
+      <w:r>
+        <w:br/>
+      </w:r>
+      <w:r>
+        <w:rPr>
+          <w:rStyle w:val="NormalTok"/>
+        </w:rPr>
+        <w:t xml:space="preserve">  </w:t>
+      </w:r>
+      <w:r>
+        <w:rPr>
+          <w:rStyle w:val="FunctionTok"/>
+        </w:rPr>
+        <w:t xml:space="preserve">annotate</w:t>
+      </w:r>
+      <w:r>
+        <w:rPr>
+          <w:rStyle w:val="NormalTok"/>
+        </w:rPr>
+        <w:t xml:space="preserve">(</w:t>
+      </w:r>
+      <w:r>
+        <w:br/>
+      </w:r>
+      <w:r>
+        <w:rPr>
+          <w:rStyle w:val="NormalTok"/>
+        </w:rPr>
+        <w:t xml:space="preserve">    </w:t>
+      </w:r>
+      <w:r>
+        <w:rPr>
+          <w:rStyle w:val="StringTok"/>
+        </w:rPr>
+        <w:t xml:space="preserve">"text"</w:t>
+      </w:r>
+      <w:r>
+        <w:rPr>
+          <w:rStyle w:val="NormalTok"/>
+        </w:rPr>
+        <w:t xml:space="preserve">,</w:t>
+      </w:r>
+      <w:r>
+        <w:br/>
+      </w:r>
+      <w:r>
+        <w:rPr>
+          <w:rStyle w:val="NormalTok"/>
+        </w:rPr>
+        <w:t xml:space="preserve">    </w:t>
+      </w:r>
+      <w:r>
+        <w:rPr>
+          <w:rStyle w:val="AttributeTok"/>
+        </w:rPr>
+        <w:t xml:space="preserve">x =</w:t>
+      </w:r>
+      <w:r>
+        <w:rPr>
+          <w:rStyle w:val="NormalTok"/>
+        </w:rPr>
+        <w:t xml:space="preserve"> </w:t>
+      </w:r>
+      <w:r>
+        <w:rPr>
+          <w:rStyle w:val="ConstantTok"/>
+        </w:rPr>
+        <w:t xml:space="preserve">Inf</w:t>
+      </w:r>
+      <w:r>
+        <w:rPr>
+          <w:rStyle w:val="NormalTok"/>
+        </w:rPr>
+        <w:t xml:space="preserve">,</w:t>
+      </w:r>
+      <w:r>
+        <w:br/>
+      </w:r>
+      <w:r>
+        <w:rPr>
+          <w:rStyle w:val="NormalTok"/>
+        </w:rPr>
+        <w:t xml:space="preserve">    </w:t>
+      </w:r>
+      <w:r>
+        <w:rPr>
+          <w:rStyle w:val="AttributeTok"/>
+        </w:rPr>
+        <w:t xml:space="preserve">y =</w:t>
+      </w:r>
+      <w:r>
+        <w:rPr>
+          <w:rStyle w:val="NormalTok"/>
+        </w:rPr>
+        <w:t xml:space="preserve"> </w:t>
+      </w:r>
+      <w:r>
+        <w:rPr>
+          <w:rStyle w:val="ConstantTok"/>
+        </w:rPr>
+        <w:t xml:space="preserve">Inf</w:t>
+      </w:r>
+      <w:r>
+        <w:rPr>
+          <w:rStyle w:val="NormalTok"/>
+        </w:rPr>
+        <w:t xml:space="preserve">,</w:t>
+      </w:r>
+      <w:r>
+        <w:br/>
+      </w:r>
+      <w:r>
+        <w:rPr>
+          <w:rStyle w:val="NormalTok"/>
+        </w:rPr>
+        <w:t xml:space="preserve">    </w:t>
+      </w:r>
+      <w:r>
+        <w:rPr>
+          <w:rStyle w:val="AttributeTok"/>
+        </w:rPr>
+        <w:t xml:space="preserve">label =</w:t>
+      </w:r>
+      <w:r>
+        <w:rPr>
+          <w:rStyle w:val="NormalTok"/>
+        </w:rPr>
+        <w:t xml:space="preserve"> </w:t>
+      </w:r>
+      <w:r>
+        <w:rPr>
+          <w:rStyle w:val="StringTok"/>
+        </w:rPr>
+        <w:t xml:space="preserve">"(c)"</w:t>
+      </w:r>
+      <w:r>
+        <w:rPr>
+          <w:rStyle w:val="NormalTok"/>
+        </w:rPr>
+        <w:t xml:space="preserve">,</w:t>
+      </w:r>
+      <w:r>
+        <w:br/>
+      </w:r>
+      <w:r>
+        <w:rPr>
+          <w:rStyle w:val="NormalTok"/>
+        </w:rPr>
+        <w:t xml:space="preserve">    </w:t>
+      </w:r>
+      <w:r>
+        <w:rPr>
+          <w:rStyle w:val="AttributeTok"/>
+        </w:rPr>
+        <w:t xml:space="preserve">hjust =</w:t>
+      </w:r>
+      <w:r>
+        <w:rPr>
+          <w:rStyle w:val="NormalTok"/>
+        </w:rPr>
+        <w:t xml:space="preserve"> </w:t>
+      </w:r>
+      <w:r>
+        <w:rPr>
+          <w:rStyle w:val="FloatTok"/>
+        </w:rPr>
+        <w:t xml:space="preserve">1.2</w:t>
+      </w:r>
+      <w:r>
+        <w:rPr>
+          <w:rStyle w:val="NormalTok"/>
+        </w:rPr>
+        <w:t xml:space="preserve">,</w:t>
+      </w:r>
+      <w:r>
+        <w:br/>
+      </w:r>
+      <w:r>
+        <w:rPr>
+          <w:rStyle w:val="NormalTok"/>
+        </w:rPr>
+        <w:t xml:space="preserve">    </w:t>
+      </w:r>
+      <w:r>
+        <w:rPr>
+          <w:rStyle w:val="AttributeTok"/>
+        </w:rPr>
+        <w:t xml:space="preserve">vjust =</w:t>
+      </w:r>
+      <w:r>
+        <w:rPr>
+          <w:rStyle w:val="NormalTok"/>
+        </w:rPr>
+        <w:t xml:space="preserve"> </w:t>
+      </w:r>
+      <w:r>
+        <w:rPr>
+          <w:rStyle w:val="FloatTok"/>
+        </w:rPr>
+        <w:t xml:space="preserve">1.5</w:t>
+      </w:r>
+      <w:r>
+        <w:rPr>
+          <w:rStyle w:val="NormalTok"/>
+        </w:rPr>
+        <w:t xml:space="preserve">,</w:t>
+      </w:r>
+      <w:r>
+        <w:br/>
+      </w:r>
+      <w:r>
+        <w:rPr>
+          <w:rStyle w:val="NormalTok"/>
+        </w:rPr>
+        <w:t xml:space="preserve">    </w:t>
+      </w:r>
+      <w:r>
+        <w:rPr>
+          <w:rStyle w:val="AttributeTok"/>
+        </w:rPr>
+        <w:t xml:space="preserve">size =</w:t>
+      </w:r>
+      <w:r>
+        <w:rPr>
+          <w:rStyle w:val="NormalTok"/>
+        </w:rPr>
+        <w:t xml:space="preserve"> </w:t>
+      </w:r>
+      <w:r>
+        <w:rPr>
+          <w:rStyle w:val="DecValTok"/>
+        </w:rPr>
+        <w:t xml:space="preserve">5</w:t>
+      </w:r>
+      <w:r>
+        <w:br/>
+      </w:r>
+      <w:r>
+        <w:rPr>
+          <w:rStyle w:val="NormalTok"/>
+        </w:rPr>
+        <w:t xml:space="preserve">  ) </w:t>
+      </w:r>
+    </w:p>
+    <w:p>
+      <w:pPr>
+        <w:pStyle w:val="FirstParagraph"/>
+      </w:pPr>
+      <w:r>
+        <w:drawing>
+          <wp:inline>
+            <wp:extent cx="5334000" cy="4267200"/>
+            <wp:effectExtent b="0" l="0" r="0" t="0"/>
+            <wp:docPr descr="" title="" id="29" name="Picture"/>
+            <a:graphic>
+              <a:graphicData uri="http://schemas.openxmlformats.org/drawingml/2006/picture">
+                <pic:pic>
+                  <pic:nvPicPr>
+                    <pic:cNvPr descr="Independent-Project_files/Independent-Project_files/figure-docx/unnamed-chunk-8-1.png" id="30" name="Picture"/>
+                    <pic:cNvPicPr>
+                      <a:picLocks noChangeArrowheads="1" noChangeAspect="1"/>
+                    </pic:cNvPicPr>
+                  </pic:nvPicPr>
+                  <pic:blipFill>
+                    <a:blip r:embed="rId28"/>
+                    <a:stretch>
+                      <a:fillRect/>
+                    </a:stretch>
+                  </pic:blipFill>
+                  <pic:spPr bwMode="auto">
+                    <a:xfrm>
+                      <a:off x="0" y="0"/>
+                      <a:ext cx="5334000" cy="4267200"/>
+                    </a:xfrm>
+                    <a:prstGeom prst="rect">
+                      <a:avLst/>
+                    </a:prstGeom>
+                    <a:noFill/>
+                    <a:ln w="9525">
+                      <a:noFill/>
+                      <a:headEnd/>
+                      <a:tailEnd/>
+                    </a:ln>
+                  </pic:spPr>
+                </pic:pic>
+              </a:graphicData>
+            </a:graphic>
+          </wp:inline>
+        </w:drawing>
+      </w:r>
+    </w:p>
+    <w:p>
+      <w:pPr>
+        <w:pStyle w:val="BodyText"/>
+      </w:pPr>
+      <w:r>
+        <w:t xml:space="preserve">Figure 4: Strength of response by Simulus Sex</w:t>
+      </w:r>
+    </w:p>
+    <w:p>
+      <w:pPr>
+        <w:pStyle w:val="SourceCode"/>
+      </w:pPr>
+      <w:r>
+        <w:rPr>
+          <w:rStyle w:val="FunctionTok"/>
+        </w:rPr>
+        <w:t xml:space="preserve">ggplot</w:t>
+      </w:r>
+      <w:r>
+        <w:rPr>
+          <w:rStyle w:val="NormalTok"/>
+        </w:rPr>
+        <w:t xml:space="preserve">(clean_emotional_dogs, </w:t>
+      </w:r>
+      <w:r>
+        <w:rPr>
+          <w:rStyle w:val="FunctionTok"/>
+        </w:rPr>
+        <w:t xml:space="preserve">aes</w:t>
+      </w:r>
+      <w:r>
+        <w:rPr>
+          <w:rStyle w:val="NormalTok"/>
+        </w:rPr>
+        <w:t xml:space="preserve">(</w:t>
+      </w:r>
+      <w:r>
+        <w:rPr>
+          <w:rStyle w:val="AttributeTok"/>
+        </w:rPr>
+        <w:t xml:space="preserve">x =</w:t>
+      </w:r>
+      <w:r>
+        <w:rPr>
+          <w:rStyle w:val="NormalTok"/>
+        </w:rPr>
+        <w:t xml:space="preserve"> sex_sti, </w:t>
+      </w:r>
+      <w:r>
+        <w:rPr>
+          <w:rStyle w:val="AttributeTok"/>
+        </w:rPr>
+        <w:t xml:space="preserve">y =</w:t>
+      </w:r>
+      <w:r>
+        <w:rPr>
+          <w:rStyle w:val="NormalTok"/>
+        </w:rPr>
+        <w:t xml:space="preserve"> abs_index)) </w:t>
+      </w:r>
+      <w:r>
+        <w:rPr>
+          <w:rStyle w:val="SpecialCharTok"/>
+        </w:rPr>
+        <w:t xml:space="preserve">+</w:t>
+      </w:r>
+      <w:r>
+        <w:br/>
+      </w:r>
+      <w:r>
+        <w:rPr>
+          <w:rStyle w:val="NormalTok"/>
+        </w:rPr>
+        <w:t xml:space="preserve">  </w:t>
+      </w:r>
+      <w:r>
+        <w:rPr>
+          <w:rStyle w:val="FunctionTok"/>
+        </w:rPr>
+        <w:t xml:space="preserve">stat_summary</w:t>
+      </w:r>
+      <w:r>
+        <w:rPr>
+          <w:rStyle w:val="NormalTok"/>
+        </w:rPr>
+        <w:t xml:space="preserve">(</w:t>
+      </w:r>
+      <w:r>
+        <w:rPr>
+          <w:rStyle w:val="AttributeTok"/>
+        </w:rPr>
+        <w:t xml:space="preserve">fun =</w:t>
+      </w:r>
+      <w:r>
+        <w:rPr>
+          <w:rStyle w:val="NormalTok"/>
+        </w:rPr>
+        <w:t xml:space="preserve"> mean, </w:t>
+      </w:r>
+      <w:r>
+        <w:rPr>
+          <w:rStyle w:val="AttributeTok"/>
+        </w:rPr>
+        <w:t xml:space="preserve">geom =</w:t>
+      </w:r>
+      <w:r>
+        <w:rPr>
+          <w:rStyle w:val="NormalTok"/>
+        </w:rPr>
+        <w:t xml:space="preserve"> </w:t>
+      </w:r>
+      <w:r>
+        <w:rPr>
+          <w:rStyle w:val="StringTok"/>
+        </w:rPr>
+        <w:t xml:space="preserve">"col"</w:t>
+      </w:r>
+      <w:r>
+        <w:rPr>
+          <w:rStyle w:val="NormalTok"/>
+        </w:rPr>
+        <w:t xml:space="preserve">, </w:t>
+      </w:r>
+      <w:r>
+        <w:rPr>
+          <w:rStyle w:val="AttributeTok"/>
+        </w:rPr>
+        <w:t xml:space="preserve">alpha =</w:t>
+      </w:r>
+      <w:r>
+        <w:rPr>
+          <w:rStyle w:val="NormalTok"/>
+        </w:rPr>
+        <w:t xml:space="preserve"> </w:t>
+      </w:r>
+      <w:r>
+        <w:rPr>
+          <w:rStyle w:val="FloatTok"/>
+        </w:rPr>
+        <w:t xml:space="preserve">0.7</w:t>
+      </w:r>
+      <w:r>
+        <w:rPr>
+          <w:rStyle w:val="NormalTok"/>
+        </w:rPr>
+        <w:t xml:space="preserve">) </w:t>
+      </w:r>
+      <w:r>
+        <w:rPr>
+          <w:rStyle w:val="SpecialCharTok"/>
+        </w:rPr>
+        <w:t xml:space="preserve">+</w:t>
+      </w:r>
+      <w:r>
+        <w:br/>
+      </w:r>
+      <w:r>
+        <w:rPr>
+          <w:rStyle w:val="NormalTok"/>
+        </w:rPr>
+        <w:t xml:space="preserve">  </w:t>
+      </w:r>
+      <w:r>
+        <w:rPr>
+          <w:rStyle w:val="FunctionTok"/>
+        </w:rPr>
+        <w:t xml:space="preserve">stat_summary</w:t>
+      </w:r>
+      <w:r>
+        <w:rPr>
+          <w:rStyle w:val="NormalTok"/>
+        </w:rPr>
+        <w:t xml:space="preserve">(</w:t>
+      </w:r>
+      <w:r>
+        <w:rPr>
+          <w:rStyle w:val="AttributeTok"/>
+        </w:rPr>
+        <w:t xml:space="preserve">fun.data =</w:t>
+      </w:r>
+      <w:r>
+        <w:rPr>
+          <w:rStyle w:val="NormalTok"/>
+        </w:rPr>
+        <w:t xml:space="preserve"> mean_se, </w:t>
+      </w:r>
+      <w:r>
+        <w:rPr>
+          <w:rStyle w:val="AttributeTok"/>
+        </w:rPr>
+        <w:t xml:space="preserve">geom =</w:t>
+      </w:r>
+      <w:r>
+        <w:rPr>
+          <w:rStyle w:val="NormalTok"/>
+        </w:rPr>
+        <w:t xml:space="preserve"> </w:t>
+      </w:r>
+      <w:r>
+        <w:rPr>
+          <w:rStyle w:val="StringTok"/>
+        </w:rPr>
+        <w:t xml:space="preserve">"errorbar"</w:t>
+      </w:r>
+      <w:r>
+        <w:rPr>
+          <w:rStyle w:val="NormalTok"/>
+        </w:rPr>
+        <w:t xml:space="preserve">, </w:t>
+      </w:r>
+      <w:r>
+        <w:rPr>
+          <w:rStyle w:val="AttributeTok"/>
+        </w:rPr>
+        <w:t xml:space="preserve">width =</w:t>
+      </w:r>
+      <w:r>
+        <w:rPr>
+          <w:rStyle w:val="NormalTok"/>
+        </w:rPr>
+        <w:t xml:space="preserve"> </w:t>
+      </w:r>
+      <w:r>
+        <w:rPr>
+          <w:rStyle w:val="FloatTok"/>
+        </w:rPr>
+        <w:t xml:space="preserve">0.2</w:t>
+      </w:r>
+      <w:r>
+        <w:rPr>
+          <w:rStyle w:val="NormalTok"/>
+        </w:rPr>
+        <w:t xml:space="preserve">) </w:t>
+      </w:r>
+      <w:r>
+        <w:rPr>
+          <w:rStyle w:val="SpecialCharTok"/>
+        </w:rPr>
+        <w:t xml:space="preserve">+</w:t>
+      </w:r>
+      <w:r>
+        <w:br/>
+      </w:r>
+      <w:r>
+        <w:rPr>
+          <w:rStyle w:val="NormalTok"/>
+        </w:rPr>
+        <w:t xml:space="preserve">  </w:t>
+      </w:r>
+      <w:r>
+        <w:rPr>
+          <w:rStyle w:val="FunctionTok"/>
+        </w:rPr>
+        <w:t xml:space="preserve">labs</w:t>
+      </w:r>
+      <w:r>
+        <w:rPr>
+          <w:rStyle w:val="NormalTok"/>
+        </w:rPr>
+        <w:t xml:space="preserve">(</w:t>
+      </w:r>
+      <w:r>
+        <w:br/>
+      </w:r>
+      <w:r>
+        <w:rPr>
+          <w:rStyle w:val="NormalTok"/>
+        </w:rPr>
+        <w:t xml:space="preserve">    </w:t>
+      </w:r>
+      <w:r>
+        <w:rPr>
+          <w:rStyle w:val="AttributeTok"/>
+        </w:rPr>
+        <w:t xml:space="preserve">title =</w:t>
+      </w:r>
+      <w:r>
+        <w:rPr>
+          <w:rStyle w:val="NormalTok"/>
+        </w:rPr>
+        <w:t xml:space="preserve"> </w:t>
+      </w:r>
+      <w:r>
+        <w:rPr>
+          <w:rStyle w:val="StringTok"/>
+        </w:rPr>
+        <w:t xml:space="preserve">"Strength of Response by Stimulus Sex"</w:t>
+      </w:r>
+      <w:r>
+        <w:rPr>
+          <w:rStyle w:val="NormalTok"/>
+        </w:rPr>
+        <w:t xml:space="preserve">,</w:t>
+      </w:r>
+      <w:r>
+        <w:br/>
+      </w:r>
+      <w:r>
+        <w:rPr>
+          <w:rStyle w:val="NormalTok"/>
+        </w:rPr>
+        <w:t xml:space="preserve">    </w:t>
+      </w:r>
+      <w:r>
+        <w:rPr>
+          <w:rStyle w:val="AttributeTok"/>
+        </w:rPr>
+        <w:t xml:space="preserve">x =</w:t>
+      </w:r>
+      <w:r>
+        <w:rPr>
+          <w:rStyle w:val="NormalTok"/>
+        </w:rPr>
+        <w:t xml:space="preserve"> </w:t>
+      </w:r>
+      <w:r>
+        <w:rPr>
+          <w:rStyle w:val="StringTok"/>
+        </w:rPr>
+        <w:t xml:space="preserve">"Stimulus Sex"</w:t>
+      </w:r>
+      <w:r>
+        <w:rPr>
+          <w:rStyle w:val="NormalTok"/>
+        </w:rPr>
+        <w:t xml:space="preserve">,</w:t>
+      </w:r>
+      <w:r>
+        <w:br/>
+      </w:r>
+      <w:r>
+        <w:rPr>
+          <w:rStyle w:val="NormalTok"/>
+        </w:rPr>
+        <w:t xml:space="preserve">    </w:t>
+      </w:r>
+      <w:r>
+        <w:rPr>
+          <w:rStyle w:val="AttributeTok"/>
+        </w:rPr>
+        <w:t xml:space="preserve">y =</w:t>
+      </w:r>
+      <w:r>
+        <w:rPr>
+          <w:rStyle w:val="NormalTok"/>
+        </w:rPr>
+        <w:t xml:space="preserve"> </w:t>
+      </w:r>
+      <w:r>
+        <w:rPr>
+          <w:rStyle w:val="StringTok"/>
+        </w:rPr>
+        <w:t xml:space="preserve">"Mean Absolute Index"</w:t>
+      </w:r>
+      <w:r>
+        <w:br/>
+      </w:r>
+      <w:r>
+        <w:rPr>
+          <w:rStyle w:val="NormalTok"/>
+        </w:rPr>
+        <w:t xml:space="preserve">  ) </w:t>
+      </w:r>
+      <w:r>
+        <w:rPr>
+          <w:rStyle w:val="SpecialCharTok"/>
+        </w:rPr>
+        <w:t xml:space="preserve">+</w:t>
+      </w:r>
+      <w:r>
+        <w:br/>
+      </w:r>
+      <w:r>
+        <w:rPr>
+          <w:rStyle w:val="NormalTok"/>
+        </w:rPr>
+        <w:t xml:space="preserve">  </w:t>
+      </w:r>
+      <w:r>
+        <w:rPr>
+          <w:rStyle w:val="FunctionTok"/>
+        </w:rPr>
+        <w:t xml:space="preserve">theme_minimal</w:t>
+      </w:r>
+      <w:r>
+        <w:rPr>
+          <w:rStyle w:val="NormalTok"/>
+        </w:rPr>
+        <w:t xml:space="preserve">() </w:t>
+      </w:r>
+      <w:r>
+        <w:rPr>
+          <w:rStyle w:val="SpecialCharTok"/>
+        </w:rPr>
+        <w:t xml:space="preserve">+</w:t>
+      </w:r>
+      <w:r>
+        <w:br/>
+      </w:r>
+      <w:r>
+        <w:rPr>
+          <w:rStyle w:val="NormalTok"/>
+        </w:rPr>
+        <w:t xml:space="preserve">  </w:t>
+      </w:r>
+      <w:r>
+        <w:rPr>
+          <w:rStyle w:val="FunctionTok"/>
+        </w:rPr>
+        <w:t xml:space="preserve">theme</w:t>
+      </w:r>
+      <w:r>
+        <w:rPr>
+          <w:rStyle w:val="NormalTok"/>
+        </w:rPr>
+        <w:t xml:space="preserve">(</w:t>
+      </w:r>
+      <w:r>
+        <w:br/>
+      </w:r>
+      <w:r>
+        <w:rPr>
+          <w:rStyle w:val="NormalTok"/>
+        </w:rPr>
+        <w:t xml:space="preserve">    </w:t>
+      </w:r>
+      <w:r>
+        <w:rPr>
+          <w:rStyle w:val="AttributeTok"/>
+        </w:rPr>
+        <w:t xml:space="preserve">plot.title =</w:t>
+      </w:r>
+      <w:r>
+        <w:rPr>
+          <w:rStyle w:val="NormalTok"/>
+        </w:rPr>
+        <w:t xml:space="preserve"> </w:t>
+      </w:r>
+      <w:r>
+        <w:rPr>
+          <w:rStyle w:val="FunctionTok"/>
+        </w:rPr>
+        <w:t xml:space="preserve">element_text</w:t>
+      </w:r>
+      <w:r>
+        <w:rPr>
+          <w:rStyle w:val="NormalTok"/>
+        </w:rPr>
+        <w:t xml:space="preserve">(</w:t>
+      </w:r>
+      <w:r>
+        <w:rPr>
+          <w:rStyle w:val="AttributeTok"/>
+        </w:rPr>
+        <w:t xml:space="preserve">hjust =</w:t>
+      </w:r>
+      <w:r>
+        <w:rPr>
+          <w:rStyle w:val="NormalTok"/>
+        </w:rPr>
+        <w:t xml:space="preserve"> </w:t>
+      </w:r>
+      <w:r>
+        <w:rPr>
+          <w:rStyle w:val="FloatTok"/>
+        </w:rPr>
+        <w:t xml:space="preserve">0.5</w:t>
+      </w:r>
+      <w:r>
+        <w:rPr>
+          <w:rStyle w:val="NormalTok"/>
+        </w:rPr>
+        <w:t xml:space="preserve">, </w:t>
+      </w:r>
+      <w:r>
+        <w:rPr>
+          <w:rStyle w:val="AttributeTok"/>
+        </w:rPr>
+        <w:t xml:space="preserve">face =</w:t>
+      </w:r>
+      <w:r>
+        <w:rPr>
+          <w:rStyle w:val="NormalTok"/>
+        </w:rPr>
+        <w:t xml:space="preserve"> </w:t>
+      </w:r>
+      <w:r>
+        <w:rPr>
+          <w:rStyle w:val="StringTok"/>
+        </w:rPr>
+        <w:t xml:space="preserve">"bold"</w:t>
+      </w:r>
+      <w:r>
+        <w:rPr>
+          <w:rStyle w:val="NormalTok"/>
+        </w:rPr>
+        <w:t xml:space="preserve">, </w:t>
+      </w:r>
+      <w:r>
+        <w:rPr>
+          <w:rStyle w:val="AttributeTok"/>
+        </w:rPr>
+        <w:t xml:space="preserve">size =</w:t>
+      </w:r>
+      <w:r>
+        <w:rPr>
+          <w:rStyle w:val="NormalTok"/>
+        </w:rPr>
+        <w:t xml:space="preserve"> </w:t>
+      </w:r>
+      <w:r>
+        <w:rPr>
+          <w:rStyle w:val="DecValTok"/>
+        </w:rPr>
+        <w:t xml:space="preserve">15</w:t>
+      </w:r>
+      <w:r>
+        <w:rPr>
+          <w:rStyle w:val="NormalTok"/>
+        </w:rPr>
+        <w:t xml:space="preserve">),</w:t>
+      </w:r>
+      <w:r>
+        <w:br/>
+      </w:r>
+      <w:r>
+        <w:rPr>
+          <w:rStyle w:val="NormalTok"/>
+        </w:rPr>
+        <w:t xml:space="preserve">    </w:t>
+      </w:r>
+      <w:r>
+        <w:rPr>
+          <w:rStyle w:val="AttributeTok"/>
+        </w:rPr>
+        <w:t xml:space="preserve">axis.title =</w:t>
+      </w:r>
+      <w:r>
+        <w:rPr>
+          <w:rStyle w:val="NormalTok"/>
+        </w:rPr>
+        <w:t xml:space="preserve"> </w:t>
+      </w:r>
+      <w:r>
+        <w:rPr>
+          <w:rStyle w:val="FunctionTok"/>
+        </w:rPr>
+        <w:t xml:space="preserve">element_text</w:t>
+      </w:r>
+      <w:r>
+        <w:rPr>
+          <w:rStyle w:val="NormalTok"/>
+        </w:rPr>
+        <w:t xml:space="preserve">(</w:t>
+      </w:r>
+      <w:r>
+        <w:rPr>
+          <w:rStyle w:val="AttributeTok"/>
+        </w:rPr>
+        <w:t xml:space="preserve">size =</w:t>
+      </w:r>
+      <w:r>
+        <w:rPr>
+          <w:rStyle w:val="NormalTok"/>
+        </w:rPr>
+        <w:t xml:space="preserve"> </w:t>
+      </w:r>
+      <w:r>
+        <w:rPr>
+          <w:rStyle w:val="DecValTok"/>
+        </w:rPr>
+        <w:t xml:space="preserve">13</w:t>
+      </w:r>
+      <w:r>
+        <w:rPr>
+          <w:rStyle w:val="NormalTok"/>
+        </w:rPr>
+        <w:t xml:space="preserve">),</w:t>
+      </w:r>
+      <w:r>
+        <w:br/>
+      </w:r>
+      <w:r>
+        <w:rPr>
+          <w:rStyle w:val="NormalTok"/>
+        </w:rPr>
+        <w:t xml:space="preserve">    </w:t>
+      </w:r>
+      <w:r>
+        <w:rPr>
+          <w:rStyle w:val="AttributeTok"/>
+        </w:rPr>
+        <w:t xml:space="preserve">axis.text =</w:t>
+      </w:r>
+      <w:r>
+        <w:rPr>
+          <w:rStyle w:val="NormalTok"/>
+        </w:rPr>
+        <w:t xml:space="preserve"> </w:t>
+      </w:r>
+      <w:r>
+        <w:rPr>
+          <w:rStyle w:val="FunctionTok"/>
+        </w:rPr>
+        <w:t xml:space="preserve">element_text</w:t>
+      </w:r>
+      <w:r>
+        <w:rPr>
+          <w:rStyle w:val="NormalTok"/>
+        </w:rPr>
+        <w:t xml:space="preserve">(</w:t>
+      </w:r>
+      <w:r>
+        <w:rPr>
+          <w:rStyle w:val="AttributeTok"/>
+        </w:rPr>
+        <w:t xml:space="preserve">size =</w:t>
+      </w:r>
+      <w:r>
+        <w:rPr>
+          <w:rStyle w:val="NormalTok"/>
+        </w:rPr>
+        <w:t xml:space="preserve"> </w:t>
+      </w:r>
+      <w:r>
+        <w:rPr>
+          <w:rStyle w:val="DecValTok"/>
+        </w:rPr>
+        <w:t xml:space="preserve">11</w:t>
+      </w:r>
+      <w:r>
+        <w:rPr>
+          <w:rStyle w:val="NormalTok"/>
+        </w:rPr>
+        <w:t xml:space="preserve">),</w:t>
+      </w:r>
+      <w:r>
+        <w:br/>
+      </w:r>
+      <w:r>
+        <w:rPr>
+          <w:rStyle w:val="NormalTok"/>
+        </w:rPr>
+        <w:t xml:space="preserve">    </w:t>
+      </w:r>
+      <w:r>
+        <w:rPr>
+          <w:rStyle w:val="AttributeTok"/>
+        </w:rPr>
+        <w:t xml:space="preserve">panel.grid.major =</w:t>
+      </w:r>
+      <w:r>
+        <w:rPr>
+          <w:rStyle w:val="NormalTok"/>
+        </w:rPr>
+        <w:t xml:space="preserve"> </w:t>
+      </w:r>
+      <w:r>
+        <w:rPr>
+          <w:rStyle w:val="FunctionTok"/>
+        </w:rPr>
+        <w:t xml:space="preserve">element_line</w:t>
+      </w:r>
+      <w:r>
+        <w:rPr>
+          <w:rStyle w:val="NormalTok"/>
+        </w:rPr>
+        <w:t xml:space="preserve">(</w:t>
+      </w:r>
+      <w:r>
+        <w:rPr>
+          <w:rStyle w:val="AttributeTok"/>
+        </w:rPr>
+        <w:t xml:space="preserve">color =</w:t>
+      </w:r>
+      <w:r>
+        <w:rPr>
+          <w:rStyle w:val="NormalTok"/>
+        </w:rPr>
+        <w:t xml:space="preserve"> </w:t>
+      </w:r>
+      <w:r>
+        <w:rPr>
+          <w:rStyle w:val="FunctionTok"/>
+        </w:rPr>
+        <w:t xml:space="preserve">adjustcolor</w:t>
+      </w:r>
+      <w:r>
+        <w:rPr>
+          <w:rStyle w:val="NormalTok"/>
+        </w:rPr>
+        <w:t xml:space="preserve">(</w:t>
+      </w:r>
+      <w:r>
+        <w:rPr>
+          <w:rStyle w:val="StringTok"/>
+        </w:rPr>
+        <w:t xml:space="preserve">"pink"</w:t>
+      </w:r>
+      <w:r>
+        <w:rPr>
+          <w:rStyle w:val="NormalTok"/>
+        </w:rPr>
+        <w:t xml:space="preserve">, </w:t>
+      </w:r>
+      <w:r>
+        <w:rPr>
+          <w:rStyle w:val="AttributeTok"/>
+        </w:rPr>
+        <w:t xml:space="preserve">alpha.f =</w:t>
+      </w:r>
+      <w:r>
+        <w:rPr>
+          <w:rStyle w:val="NormalTok"/>
+        </w:rPr>
+        <w:t xml:space="preserve"> </w:t>
+      </w:r>
+      <w:r>
+        <w:rPr>
+          <w:rStyle w:val="FloatTok"/>
+        </w:rPr>
+        <w:t xml:space="preserve">0.2</w:t>
+      </w:r>
+      <w:r>
+        <w:rPr>
+          <w:rStyle w:val="NormalTok"/>
+        </w:rPr>
+        <w:t xml:space="preserve">)),</w:t>
+      </w:r>
+      <w:r>
+        <w:br/>
+      </w:r>
+      <w:r>
+        <w:rPr>
+          <w:rStyle w:val="NormalTok"/>
+        </w:rPr>
+        <w:t xml:space="preserve">    </w:t>
+      </w:r>
+      <w:r>
+        <w:rPr>
+          <w:rStyle w:val="AttributeTok"/>
+        </w:rPr>
+        <w:t xml:space="preserve">panel.background =</w:t>
+      </w:r>
+      <w:r>
+        <w:rPr>
+          <w:rStyle w:val="NormalTok"/>
+        </w:rPr>
+        <w:t xml:space="preserve"> </w:t>
+      </w:r>
+      <w:r>
+        <w:rPr>
+          <w:rStyle w:val="FunctionTok"/>
+        </w:rPr>
+        <w:t xml:space="preserve">element_rect</w:t>
+      </w:r>
+      <w:r>
+        <w:rPr>
+          <w:rStyle w:val="NormalTok"/>
+        </w:rPr>
+        <w:t xml:space="preserve">(</w:t>
+      </w:r>
+      <w:r>
+        <w:rPr>
+          <w:rStyle w:val="AttributeTok"/>
+        </w:rPr>
+        <w:t xml:space="preserve">fill =</w:t>
+      </w:r>
+      <w:r>
+        <w:rPr>
+          <w:rStyle w:val="NormalTok"/>
+        </w:rPr>
+        <w:t xml:space="preserve"> </w:t>
+      </w:r>
+      <w:r>
+        <w:rPr>
+          <w:rStyle w:val="StringTok"/>
+        </w:rPr>
+        <w:t xml:space="preserve">"lavenderblush"</w:t>
+      </w:r>
+      <w:r>
+        <w:rPr>
+          <w:rStyle w:val="NormalTok"/>
+        </w:rPr>
+        <w:t xml:space="preserve">)</w:t>
+      </w:r>
+      <w:r>
+        <w:br/>
+      </w:r>
+      <w:r>
+        <w:rPr>
+          <w:rStyle w:val="NormalTok"/>
+        </w:rPr>
+        <w:t xml:space="preserve">  ) </w:t>
+      </w:r>
+      <w:r>
+        <w:rPr>
+          <w:rStyle w:val="SpecialCharTok"/>
+        </w:rPr>
+        <w:t xml:space="preserve">+</w:t>
+      </w:r>
+      <w:r>
+        <w:br/>
+      </w:r>
+      <w:r>
+        <w:rPr>
+          <w:rStyle w:val="NormalTok"/>
+        </w:rPr>
+        <w:t xml:space="preserve">  </w:t>
+      </w:r>
+      <w:r>
+        <w:rPr>
+          <w:rStyle w:val="FunctionTok"/>
+        </w:rPr>
+        <w:t xml:space="preserve">annotate</w:t>
+      </w:r>
+      <w:r>
+        <w:rPr>
+          <w:rStyle w:val="NormalTok"/>
+        </w:rPr>
+        <w:t xml:space="preserve">(</w:t>
+      </w:r>
+      <w:r>
+        <w:br/>
+      </w:r>
+      <w:r>
+        <w:rPr>
+          <w:rStyle w:val="NormalTok"/>
+        </w:rPr>
+        <w:t xml:space="preserve">    </w:t>
+      </w:r>
+      <w:r>
+        <w:rPr>
+          <w:rStyle w:val="StringTok"/>
+        </w:rPr>
+        <w:t xml:space="preserve">"text"</w:t>
+      </w:r>
+      <w:r>
+        <w:rPr>
+          <w:rStyle w:val="NormalTok"/>
+        </w:rPr>
+        <w:t xml:space="preserve">,</w:t>
+      </w:r>
+      <w:r>
+        <w:br/>
+      </w:r>
+      <w:r>
+        <w:rPr>
+          <w:rStyle w:val="NormalTok"/>
+        </w:rPr>
+        <w:t xml:space="preserve">    </w:t>
+      </w:r>
+      <w:r>
+        <w:rPr>
+          <w:rStyle w:val="AttributeTok"/>
+        </w:rPr>
+        <w:t xml:space="preserve">x =</w:t>
+      </w:r>
+      <w:r>
+        <w:rPr>
+          <w:rStyle w:val="NormalTok"/>
+        </w:rPr>
+        <w:t xml:space="preserve"> </w:t>
+      </w:r>
+      <w:r>
+        <w:rPr>
+          <w:rStyle w:val="ConstantTok"/>
+        </w:rPr>
+        <w:t xml:space="preserve">Inf</w:t>
+      </w:r>
+      <w:r>
+        <w:rPr>
+          <w:rStyle w:val="NormalTok"/>
+        </w:rPr>
+        <w:t xml:space="preserve">,</w:t>
+      </w:r>
+      <w:r>
+        <w:br/>
+      </w:r>
+      <w:r>
+        <w:rPr>
+          <w:rStyle w:val="NormalTok"/>
+        </w:rPr>
+        <w:t xml:space="preserve">    </w:t>
+      </w:r>
+      <w:r>
+        <w:rPr>
+          <w:rStyle w:val="AttributeTok"/>
+        </w:rPr>
+        <w:t xml:space="preserve">y =</w:t>
+      </w:r>
+      <w:r>
+        <w:rPr>
+          <w:rStyle w:val="NormalTok"/>
+        </w:rPr>
+        <w:t xml:space="preserve"> </w:t>
+      </w:r>
+      <w:r>
+        <w:rPr>
+          <w:rStyle w:val="ConstantTok"/>
+        </w:rPr>
+        <w:t xml:space="preserve">Inf</w:t>
+      </w:r>
+      <w:r>
+        <w:rPr>
+          <w:rStyle w:val="NormalTok"/>
+        </w:rPr>
+        <w:t xml:space="preserve">,</w:t>
+      </w:r>
+      <w:r>
+        <w:br/>
+      </w:r>
+      <w:r>
+        <w:rPr>
+          <w:rStyle w:val="NormalTok"/>
+        </w:rPr>
+        <w:t xml:space="preserve">    </w:t>
+      </w:r>
+      <w:r>
+        <w:rPr>
+          <w:rStyle w:val="AttributeTok"/>
+        </w:rPr>
+        <w:t xml:space="preserve">label =</w:t>
+      </w:r>
+      <w:r>
+        <w:rPr>
+          <w:rStyle w:val="NormalTok"/>
+        </w:rPr>
+        <w:t xml:space="preserve"> </w:t>
+      </w:r>
+      <w:r>
+        <w:rPr>
+          <w:rStyle w:val="StringTok"/>
+        </w:rPr>
+        <w:t xml:space="preserve">"(d)"</w:t>
+      </w:r>
+      <w:r>
+        <w:rPr>
+          <w:rStyle w:val="NormalTok"/>
+        </w:rPr>
+        <w:t xml:space="preserve">,</w:t>
+      </w:r>
+      <w:r>
+        <w:br/>
+      </w:r>
+      <w:r>
+        <w:rPr>
+          <w:rStyle w:val="NormalTok"/>
+        </w:rPr>
+        <w:t xml:space="preserve">    </w:t>
+      </w:r>
+      <w:r>
+        <w:rPr>
+          <w:rStyle w:val="AttributeTok"/>
+        </w:rPr>
+        <w:t xml:space="preserve">hjust =</w:t>
+      </w:r>
+      <w:r>
+        <w:rPr>
+          <w:rStyle w:val="NormalTok"/>
+        </w:rPr>
+        <w:t xml:space="preserve"> </w:t>
+      </w:r>
+      <w:r>
+        <w:rPr>
+          <w:rStyle w:val="FloatTok"/>
+        </w:rPr>
+        <w:t xml:space="preserve">1.2</w:t>
+      </w:r>
+      <w:r>
+        <w:rPr>
+          <w:rStyle w:val="NormalTok"/>
+        </w:rPr>
+        <w:t xml:space="preserve">,</w:t>
+      </w:r>
+      <w:r>
+        <w:br/>
+      </w:r>
+      <w:r>
+        <w:rPr>
+          <w:rStyle w:val="NormalTok"/>
+        </w:rPr>
+        <w:t xml:space="preserve">    </w:t>
+      </w:r>
+      <w:r>
+        <w:rPr>
+          <w:rStyle w:val="AttributeTok"/>
+        </w:rPr>
+        <w:t xml:space="preserve">vjust =</w:t>
+      </w:r>
+      <w:r>
+        <w:rPr>
+          <w:rStyle w:val="NormalTok"/>
+        </w:rPr>
+        <w:t xml:space="preserve"> </w:t>
+      </w:r>
+      <w:r>
+        <w:rPr>
+          <w:rStyle w:val="FloatTok"/>
+        </w:rPr>
+        <w:t xml:space="preserve">1.5</w:t>
+      </w:r>
+      <w:r>
+        <w:rPr>
+          <w:rStyle w:val="NormalTok"/>
+        </w:rPr>
+        <w:t xml:space="preserve">,</w:t>
+      </w:r>
+      <w:r>
+        <w:br/>
+      </w:r>
+      <w:r>
+        <w:rPr>
+          <w:rStyle w:val="NormalTok"/>
+        </w:rPr>
+        <w:t xml:space="preserve">    </w:t>
+      </w:r>
+      <w:r>
+        <w:rPr>
+          <w:rStyle w:val="AttributeTok"/>
+        </w:rPr>
+        <w:t xml:space="preserve">size =</w:t>
+      </w:r>
+      <w:r>
+        <w:rPr>
+          <w:rStyle w:val="NormalTok"/>
+        </w:rPr>
+        <w:t xml:space="preserve"> </w:t>
+      </w:r>
+      <w:r>
+        <w:rPr>
+          <w:rStyle w:val="DecValTok"/>
+        </w:rPr>
+        <w:t xml:space="preserve">5</w:t>
+      </w:r>
+      <w:r>
+        <w:br/>
+      </w:r>
+      <w:r>
+        <w:rPr>
+          <w:rStyle w:val="NormalTok"/>
+        </w:rPr>
+        <w:t xml:space="preserve">  ) </w:t>
+      </w:r>
+    </w:p>
+    <w:p>
+      <w:pPr>
+        <w:pStyle w:val="FirstParagraph"/>
+      </w:pPr>
+      <w:r>
+        <w:drawing>
+          <wp:inline>
+            <wp:extent cx="5334000" cy="4267200"/>
+            <wp:effectExtent b="0" l="0" r="0" t="0"/>
+            <wp:docPr descr="" title="" id="32" name="Picture"/>
+            <a:graphic>
+              <a:graphicData uri="http://schemas.openxmlformats.org/drawingml/2006/picture">
+                <pic:pic>
+                  <pic:nvPicPr>
+                    <pic:cNvPr descr="Independent-Project_files/Independent-Project_files/figure-docx/unnamed-chunk-9-1.png" id="33" name="Picture"/>
+                    <pic:cNvPicPr>
+                      <a:picLocks noChangeArrowheads="1" noChangeAspect="1"/>
+                    </pic:cNvPicPr>
+                  </pic:nvPicPr>
+                  <pic:blipFill>
+                    <a:blip r:embed="rId31"/>
+                    <a:stretch>
+                      <a:fillRect/>
+                    </a:stretch>
+                  </pic:blipFill>
+                  <pic:spPr bwMode="auto">
+                    <a:xfrm>
+                      <a:off x="0" y="0"/>
+                      <a:ext cx="5334000" cy="4267200"/>
+                    </a:xfrm>
+                    <a:prstGeom prst="rect">
+                      <a:avLst/>
+                    </a:prstGeom>
+                    <a:noFill/>
+                    <a:ln w="9525">
+                      <a:noFill/>
+                      <a:headEnd/>
+                      <a:tailEnd/>
+                    </a:ln>
+                  </pic:spPr>
+                </pic:pic>
+              </a:graphicData>
+            </a:graphic>
+          </wp:inline>
+        </w:drawing>
+      </w:r>
+    </w:p>
+    <w:bookmarkEnd w:id="34"/>
     <w:sectPr>
       <w:footnotePr>
         <w:numRestart w:val="eachSect"/>
@@ -636,6 +7088,91 @@
     </w:lvl>
     <w:lvl w:ilvl="8">
       <w:start w:val="1"/>
+      <w:numFmt w:val="decimal"/>
+      <w:lvlText w:val="%9."/>
+      <w:lvlJc w:val="left"/>
+      <w:pPr>
+        <w:ind w:left="6480" w:hanging="360"/>
+      </w:pPr>
+    </w:lvl>
+  </w:abstractNum>
+  <w:abstractNum w:abstractNumId="99412">
+    <w:nsid w:val="00A99412"/>
+    <w:multiLevelType w:val="multilevel"/>
+    <w:lvl w:ilvl="0">
+      <w:start w:val="2"/>
+      <w:numFmt w:val="decimal"/>
+      <w:lvlText w:val="%1."/>
+      <w:lvlJc w:val="left"/>
+      <w:pPr>
+        <w:ind w:left="720" w:hanging="360"/>
+      </w:pPr>
+    </w:lvl>
+    <w:lvl w:ilvl="1">
+      <w:start w:val="2"/>
+      <w:numFmt w:val="decimal"/>
+      <w:lvlText w:val="%2."/>
+      <w:lvlJc w:val="left"/>
+      <w:pPr>
+        <w:ind w:left="1440" w:hanging="360"/>
+      </w:pPr>
+    </w:lvl>
+    <w:lvl w:ilvl="2">
+      <w:start w:val="2"/>
+      <w:numFmt w:val="decimal"/>
+      <w:lvlText w:val="%3."/>
+      <w:lvlJc w:val="left"/>
+      <w:pPr>
+        <w:ind w:left="2160" w:hanging="360"/>
+      </w:pPr>
+    </w:lvl>
+    <w:lvl w:ilvl="3">
+      <w:start w:val="2"/>
+      <w:numFmt w:val="decimal"/>
+      <w:lvlText w:val="%4."/>
+      <w:lvlJc w:val="left"/>
+      <w:pPr>
+        <w:ind w:left="2880" w:hanging="360"/>
+      </w:pPr>
+    </w:lvl>
+    <w:lvl w:ilvl="4">
+      <w:start w:val="2"/>
+      <w:numFmt w:val="decimal"/>
+      <w:lvlText w:val="%5."/>
+      <w:lvlJc w:val="left"/>
+      <w:pPr>
+        <w:ind w:left="3600" w:hanging="360"/>
+      </w:pPr>
+    </w:lvl>
+    <w:lvl w:ilvl="5">
+      <w:start w:val="2"/>
+      <w:numFmt w:val="decimal"/>
+      <w:lvlText w:val="%6."/>
+      <w:lvlJc w:val="left"/>
+      <w:pPr>
+        <w:ind w:left="4320" w:hanging="360"/>
+      </w:pPr>
+    </w:lvl>
+    <w:lvl w:ilvl="6">
+      <w:start w:val="2"/>
+      <w:numFmt w:val="decimal"/>
+      <w:lvlText w:val="%7."/>
+      <w:lvlJc w:val="left"/>
+      <w:pPr>
+        <w:ind w:left="5040" w:hanging="360"/>
+      </w:pPr>
+    </w:lvl>
+    <w:lvl w:ilvl="7">
+      <w:start w:val="2"/>
+      <w:numFmt w:val="decimal"/>
+      <w:lvlText w:val="%8."/>
+      <w:lvlJc w:val="left"/>
+      <w:pPr>
+        <w:ind w:left="5760" w:hanging="360"/>
+      </w:pPr>
+    </w:lvl>
+    <w:lvl w:ilvl="8">
+      <w:start w:val="2"/>
       <w:numFmt w:val="decimal"/>
       <w:lvlText w:val="%9."/>
       <w:lvlJc w:val="left"/>
@@ -1121,9 +7658,39 @@
     </w:lvlOverride>
   </w:num>
   <w:num w:numId="1002">
+    <w:abstractNumId w:val="99412"/>
+    <w:lvlOverride w:ilvl="0">
+      <w:startOverride w:val="2"/>
+    </w:lvlOverride>
+    <w:lvlOverride w:ilvl="1">
+      <w:startOverride w:val="2"/>
+    </w:lvlOverride>
+    <w:lvlOverride w:ilvl="2">
+      <w:startOverride w:val="2"/>
+    </w:lvlOverride>
+    <w:lvlOverride w:ilvl="3">
+      <w:startOverride w:val="2"/>
+    </w:lvlOverride>
+    <w:lvlOverride w:ilvl="4">
+      <w:startOverride w:val="2"/>
+    </w:lvlOverride>
+    <w:lvlOverride w:ilvl="5">
+      <w:startOverride w:val="2"/>
+    </w:lvlOverride>
+    <w:lvlOverride w:ilvl="6">
+      <w:startOverride w:val="2"/>
+    </w:lvlOverride>
+    <w:lvlOverride w:ilvl="7">
+      <w:startOverride w:val="2"/>
+    </w:lvlOverride>
+    <w:lvlOverride w:ilvl="8">
+      <w:startOverride w:val="2"/>
+    </w:lvlOverride>
+  </w:num>
+  <w:num w:numId="1003">
     <w:abstractNumId w:val="991"/>
   </w:num>
-  <w:num w:numId="1003">
+  <w:num w:numId="1004">
     <w:abstractNumId w:val="99414"/>
     <w:lvlOverride w:ilvl="0">
       <w:startOverride w:val="4"/>
@@ -1153,10 +7720,10 @@
       <w:startOverride w:val="4"/>
     </w:lvlOverride>
   </w:num>
-  <w:num w:numId="1004">
+  <w:num w:numId="1005">
     <w:abstractNumId w:val="991"/>
   </w:num>
-  <w:num w:numId="1005">
+  <w:num w:numId="1006">
     <w:abstractNumId w:val="99415"/>
     <w:lvlOverride w:ilvl="0">
       <w:startOverride w:val="5"/>
@@ -1186,10 +7753,10 @@
       <w:startOverride w:val="5"/>
     </w:lvlOverride>
   </w:num>
-  <w:num w:numId="1006">
+  <w:num w:numId="1007">
     <w:abstractNumId w:val="991"/>
   </w:num>
-  <w:num w:numId="1007">
+  <w:num w:numId="1008">
     <w:abstractNumId w:val="99416"/>
     <w:lvlOverride w:ilvl="0">
       <w:startOverride w:val="6"/>
@@ -1219,10 +7786,10 @@
       <w:startOverride w:val="6"/>
     </w:lvlOverride>
   </w:num>
-  <w:num w:numId="1008">
+  <w:num w:numId="1009">
     <w:abstractNumId w:val="991"/>
   </w:num>
-  <w:num w:numId="1009">
+  <w:num w:numId="1010">
     <w:abstractNumId w:val="99417"/>
     <w:lvlOverride w:ilvl="0">
       <w:startOverride w:val="7"/>
@@ -1251,6 +7818,18 @@
     <w:lvlOverride w:ilvl="8">
       <w:startOverride w:val="7"/>
     </w:lvlOverride>
+  </w:num>
+  <w:num w:numId="1011">
+    <w:abstractNumId w:val="991"/>
+  </w:num>
+  <w:num w:numId="1012">
+    <w:abstractNumId w:val="991"/>
+  </w:num>
+  <w:num w:numId="1013">
+    <w:abstractNumId w:val="991"/>
+  </w:num>
+  <w:num w:numId="1014">
+    <w:abstractNumId w:val="991"/>
   </w:num>
 </w:numbering>
 </file>

--- a/Independent-Project.docx
+++ b/Independent-Project.docx
@@ -2221,7 +2221,7 @@
         <w:rPr>
           <w:rStyle w:val="StringTok"/>
         </w:rPr>
-        <w:t xml:space="preserve">"Human vs Canine Emotional Reaction"</w:t>
+        <w:t xml:space="preserve">"Human vs Canine Emotional Reactions"</w:t>
       </w:r>
       <w:r>
         <w:rPr>
@@ -2869,7 +2869,7 @@
         <w:rPr>
           <w:rStyle w:val="StringTok"/>
         </w:rPr>
-        <w:t xml:space="preserve">"(a)"</w:t>
+        <w:t xml:space="preserve">"(1)"</w:t>
       </w:r>
       <w:r>
         <w:rPr>
@@ -3032,6 +3032,24 @@
         <w:pStyle w:val="BodyText"/>
       </w:pPr>
       <w:r>
+        <w:rPr>
+          <w:b/>
+          <w:bCs/>
+        </w:rPr>
+        <w:t xml:space="preserve">Figure 1</w:t>
+      </w:r>
+      <w:r>
+        <w:t xml:space="preserve"> </w:t>
+      </w:r>
+      <w:r>
+        <w:t xml:space="preserve">This figure shows the comparison of dogs’ emotional valence responses to human versus canine stimuli.</w:t>
+      </w:r>
+    </w:p>
+    <w:p>
+      <w:pPr>
+        <w:pStyle w:val="BodyText"/>
+      </w:pPr>
+      <w:r>
         <w:t xml:space="preserve">Figure 2: Matching vs Mismatching Stimuli</w:t>
       </w:r>
     </w:p>
@@ -3268,7 +3286,169 @@
         <w:rPr>
           <w:rStyle w:val="SpecialCharTok"/>
         </w:rPr>
-        <w:t xml:space="preserve">%in%</w:t>
+        <w:t xml:space="preserve">==</w:t>
+      </w:r>
+      <w:r>
+        <w:rPr>
+          <w:rStyle w:val="NormalTok"/>
+        </w:rPr>
+        <w:t xml:space="preserve"> </w:t>
+      </w:r>
+      <w:r>
+        <w:rPr>
+          <w:rStyle w:val="StringTok"/>
+        </w:rPr>
+        <w:t xml:space="preserve">"0"</w:t>
+      </w:r>
+      <w:r>
+        <w:rPr>
+          <w:rStyle w:val="NormalTok"/>
+        </w:rPr>
+        <w:t xml:space="preserve"> </w:t>
+      </w:r>
+      <w:r>
+        <w:rPr>
+          <w:rStyle w:val="SpecialCharTok"/>
+        </w:rPr>
+        <w:t xml:space="preserve">~</w:t>
+      </w:r>
+      <w:r>
+        <w:rPr>
+          <w:rStyle w:val="NormalTok"/>
+        </w:rPr>
+        <w:t xml:space="preserve"> </w:t>
+      </w:r>
+      <w:r>
+        <w:rPr>
+          <w:rStyle w:val="StringTok"/>
+        </w:rPr>
+        <w:t xml:space="preserve">"Mismatching"</w:t>
+      </w:r>
+      <w:r>
+        <w:rPr>
+          <w:rStyle w:val="NormalTok"/>
+        </w:rPr>
+        <w:t xml:space="preserve">,</w:t>
+      </w:r>
+      <w:r>
+        <w:br/>
+      </w:r>
+      <w:r>
+        <w:rPr>
+          <w:rStyle w:val="NormalTok"/>
+        </w:rPr>
+        <w:t xml:space="preserve">      matching </w:t>
+      </w:r>
+      <w:r>
+        <w:rPr>
+          <w:rStyle w:val="SpecialCharTok"/>
+        </w:rPr>
+        <w:t xml:space="preserve">==</w:t>
+      </w:r>
+      <w:r>
+        <w:rPr>
+          <w:rStyle w:val="NormalTok"/>
+        </w:rPr>
+        <w:t xml:space="preserve"> </w:t>
+      </w:r>
+      <w:r>
+        <w:rPr>
+          <w:rStyle w:val="StringTok"/>
+        </w:rPr>
+        <w:t xml:space="preserve">"1"</w:t>
+      </w:r>
+      <w:r>
+        <w:rPr>
+          <w:rStyle w:val="NormalTok"/>
+        </w:rPr>
+        <w:t xml:space="preserve"> </w:t>
+      </w:r>
+      <w:r>
+        <w:rPr>
+          <w:rStyle w:val="SpecialCharTok"/>
+        </w:rPr>
+        <w:t xml:space="preserve">~</w:t>
+      </w:r>
+      <w:r>
+        <w:rPr>
+          <w:rStyle w:val="NormalTok"/>
+        </w:rPr>
+        <w:t xml:space="preserve"> </w:t>
+      </w:r>
+      <w:r>
+        <w:rPr>
+          <w:rStyle w:val="StringTok"/>
+        </w:rPr>
+        <w:t xml:space="preserve">"Matching"</w:t>
+      </w:r>
+      <w:r>
+        <w:rPr>
+          <w:rStyle w:val="NormalTok"/>
+        </w:rPr>
+        <w:t xml:space="preserve">,</w:t>
+      </w:r>
+      <w:r>
+        <w:br/>
+      </w:r>
+      <w:r>
+        <w:rPr>
+          <w:rStyle w:val="NormalTok"/>
+        </w:rPr>
+        <w:t xml:space="preserve">      </w:t>
+      </w:r>
+      <w:r>
+        <w:rPr>
+          <w:rStyle w:val="ConstantTok"/>
+        </w:rPr>
+        <w:t xml:space="preserve">TRUE</w:t>
+      </w:r>
+      <w:r>
+        <w:rPr>
+          <w:rStyle w:val="NormalTok"/>
+        </w:rPr>
+        <w:t xml:space="preserve"> </w:t>
+      </w:r>
+      <w:r>
+        <w:rPr>
+          <w:rStyle w:val="SpecialCharTok"/>
+        </w:rPr>
+        <w:t xml:space="preserve">~</w:t>
+      </w:r>
+      <w:r>
+        <w:rPr>
+          <w:rStyle w:val="NormalTok"/>
+        </w:rPr>
+        <w:t xml:space="preserve"> </w:t>
+      </w:r>
+      <w:r>
+        <w:rPr>
+          <w:rStyle w:val="ConstantTok"/>
+        </w:rPr>
+        <w:t xml:space="preserve">NA_character_</w:t>
+      </w:r>
+      <w:r>
+        <w:br/>
+      </w:r>
+      <w:r>
+        <w:rPr>
+          <w:rStyle w:val="NormalTok"/>
+        </w:rPr>
+        <w:t xml:space="preserve">    ),</w:t>
+      </w:r>
+      <w:r>
+        <w:br/>
+      </w:r>
+      <w:r>
+        <w:rPr>
+          <w:rStyle w:val="NormalTok"/>
+        </w:rPr>
+        <w:t xml:space="preserve">    </w:t>
+      </w:r>
+      <w:r>
+        <w:rPr>
+          <w:rStyle w:val="AttributeTok"/>
+        </w:rPr>
+        <w:t xml:space="preserve">matching =</w:t>
       </w:r>
       <w:r>
         <w:rPr>
@@ -3280,6 +3460,30 @@
         <w:rPr>
           <w:rStyle w:val="FunctionTok"/>
         </w:rPr>
+        <w:t xml:space="preserve">factor</w:t>
+      </w:r>
+      <w:r>
+        <w:rPr>
+          <w:rStyle w:val="NormalTok"/>
+        </w:rPr>
+        <w:t xml:space="preserve">(matching, </w:t>
+      </w:r>
+      <w:r>
+        <w:rPr>
+          <w:rStyle w:val="AttributeTok"/>
+        </w:rPr>
+        <w:t xml:space="preserve">levels =</w:t>
+      </w:r>
+      <w:r>
+        <w:rPr>
+          <w:rStyle w:val="NormalTok"/>
+        </w:rPr>
+        <w:t xml:space="preserve"> </w:t>
+      </w:r>
+      <w:r>
+        <w:rPr>
+          <w:rStyle w:val="FunctionTok"/>
+        </w:rPr>
         <w:t xml:space="preserve">c</w:t>
       </w:r>
       <w:r>
@@ -3292,7 +3496,7 @@
         <w:rPr>
           <w:rStyle w:val="StringTok"/>
         </w:rPr>
-        <w:t xml:space="preserve">"0"</w:t>
+        <w:t xml:space="preserve">"Mismatching"</w:t>
       </w:r>
       <w:r>
         <w:rPr>
@@ -3302,33 +3506,831 @@
       </w:r>
       <w:r>
         <w:rPr>
+          <w:rStyle w:val="StringTok"/>
+        </w:rPr>
+        <w:t xml:space="preserve">"Matching"</w:t>
+      </w:r>
+      <w:r>
+        <w:rPr>
+          <w:rStyle w:val="NormalTok"/>
+        </w:rPr>
+        <w:t xml:space="preserve">))</w:t>
+      </w:r>
+      <w:r>
+        <w:br/>
+      </w:r>
+      <w:r>
+        <w:rPr>
+          <w:rStyle w:val="NormalTok"/>
+        </w:rPr>
+        <w:t xml:space="preserve">  )</w:t>
+      </w:r>
+      <w:r>
+        <w:br/>
+      </w:r>
+      <w:r>
+        <w:br/>
+      </w:r>
+      <w:r>
+        <w:rPr>
+          <w:rStyle w:val="FunctionTok"/>
+        </w:rPr>
+        <w:t xml:space="preserve">ggplot</w:t>
+      </w:r>
+      <w:r>
+        <w:rPr>
+          <w:rStyle w:val="NormalTok"/>
+        </w:rPr>
+        <w:t xml:space="preserve">(clean_emotional_dogs, </w:t>
+      </w:r>
+      <w:r>
+        <w:rPr>
+          <w:rStyle w:val="FunctionTok"/>
+        </w:rPr>
+        <w:t xml:space="preserve">aes</w:t>
+      </w:r>
+      <w:r>
+        <w:rPr>
+          <w:rStyle w:val="NormalTok"/>
+        </w:rPr>
+        <w:t xml:space="preserve">(</w:t>
+      </w:r>
+      <w:r>
+        <w:rPr>
+          <w:rStyle w:val="AttributeTok"/>
+        </w:rPr>
+        <w:t xml:space="preserve">x =</w:t>
+      </w:r>
+      <w:r>
+        <w:rPr>
+          <w:rStyle w:val="NormalTok"/>
+        </w:rPr>
+        <w:t xml:space="preserve"> matching, </w:t>
+      </w:r>
+      <w:r>
+        <w:rPr>
+          <w:rStyle w:val="AttributeTok"/>
+        </w:rPr>
+        <w:t xml:space="preserve">y =</w:t>
+      </w:r>
+      <w:r>
+        <w:rPr>
+          <w:rStyle w:val="NormalTok"/>
+        </w:rPr>
+        <w:t xml:space="preserve"> index)) </w:t>
+      </w:r>
+      <w:r>
+        <w:rPr>
+          <w:rStyle w:val="SpecialCharTok"/>
+        </w:rPr>
+        <w:t xml:space="preserve">+</w:t>
+      </w:r>
+      <w:r>
+        <w:br/>
+      </w:r>
+      <w:r>
+        <w:rPr>
+          <w:rStyle w:val="NormalTok"/>
+        </w:rPr>
+        <w:t xml:space="preserve">  </w:t>
+      </w:r>
+      <w:r>
+        <w:rPr>
+          <w:rStyle w:val="FunctionTok"/>
+        </w:rPr>
+        <w:t xml:space="preserve">geom_violin</w:t>
+      </w:r>
+      <w:r>
+        <w:rPr>
+          <w:rStyle w:val="NormalTok"/>
+        </w:rPr>
+        <w:t xml:space="preserve">(</w:t>
+      </w:r>
+      <w:r>
+        <w:rPr>
+          <w:rStyle w:val="AttributeTok"/>
+        </w:rPr>
+        <w:t xml:space="preserve">trim =</w:t>
+      </w:r>
+      <w:r>
+        <w:rPr>
+          <w:rStyle w:val="NormalTok"/>
+        </w:rPr>
+        <w:t xml:space="preserve"> </w:t>
+      </w:r>
+      <w:r>
+        <w:rPr>
+          <w:rStyle w:val="ConstantTok"/>
+        </w:rPr>
+        <w:t xml:space="preserve">FALSE</w:t>
+      </w:r>
+      <w:r>
+        <w:rPr>
+          <w:rStyle w:val="NormalTok"/>
+        </w:rPr>
+        <w:t xml:space="preserve">, </w:t>
+      </w:r>
+      <w:r>
+        <w:rPr>
+          <w:rStyle w:val="AttributeTok"/>
+        </w:rPr>
+        <w:t xml:space="preserve">alpha =</w:t>
+      </w:r>
+      <w:r>
+        <w:rPr>
+          <w:rStyle w:val="NormalTok"/>
+        </w:rPr>
+        <w:t xml:space="preserve"> </w:t>
+      </w:r>
+      <w:r>
+        <w:rPr>
+          <w:rStyle w:val="FloatTok"/>
+        </w:rPr>
+        <w:t xml:space="preserve">0.5</w:t>
+      </w:r>
+      <w:r>
+        <w:rPr>
+          <w:rStyle w:val="NormalTok"/>
+        </w:rPr>
+        <w:t xml:space="preserve">) </w:t>
+      </w:r>
+      <w:r>
+        <w:rPr>
+          <w:rStyle w:val="SpecialCharTok"/>
+        </w:rPr>
+        <w:t xml:space="preserve">+</w:t>
+      </w:r>
+      <w:r>
+        <w:br/>
+      </w:r>
+      <w:r>
+        <w:rPr>
+          <w:rStyle w:val="NormalTok"/>
+        </w:rPr>
+        <w:t xml:space="preserve">  </w:t>
+      </w:r>
+      <w:r>
+        <w:rPr>
+          <w:rStyle w:val="FunctionTok"/>
+        </w:rPr>
+        <w:t xml:space="preserve">geom_boxplot</w:t>
+      </w:r>
+      <w:r>
+        <w:rPr>
+          <w:rStyle w:val="NormalTok"/>
+        </w:rPr>
+        <w:t xml:space="preserve">(</w:t>
+      </w:r>
+      <w:r>
+        <w:rPr>
+          <w:rStyle w:val="AttributeTok"/>
+        </w:rPr>
+        <w:t xml:space="preserve">width =</w:t>
+      </w:r>
+      <w:r>
+        <w:rPr>
+          <w:rStyle w:val="NormalTok"/>
+        </w:rPr>
+        <w:t xml:space="preserve"> </w:t>
+      </w:r>
+      <w:r>
+        <w:rPr>
+          <w:rStyle w:val="FloatTok"/>
+        </w:rPr>
+        <w:t xml:space="preserve">0.1</w:t>
+      </w:r>
+      <w:r>
+        <w:rPr>
+          <w:rStyle w:val="NormalTok"/>
+        </w:rPr>
+        <w:t xml:space="preserve">, </w:t>
+      </w:r>
+      <w:r>
+        <w:rPr>
+          <w:rStyle w:val="AttributeTok"/>
+        </w:rPr>
+        <w:t xml:space="preserve">outlier.alpha =</w:t>
+      </w:r>
+      <w:r>
+        <w:rPr>
+          <w:rStyle w:val="NormalTok"/>
+        </w:rPr>
+        <w:t xml:space="preserve"> </w:t>
+      </w:r>
+      <w:r>
+        <w:rPr>
+          <w:rStyle w:val="FloatTok"/>
+        </w:rPr>
+        <w:t xml:space="preserve">0.3</w:t>
+      </w:r>
+      <w:r>
+        <w:rPr>
+          <w:rStyle w:val="NormalTok"/>
+        </w:rPr>
+        <w:t xml:space="preserve">) </w:t>
+      </w:r>
+      <w:r>
+        <w:rPr>
+          <w:rStyle w:val="SpecialCharTok"/>
+        </w:rPr>
+        <w:t xml:space="preserve">+</w:t>
+      </w:r>
+      <w:r>
+        <w:br/>
+      </w:r>
+      <w:r>
+        <w:rPr>
+          <w:rStyle w:val="NormalTok"/>
+        </w:rPr>
+        <w:t xml:space="preserve">  </w:t>
+      </w:r>
+      <w:r>
+        <w:rPr>
+          <w:rStyle w:val="FunctionTok"/>
+        </w:rPr>
+        <w:t xml:space="preserve">labs</w:t>
+      </w:r>
+      <w:r>
+        <w:rPr>
+          <w:rStyle w:val="NormalTok"/>
+        </w:rPr>
+        <w:t xml:space="preserve">(</w:t>
+      </w:r>
+      <w:r>
+        <w:br/>
+      </w:r>
+      <w:r>
+        <w:rPr>
+          <w:rStyle w:val="NormalTok"/>
+        </w:rPr>
+        <w:t xml:space="preserve">    </w:t>
+      </w:r>
+      <w:r>
+        <w:rPr>
+          <w:rStyle w:val="AttributeTok"/>
+        </w:rPr>
+        <w:t xml:space="preserve">title =</w:t>
+      </w:r>
+      <w:r>
+        <w:rPr>
+          <w:rStyle w:val="NormalTok"/>
+        </w:rPr>
+        <w:t xml:space="preserve"> </w:t>
+      </w:r>
+      <w:r>
+        <w:rPr>
+          <w:rStyle w:val="StringTok"/>
+        </w:rPr>
+        <w:t xml:space="preserve">"Matching vs Mismatching Stimuli"</w:t>
+      </w:r>
+      <w:r>
+        <w:rPr>
+          <w:rStyle w:val="NormalTok"/>
+        </w:rPr>
+        <w:t xml:space="preserve">,</w:t>
+      </w:r>
+      <w:r>
+        <w:br/>
+      </w:r>
+      <w:r>
+        <w:rPr>
+          <w:rStyle w:val="NormalTok"/>
+        </w:rPr>
+        <w:t xml:space="preserve">    </w:t>
+      </w:r>
+      <w:r>
+        <w:rPr>
+          <w:rStyle w:val="AttributeTok"/>
+        </w:rPr>
+        <w:t xml:space="preserve">x =</w:t>
+      </w:r>
+      <w:r>
+        <w:rPr>
+          <w:rStyle w:val="NormalTok"/>
+        </w:rPr>
+        <w:t xml:space="preserve"> </w:t>
+      </w:r>
+      <w:r>
+        <w:rPr>
+          <w:rStyle w:val="StringTok"/>
+        </w:rPr>
+        <w:t xml:space="preserve">"Cue Condition"</w:t>
+      </w:r>
+      <w:r>
+        <w:rPr>
+          <w:rStyle w:val="NormalTok"/>
+        </w:rPr>
+        <w:t xml:space="preserve">,</w:t>
+      </w:r>
+      <w:r>
+        <w:br/>
+      </w:r>
+      <w:r>
+        <w:rPr>
+          <w:rStyle w:val="NormalTok"/>
+        </w:rPr>
+        <w:t xml:space="preserve">    </w:t>
+      </w:r>
+      <w:r>
+        <w:rPr>
+          <w:rStyle w:val="AttributeTok"/>
+        </w:rPr>
+        <w:t xml:space="preserve">y =</w:t>
+      </w:r>
+      <w:r>
+        <w:rPr>
+          <w:rStyle w:val="NormalTok"/>
+        </w:rPr>
+        <w:t xml:space="preserve"> </w:t>
+      </w:r>
+      <w:r>
+        <w:rPr>
+          <w:rStyle w:val="StringTok"/>
+        </w:rPr>
+        <w:t xml:space="preserve">"Preference Index"</w:t>
+      </w:r>
+      <w:r>
+        <w:br/>
+      </w:r>
+      <w:r>
+        <w:rPr>
+          <w:rStyle w:val="NormalTok"/>
+        </w:rPr>
+        <w:t xml:space="preserve">  ) </w:t>
+      </w:r>
+      <w:r>
+        <w:rPr>
+          <w:rStyle w:val="SpecialCharTok"/>
+        </w:rPr>
+        <w:t xml:space="preserve">+</w:t>
+      </w:r>
+      <w:r>
+        <w:br/>
+      </w:r>
+      <w:r>
+        <w:rPr>
+          <w:rStyle w:val="NormalTok"/>
+        </w:rPr>
+        <w:t xml:space="preserve">  </w:t>
+      </w:r>
+      <w:r>
+        <w:rPr>
+          <w:rStyle w:val="FunctionTok"/>
+        </w:rPr>
+        <w:t xml:space="preserve">theme_minimal</w:t>
+      </w:r>
+      <w:r>
+        <w:rPr>
+          <w:rStyle w:val="NormalTok"/>
+        </w:rPr>
+        <w:t xml:space="preserve">() </w:t>
+      </w:r>
+      <w:r>
+        <w:rPr>
+          <w:rStyle w:val="SpecialCharTok"/>
+        </w:rPr>
+        <w:t xml:space="preserve">+</w:t>
+      </w:r>
+      <w:r>
+        <w:br/>
+      </w:r>
+      <w:r>
+        <w:rPr>
+          <w:rStyle w:val="NormalTok"/>
+        </w:rPr>
+        <w:t xml:space="preserve">  </w:t>
+      </w:r>
+      <w:r>
+        <w:rPr>
+          <w:rStyle w:val="FunctionTok"/>
+        </w:rPr>
+        <w:t xml:space="preserve">theme</w:t>
+      </w:r>
+      <w:r>
+        <w:rPr>
+          <w:rStyle w:val="NormalTok"/>
+        </w:rPr>
+        <w:t xml:space="preserve">(</w:t>
+      </w:r>
+      <w:r>
+        <w:br/>
+      </w:r>
+      <w:r>
+        <w:rPr>
+          <w:rStyle w:val="NormalTok"/>
+        </w:rPr>
+        <w:t xml:space="preserve">    </w:t>
+      </w:r>
+      <w:r>
+        <w:rPr>
+          <w:rStyle w:val="AttributeTok"/>
+        </w:rPr>
+        <w:t xml:space="preserve">plot.title =</w:t>
+      </w:r>
+      <w:r>
+        <w:rPr>
+          <w:rStyle w:val="NormalTok"/>
+        </w:rPr>
+        <w:t xml:space="preserve"> </w:t>
+      </w:r>
+      <w:r>
+        <w:rPr>
+          <w:rStyle w:val="FunctionTok"/>
+        </w:rPr>
+        <w:t xml:space="preserve">element_text</w:t>
+      </w:r>
+      <w:r>
+        <w:rPr>
+          <w:rStyle w:val="NormalTok"/>
+        </w:rPr>
+        <w:t xml:space="preserve">(</w:t>
+      </w:r>
+      <w:r>
+        <w:rPr>
+          <w:rStyle w:val="AttributeTok"/>
+        </w:rPr>
+        <w:t xml:space="preserve">hjust =</w:t>
+      </w:r>
+      <w:r>
+        <w:rPr>
+          <w:rStyle w:val="NormalTok"/>
+        </w:rPr>
+        <w:t xml:space="preserve"> </w:t>
+      </w:r>
+      <w:r>
+        <w:rPr>
+          <w:rStyle w:val="FloatTok"/>
+        </w:rPr>
+        <w:t xml:space="preserve">0.5</w:t>
+      </w:r>
+      <w:r>
+        <w:rPr>
+          <w:rStyle w:val="NormalTok"/>
+        </w:rPr>
+        <w:t xml:space="preserve">, </w:t>
+      </w:r>
+      <w:r>
+        <w:rPr>
+          <w:rStyle w:val="AttributeTok"/>
+        </w:rPr>
+        <w:t xml:space="preserve">face =</w:t>
+      </w:r>
+      <w:r>
+        <w:rPr>
+          <w:rStyle w:val="NormalTok"/>
+        </w:rPr>
+        <w:t xml:space="preserve"> </w:t>
+      </w:r>
+      <w:r>
+        <w:rPr>
+          <w:rStyle w:val="StringTok"/>
+        </w:rPr>
+        <w:t xml:space="preserve">"bold"</w:t>
+      </w:r>
+      <w:r>
+        <w:rPr>
+          <w:rStyle w:val="NormalTok"/>
+        </w:rPr>
+        <w:t xml:space="preserve">, </w:t>
+      </w:r>
+      <w:r>
+        <w:rPr>
+          <w:rStyle w:val="AttributeTok"/>
+        </w:rPr>
+        <w:t xml:space="preserve">size =</w:t>
+      </w:r>
+      <w:r>
+        <w:rPr>
+          <w:rStyle w:val="NormalTok"/>
+        </w:rPr>
+        <w:t xml:space="preserve"> </w:t>
+      </w:r>
+      <w:r>
+        <w:rPr>
           <w:rStyle w:val="DecValTok"/>
         </w:rPr>
-        <w:t xml:space="preserve">0</w:t>
-      </w:r>
-      <w:r>
-        <w:rPr>
-          <w:rStyle w:val="NormalTok"/>
-        </w:rPr>
-        <w:t xml:space="preserve">) </w:t>
+        <w:t xml:space="preserve">15</w:t>
+      </w:r>
+      <w:r>
+        <w:rPr>
+          <w:rStyle w:val="NormalTok"/>
+        </w:rPr>
+        <w:t xml:space="preserve">),</w:t>
+      </w:r>
+      <w:r>
+        <w:br/>
+      </w:r>
+      <w:r>
+        <w:rPr>
+          <w:rStyle w:val="NormalTok"/>
+        </w:rPr>
+        <w:t xml:space="preserve">    </w:t>
+      </w:r>
+      <w:r>
+        <w:rPr>
+          <w:rStyle w:val="AttributeTok"/>
+        </w:rPr>
+        <w:t xml:space="preserve">axis.title =</w:t>
+      </w:r>
+      <w:r>
+        <w:rPr>
+          <w:rStyle w:val="NormalTok"/>
+        </w:rPr>
+        <w:t xml:space="preserve"> </w:t>
+      </w:r>
+      <w:r>
+        <w:rPr>
+          <w:rStyle w:val="FunctionTok"/>
+        </w:rPr>
+        <w:t xml:space="preserve">element_text</w:t>
+      </w:r>
+      <w:r>
+        <w:rPr>
+          <w:rStyle w:val="NormalTok"/>
+        </w:rPr>
+        <w:t xml:space="preserve">(</w:t>
+      </w:r>
+      <w:r>
+        <w:rPr>
+          <w:rStyle w:val="AttributeTok"/>
+        </w:rPr>
+        <w:t xml:space="preserve">size =</w:t>
+      </w:r>
+      <w:r>
+        <w:rPr>
+          <w:rStyle w:val="NormalTok"/>
+        </w:rPr>
+        <w:t xml:space="preserve"> </w:t>
+      </w:r>
+      <w:r>
+        <w:rPr>
+          <w:rStyle w:val="DecValTok"/>
+        </w:rPr>
+        <w:t xml:space="preserve">13</w:t>
+      </w:r>
+      <w:r>
+        <w:rPr>
+          <w:rStyle w:val="NormalTok"/>
+        </w:rPr>
+        <w:t xml:space="preserve">),</w:t>
+      </w:r>
+      <w:r>
+        <w:br/>
+      </w:r>
+      <w:r>
+        <w:rPr>
+          <w:rStyle w:val="NormalTok"/>
+        </w:rPr>
+        <w:t xml:space="preserve">    </w:t>
+      </w:r>
+      <w:r>
+        <w:rPr>
+          <w:rStyle w:val="AttributeTok"/>
+        </w:rPr>
+        <w:t xml:space="preserve">axis.text =</w:t>
+      </w:r>
+      <w:r>
+        <w:rPr>
+          <w:rStyle w:val="NormalTok"/>
+        </w:rPr>
+        <w:t xml:space="preserve"> </w:t>
+      </w:r>
+      <w:r>
+        <w:rPr>
+          <w:rStyle w:val="FunctionTok"/>
+        </w:rPr>
+        <w:t xml:space="preserve">element_text</w:t>
+      </w:r>
+      <w:r>
+        <w:rPr>
+          <w:rStyle w:val="NormalTok"/>
+        </w:rPr>
+        <w:t xml:space="preserve">(</w:t>
+      </w:r>
+      <w:r>
+        <w:rPr>
+          <w:rStyle w:val="AttributeTok"/>
+        </w:rPr>
+        <w:t xml:space="preserve">size =</w:t>
+      </w:r>
+      <w:r>
+        <w:rPr>
+          <w:rStyle w:val="NormalTok"/>
+        </w:rPr>
+        <w:t xml:space="preserve"> </w:t>
+      </w:r>
+      <w:r>
+        <w:rPr>
+          <w:rStyle w:val="DecValTok"/>
+        </w:rPr>
+        <w:t xml:space="preserve">11</w:t>
+      </w:r>
+      <w:r>
+        <w:rPr>
+          <w:rStyle w:val="NormalTok"/>
+        </w:rPr>
+        <w:t xml:space="preserve">),</w:t>
+      </w:r>
+      <w:r>
+        <w:br/>
+      </w:r>
+      <w:r>
+        <w:rPr>
+          <w:rStyle w:val="NormalTok"/>
+        </w:rPr>
+        <w:t xml:space="preserve">    </w:t>
+      </w:r>
+      <w:r>
+        <w:rPr>
+          <w:rStyle w:val="AttributeTok"/>
+        </w:rPr>
+        <w:t xml:space="preserve">panel.grid.major =</w:t>
+      </w:r>
+      <w:r>
+        <w:rPr>
+          <w:rStyle w:val="NormalTok"/>
+        </w:rPr>
+        <w:t xml:space="preserve"> </w:t>
+      </w:r>
+      <w:r>
+        <w:rPr>
+          <w:rStyle w:val="FunctionTok"/>
+        </w:rPr>
+        <w:t xml:space="preserve">element_line</w:t>
+      </w:r>
+      <w:r>
+        <w:rPr>
+          <w:rStyle w:val="NormalTok"/>
+        </w:rPr>
+        <w:t xml:space="preserve">(</w:t>
+      </w:r>
+      <w:r>
+        <w:rPr>
+          <w:rStyle w:val="AttributeTok"/>
+        </w:rPr>
+        <w:t xml:space="preserve">color =</w:t>
+      </w:r>
+      <w:r>
+        <w:rPr>
+          <w:rStyle w:val="NormalTok"/>
+        </w:rPr>
+        <w:t xml:space="preserve"> </w:t>
+      </w:r>
+      <w:r>
+        <w:rPr>
+          <w:rStyle w:val="FunctionTok"/>
+        </w:rPr>
+        <w:t xml:space="preserve">adjustcolor</w:t>
+      </w:r>
+      <w:r>
+        <w:rPr>
+          <w:rStyle w:val="NormalTok"/>
+        </w:rPr>
+        <w:t xml:space="preserve">(</w:t>
+      </w:r>
+      <w:r>
+        <w:rPr>
+          <w:rStyle w:val="StringTok"/>
+        </w:rPr>
+        <w:t xml:space="preserve">"pink"</w:t>
+      </w:r>
+      <w:r>
+        <w:rPr>
+          <w:rStyle w:val="NormalTok"/>
+        </w:rPr>
+        <w:t xml:space="preserve">, </w:t>
+      </w:r>
+      <w:r>
+        <w:rPr>
+          <w:rStyle w:val="AttributeTok"/>
+        </w:rPr>
+        <w:t xml:space="preserve">alpha.f =</w:t>
+      </w:r>
+      <w:r>
+        <w:rPr>
+          <w:rStyle w:val="NormalTok"/>
+        </w:rPr>
+        <w:t xml:space="preserve"> </w:t>
+      </w:r>
+      <w:r>
+        <w:rPr>
+          <w:rStyle w:val="FloatTok"/>
+        </w:rPr>
+        <w:t xml:space="preserve">0.2</w:t>
+      </w:r>
+      <w:r>
+        <w:rPr>
+          <w:rStyle w:val="NormalTok"/>
+        </w:rPr>
+        <w:t xml:space="preserve">)),</w:t>
+      </w:r>
+      <w:r>
+        <w:br/>
+      </w:r>
+      <w:r>
+        <w:rPr>
+          <w:rStyle w:val="NormalTok"/>
+        </w:rPr>
+        <w:t xml:space="preserve">    </w:t>
+      </w:r>
+      <w:r>
+        <w:rPr>
+          <w:rStyle w:val="AttributeTok"/>
+        </w:rPr>
+        <w:t xml:space="preserve">panel.background =</w:t>
+      </w:r>
+      <w:r>
+        <w:rPr>
+          <w:rStyle w:val="NormalTok"/>
+        </w:rPr>
+        <w:t xml:space="preserve"> </w:t>
+      </w:r>
+      <w:r>
+        <w:rPr>
+          <w:rStyle w:val="FunctionTok"/>
+        </w:rPr>
+        <w:t xml:space="preserve">element_rect</w:t>
+      </w:r>
+      <w:r>
+        <w:rPr>
+          <w:rStyle w:val="NormalTok"/>
+        </w:rPr>
+        <w:t xml:space="preserve">(</w:t>
+      </w:r>
+      <w:r>
+        <w:rPr>
+          <w:rStyle w:val="AttributeTok"/>
+        </w:rPr>
+        <w:t xml:space="preserve">fill =</w:t>
+      </w:r>
+      <w:r>
+        <w:rPr>
+          <w:rStyle w:val="NormalTok"/>
+        </w:rPr>
+        <w:t xml:space="preserve"> </w:t>
+      </w:r>
+      <w:r>
+        <w:rPr>
+          <w:rStyle w:val="StringTok"/>
+        </w:rPr>
+        <w:t xml:space="preserve">"lavenderblush"</w:t>
+      </w:r>
+      <w:r>
+        <w:rPr>
+          <w:rStyle w:val="NormalTok"/>
+        </w:rPr>
+        <w:t xml:space="preserve">)</w:t>
+      </w:r>
+      <w:r>
+        <w:br/>
+      </w:r>
+      <w:r>
+        <w:rPr>
+          <w:rStyle w:val="NormalTok"/>
+        </w:rPr>
+        <w:t xml:space="preserve">  ) </w:t>
       </w:r>
       <w:r>
         <w:rPr>
           <w:rStyle w:val="SpecialCharTok"/>
         </w:rPr>
-        <w:t xml:space="preserve">~</w:t>
-      </w:r>
-      <w:r>
-        <w:rPr>
-          <w:rStyle w:val="NormalTok"/>
-        </w:rPr>
-        <w:t xml:space="preserve"> </w:t>
+        <w:t xml:space="preserve">+</w:t>
+      </w:r>
+      <w:r>
+        <w:br/>
+      </w:r>
+      <w:r>
+        <w:rPr>
+          <w:rStyle w:val="NormalTok"/>
+        </w:rPr>
+        <w:t xml:space="preserve">  </w:t>
+      </w:r>
+      <w:r>
+        <w:rPr>
+          <w:rStyle w:val="FunctionTok"/>
+        </w:rPr>
+        <w:t xml:space="preserve">annotate</w:t>
+      </w:r>
+      <w:r>
+        <w:rPr>
+          <w:rStyle w:val="NormalTok"/>
+        </w:rPr>
+        <w:t xml:space="preserve">(</w:t>
+      </w:r>
+      <w:r>
+        <w:br/>
+      </w:r>
+      <w:r>
+        <w:rPr>
+          <w:rStyle w:val="NormalTok"/>
+        </w:rPr>
+        <w:t xml:space="preserve">    </w:t>
       </w:r>
       <w:r>
         <w:rPr>
           <w:rStyle w:val="StringTok"/>
         </w:rPr>
-        <w:t xml:space="preserve">"Mismatching"</w:t>
+        <w:t xml:space="preserve">"text"</w:t>
       </w:r>
       <w:r>
         <w:rPr>
@@ -3343,1123 +4345,91 @@
         <w:rPr>
           <w:rStyle w:val="NormalTok"/>
         </w:rPr>
-        <w:t xml:space="preserve">      matching </w:t>
-      </w:r>
-      <w:r>
-        <w:rPr>
-          <w:rStyle w:val="SpecialCharTok"/>
-        </w:rPr>
-        <w:t xml:space="preserve">%in%</w:t>
-      </w:r>
-      <w:r>
-        <w:rPr>
-          <w:rStyle w:val="NormalTok"/>
-        </w:rPr>
-        <w:t xml:space="preserve"> </w:t>
-      </w:r>
-      <w:r>
-        <w:rPr>
-          <w:rStyle w:val="FunctionTok"/>
-        </w:rPr>
-        <w:t xml:space="preserve">c</w:t>
-      </w:r>
-      <w:r>
-        <w:rPr>
-          <w:rStyle w:val="NormalTok"/>
-        </w:rPr>
-        <w:t xml:space="preserve">(</w:t>
+        <w:t xml:space="preserve">    </w:t>
+      </w:r>
+      <w:r>
+        <w:rPr>
+          <w:rStyle w:val="AttributeTok"/>
+        </w:rPr>
+        <w:t xml:space="preserve">x =</w:t>
+      </w:r>
+      <w:r>
+        <w:rPr>
+          <w:rStyle w:val="NormalTok"/>
+        </w:rPr>
+        <w:t xml:space="preserve"> </w:t>
+      </w:r>
+      <w:r>
+        <w:rPr>
+          <w:rStyle w:val="ConstantTok"/>
+        </w:rPr>
+        <w:t xml:space="preserve">Inf</w:t>
+      </w:r>
+      <w:r>
+        <w:rPr>
+          <w:rStyle w:val="NormalTok"/>
+        </w:rPr>
+        <w:t xml:space="preserve">,</w:t>
+      </w:r>
+      <w:r>
+        <w:br/>
+      </w:r>
+      <w:r>
+        <w:rPr>
+          <w:rStyle w:val="NormalTok"/>
+        </w:rPr>
+        <w:t xml:space="preserve">    </w:t>
+      </w:r>
+      <w:r>
+        <w:rPr>
+          <w:rStyle w:val="AttributeTok"/>
+        </w:rPr>
+        <w:t xml:space="preserve">y =</w:t>
+      </w:r>
+      <w:r>
+        <w:rPr>
+          <w:rStyle w:val="NormalTok"/>
+        </w:rPr>
+        <w:t xml:space="preserve"> </w:t>
+      </w:r>
+      <w:r>
+        <w:rPr>
+          <w:rStyle w:val="ConstantTok"/>
+        </w:rPr>
+        <w:t xml:space="preserve">Inf</w:t>
+      </w:r>
+      <w:r>
+        <w:rPr>
+          <w:rStyle w:val="NormalTok"/>
+        </w:rPr>
+        <w:t xml:space="preserve">,</w:t>
+      </w:r>
+      <w:r>
+        <w:br/>
+      </w:r>
+      <w:r>
+        <w:rPr>
+          <w:rStyle w:val="NormalTok"/>
+        </w:rPr>
+        <w:t xml:space="preserve">    </w:t>
+      </w:r>
+      <w:r>
+        <w:rPr>
+          <w:rStyle w:val="AttributeTok"/>
+        </w:rPr>
+        <w:t xml:space="preserve">label =</w:t>
+      </w:r>
+      <w:r>
+        <w:rPr>
+          <w:rStyle w:val="NormalTok"/>
+        </w:rPr>
+        <w:t xml:space="preserve"> </w:t>
       </w:r>
       <w:r>
         <w:rPr>
           <w:rStyle w:val="StringTok"/>
         </w:rPr>
-        <w:t xml:space="preserve">"1"</w:t>
-      </w:r>
-      <w:r>
-        <w:rPr>
-          <w:rStyle w:val="NormalTok"/>
-        </w:rPr>
-        <w:t xml:space="preserve">, </w:t>
-      </w:r>
-      <w:r>
-        <w:rPr>
-          <w:rStyle w:val="DecValTok"/>
-        </w:rPr>
-        <w:t xml:space="preserve">1</w:t>
-      </w:r>
-      <w:r>
-        <w:rPr>
-          <w:rStyle w:val="NormalTok"/>
-        </w:rPr>
-        <w:t xml:space="preserve">) </w:t>
-      </w:r>
-      <w:r>
-        <w:rPr>
-          <w:rStyle w:val="SpecialCharTok"/>
-        </w:rPr>
-        <w:t xml:space="preserve">~</w:t>
-      </w:r>
-      <w:r>
-        <w:rPr>
-          <w:rStyle w:val="NormalTok"/>
-        </w:rPr>
-        <w:t xml:space="preserve"> </w:t>
-      </w:r>
-      <w:r>
-        <w:rPr>
-          <w:rStyle w:val="StringTok"/>
-        </w:rPr>
-        <w:t xml:space="preserve">"Matching"</w:t>
-      </w:r>
-      <w:r>
-        <w:rPr>
-          <w:rStyle w:val="NormalTok"/>
-        </w:rPr>
-        <w:t xml:space="preserve">,</w:t>
-      </w:r>
-      <w:r>
-        <w:br/>
-      </w:r>
-      <w:r>
-        <w:rPr>
-          <w:rStyle w:val="NormalTok"/>
-        </w:rPr>
-        <w:t xml:space="preserve">      </w:t>
-      </w:r>
-      <w:r>
-        <w:rPr>
-          <w:rStyle w:val="ConstantTok"/>
-        </w:rPr>
-        <w:t xml:space="preserve">TRUE</w:t>
-      </w:r>
-      <w:r>
-        <w:rPr>
-          <w:rStyle w:val="NormalTok"/>
-        </w:rPr>
-        <w:t xml:space="preserve"> </w:t>
-      </w:r>
-      <w:r>
-        <w:rPr>
-          <w:rStyle w:val="SpecialCharTok"/>
-        </w:rPr>
-        <w:t xml:space="preserve">~</w:t>
-      </w:r>
-      <w:r>
-        <w:rPr>
-          <w:rStyle w:val="NormalTok"/>
-        </w:rPr>
-        <w:t xml:space="preserve"> </w:t>
-      </w:r>
-      <w:r>
-        <w:rPr>
-          <w:rStyle w:val="ConstantTok"/>
-        </w:rPr>
-        <w:t xml:space="preserve">NA_character_</w:t>
-      </w:r>
-      <w:r>
-        <w:br/>
-      </w:r>
-      <w:r>
-        <w:rPr>
-          <w:rStyle w:val="NormalTok"/>
-        </w:rPr>
-        <w:t xml:space="preserve">    ),</w:t>
-      </w:r>
-      <w:r>
-        <w:br/>
-      </w:r>
-      <w:r>
-        <w:rPr>
-          <w:rStyle w:val="NormalTok"/>
-        </w:rPr>
-        <w:t xml:space="preserve">    </w:t>
-      </w:r>
-      <w:r>
-        <w:rPr>
-          <w:rStyle w:val="AttributeTok"/>
-        </w:rPr>
-        <w:t xml:space="preserve">matching =</w:t>
-      </w:r>
-      <w:r>
-        <w:rPr>
-          <w:rStyle w:val="NormalTok"/>
-        </w:rPr>
-        <w:t xml:space="preserve"> </w:t>
-      </w:r>
-      <w:r>
-        <w:rPr>
-          <w:rStyle w:val="FunctionTok"/>
-        </w:rPr>
-        <w:t xml:space="preserve">factor</w:t>
-      </w:r>
-      <w:r>
-        <w:rPr>
-          <w:rStyle w:val="NormalTok"/>
-        </w:rPr>
-        <w:t xml:space="preserve">(matching, </w:t>
-      </w:r>
-      <w:r>
-        <w:rPr>
-          <w:rStyle w:val="AttributeTok"/>
-        </w:rPr>
-        <w:t xml:space="preserve">levels =</w:t>
-      </w:r>
-      <w:r>
-        <w:rPr>
-          <w:rStyle w:val="NormalTok"/>
-        </w:rPr>
-        <w:t xml:space="preserve"> </w:t>
-      </w:r>
-      <w:r>
-        <w:rPr>
-          <w:rStyle w:val="FunctionTok"/>
-        </w:rPr>
-        <w:t xml:space="preserve">c</w:t>
-      </w:r>
-      <w:r>
-        <w:rPr>
-          <w:rStyle w:val="NormalTok"/>
-        </w:rPr>
-        <w:t xml:space="preserve">(</w:t>
-      </w:r>
-      <w:r>
-        <w:rPr>
-          <w:rStyle w:val="StringTok"/>
-        </w:rPr>
-        <w:t xml:space="preserve">"Mismatching"</w:t>
-      </w:r>
-      <w:r>
-        <w:rPr>
-          <w:rStyle w:val="NormalTok"/>
-        </w:rPr>
-        <w:t xml:space="preserve">, </w:t>
-      </w:r>
-      <w:r>
-        <w:rPr>
-          <w:rStyle w:val="StringTok"/>
-        </w:rPr>
-        <w:t xml:space="preserve">"Matching"</w:t>
-      </w:r>
-      <w:r>
-        <w:rPr>
-          <w:rStyle w:val="NormalTok"/>
-        </w:rPr>
-        <w:t xml:space="preserve">))</w:t>
-      </w:r>
-      <w:r>
-        <w:br/>
-      </w:r>
-      <w:r>
-        <w:rPr>
-          <w:rStyle w:val="NormalTok"/>
-        </w:rPr>
-        <w:t xml:space="preserve">  )</w:t>
-      </w:r>
-      <w:r>
-        <w:br/>
-      </w:r>
-      <w:r>
-        <w:br/>
-      </w:r>
-      <w:r>
-        <w:rPr>
-          <w:rStyle w:val="FunctionTok"/>
-        </w:rPr>
-        <w:t xml:space="preserve">ggplot</w:t>
-      </w:r>
-      <w:r>
-        <w:rPr>
-          <w:rStyle w:val="NormalTok"/>
-        </w:rPr>
-        <w:t xml:space="preserve">(clean_emotional_dogs, </w:t>
-      </w:r>
-      <w:r>
-        <w:rPr>
-          <w:rStyle w:val="FunctionTok"/>
-        </w:rPr>
-        <w:t xml:space="preserve">aes</w:t>
-      </w:r>
-      <w:r>
-        <w:rPr>
-          <w:rStyle w:val="NormalTok"/>
-        </w:rPr>
-        <w:t xml:space="preserve">(</w:t>
-      </w:r>
-      <w:r>
-        <w:rPr>
-          <w:rStyle w:val="AttributeTok"/>
-        </w:rPr>
-        <w:t xml:space="preserve">x =</w:t>
-      </w:r>
-      <w:r>
-        <w:rPr>
-          <w:rStyle w:val="NormalTok"/>
-        </w:rPr>
-        <w:t xml:space="preserve"> matching, </w:t>
-      </w:r>
-      <w:r>
-        <w:rPr>
-          <w:rStyle w:val="AttributeTok"/>
-        </w:rPr>
-        <w:t xml:space="preserve">y =</w:t>
-      </w:r>
-      <w:r>
-        <w:rPr>
-          <w:rStyle w:val="NormalTok"/>
-        </w:rPr>
-        <w:t xml:space="preserve"> index)) </w:t>
-      </w:r>
-      <w:r>
-        <w:rPr>
-          <w:rStyle w:val="SpecialCharTok"/>
-        </w:rPr>
-        <w:t xml:space="preserve">+</w:t>
-      </w:r>
-      <w:r>
-        <w:br/>
-      </w:r>
-      <w:r>
-        <w:rPr>
-          <w:rStyle w:val="NormalTok"/>
-        </w:rPr>
-        <w:t xml:space="preserve">  </w:t>
-      </w:r>
-      <w:r>
-        <w:rPr>
-          <w:rStyle w:val="FunctionTok"/>
-        </w:rPr>
-        <w:t xml:space="preserve">geom_violin</w:t>
-      </w:r>
-      <w:r>
-        <w:rPr>
-          <w:rStyle w:val="NormalTok"/>
-        </w:rPr>
-        <w:t xml:space="preserve">(</w:t>
-      </w:r>
-      <w:r>
-        <w:rPr>
-          <w:rStyle w:val="AttributeTok"/>
-        </w:rPr>
-        <w:t xml:space="preserve">trim =</w:t>
-      </w:r>
-      <w:r>
-        <w:rPr>
-          <w:rStyle w:val="NormalTok"/>
-        </w:rPr>
-        <w:t xml:space="preserve"> </w:t>
-      </w:r>
-      <w:r>
-        <w:rPr>
-          <w:rStyle w:val="ConstantTok"/>
-        </w:rPr>
-        <w:t xml:space="preserve">FALSE</w:t>
-      </w:r>
-      <w:r>
-        <w:rPr>
-          <w:rStyle w:val="NormalTok"/>
-        </w:rPr>
-        <w:t xml:space="preserve">, </w:t>
-      </w:r>
-      <w:r>
-        <w:rPr>
-          <w:rStyle w:val="AttributeTok"/>
-        </w:rPr>
-        <w:t xml:space="preserve">alpha =</w:t>
-      </w:r>
-      <w:r>
-        <w:rPr>
-          <w:rStyle w:val="NormalTok"/>
-        </w:rPr>
-        <w:t xml:space="preserve"> </w:t>
-      </w:r>
-      <w:r>
-        <w:rPr>
-          <w:rStyle w:val="FloatTok"/>
-        </w:rPr>
-        <w:t xml:space="preserve">0.5</w:t>
-      </w:r>
-      <w:r>
-        <w:rPr>
-          <w:rStyle w:val="NormalTok"/>
-        </w:rPr>
-        <w:t xml:space="preserve">) </w:t>
-      </w:r>
-      <w:r>
-        <w:rPr>
-          <w:rStyle w:val="SpecialCharTok"/>
-        </w:rPr>
-        <w:t xml:space="preserve">+</w:t>
-      </w:r>
-      <w:r>
-        <w:br/>
-      </w:r>
-      <w:r>
-        <w:rPr>
-          <w:rStyle w:val="NormalTok"/>
-        </w:rPr>
-        <w:t xml:space="preserve">  </w:t>
-      </w:r>
-      <w:r>
-        <w:rPr>
-          <w:rStyle w:val="FunctionTok"/>
-        </w:rPr>
-        <w:t xml:space="preserve">geom_boxplot</w:t>
-      </w:r>
-      <w:r>
-        <w:rPr>
-          <w:rStyle w:val="NormalTok"/>
-        </w:rPr>
-        <w:t xml:space="preserve">(</w:t>
-      </w:r>
-      <w:r>
-        <w:rPr>
-          <w:rStyle w:val="AttributeTok"/>
-        </w:rPr>
-        <w:t xml:space="preserve">width =</w:t>
-      </w:r>
-      <w:r>
-        <w:rPr>
-          <w:rStyle w:val="NormalTok"/>
-        </w:rPr>
-        <w:t xml:space="preserve"> </w:t>
-      </w:r>
-      <w:r>
-        <w:rPr>
-          <w:rStyle w:val="FloatTok"/>
-        </w:rPr>
-        <w:t xml:space="preserve">0.1</w:t>
-      </w:r>
-      <w:r>
-        <w:rPr>
-          <w:rStyle w:val="NormalTok"/>
-        </w:rPr>
-        <w:t xml:space="preserve">, </w:t>
-      </w:r>
-      <w:r>
-        <w:rPr>
-          <w:rStyle w:val="AttributeTok"/>
-        </w:rPr>
-        <w:t xml:space="preserve">outlier.alpha =</w:t>
-      </w:r>
-      <w:r>
-        <w:rPr>
-          <w:rStyle w:val="NormalTok"/>
-        </w:rPr>
-        <w:t xml:space="preserve"> </w:t>
-      </w:r>
-      <w:r>
-        <w:rPr>
-          <w:rStyle w:val="FloatTok"/>
-        </w:rPr>
-        <w:t xml:space="preserve">0.3</w:t>
-      </w:r>
-      <w:r>
-        <w:rPr>
-          <w:rStyle w:val="NormalTok"/>
-        </w:rPr>
-        <w:t xml:space="preserve">) </w:t>
-      </w:r>
-      <w:r>
-        <w:rPr>
-          <w:rStyle w:val="SpecialCharTok"/>
-        </w:rPr>
-        <w:t xml:space="preserve">+</w:t>
-      </w:r>
-      <w:r>
-        <w:br/>
-      </w:r>
-      <w:r>
-        <w:rPr>
-          <w:rStyle w:val="NormalTok"/>
-        </w:rPr>
-        <w:t xml:space="preserve">  </w:t>
-      </w:r>
-      <w:r>
-        <w:rPr>
-          <w:rStyle w:val="FunctionTok"/>
-        </w:rPr>
-        <w:t xml:space="preserve">labs</w:t>
-      </w:r>
-      <w:r>
-        <w:rPr>
-          <w:rStyle w:val="NormalTok"/>
-        </w:rPr>
-        <w:t xml:space="preserve">(</w:t>
-      </w:r>
-      <w:r>
-        <w:br/>
-      </w:r>
-      <w:r>
-        <w:rPr>
-          <w:rStyle w:val="NormalTok"/>
-        </w:rPr>
-        <w:t xml:space="preserve">    </w:t>
-      </w:r>
-      <w:r>
-        <w:rPr>
-          <w:rStyle w:val="AttributeTok"/>
-        </w:rPr>
-        <w:t xml:space="preserve">title =</w:t>
-      </w:r>
-      <w:r>
-        <w:rPr>
-          <w:rStyle w:val="NormalTok"/>
-        </w:rPr>
-        <w:t xml:space="preserve"> </w:t>
-      </w:r>
-      <w:r>
-        <w:rPr>
-          <w:rStyle w:val="StringTok"/>
-        </w:rPr>
-        <w:t xml:space="preserve">"Matching vs Mismatching Stimuli"</w:t>
-      </w:r>
-      <w:r>
-        <w:rPr>
-          <w:rStyle w:val="NormalTok"/>
-        </w:rPr>
-        <w:t xml:space="preserve">,</w:t>
-      </w:r>
-      <w:r>
-        <w:br/>
-      </w:r>
-      <w:r>
-        <w:rPr>
-          <w:rStyle w:val="NormalTok"/>
-        </w:rPr>
-        <w:t xml:space="preserve">    </w:t>
-      </w:r>
-      <w:r>
-        <w:rPr>
-          <w:rStyle w:val="AttributeTok"/>
-        </w:rPr>
-        <w:t xml:space="preserve">x =</w:t>
-      </w:r>
-      <w:r>
-        <w:rPr>
-          <w:rStyle w:val="NormalTok"/>
-        </w:rPr>
-        <w:t xml:space="preserve"> </w:t>
-      </w:r>
-      <w:r>
-        <w:rPr>
-          <w:rStyle w:val="StringTok"/>
-        </w:rPr>
-        <w:t xml:space="preserve">"Cue Condition"</w:t>
-      </w:r>
-      <w:r>
-        <w:rPr>
-          <w:rStyle w:val="NormalTok"/>
-        </w:rPr>
-        <w:t xml:space="preserve">,</w:t>
-      </w:r>
-      <w:r>
-        <w:br/>
-      </w:r>
-      <w:r>
-        <w:rPr>
-          <w:rStyle w:val="NormalTok"/>
-        </w:rPr>
-        <w:t xml:space="preserve">    </w:t>
-      </w:r>
-      <w:r>
-        <w:rPr>
-          <w:rStyle w:val="AttributeTok"/>
-        </w:rPr>
-        <w:t xml:space="preserve">y =</w:t>
-      </w:r>
-      <w:r>
-        <w:rPr>
-          <w:rStyle w:val="NormalTok"/>
-        </w:rPr>
-        <w:t xml:space="preserve"> </w:t>
-      </w:r>
-      <w:r>
-        <w:rPr>
-          <w:rStyle w:val="StringTok"/>
-        </w:rPr>
-        <w:t xml:space="preserve">"Preference Index"</w:t>
-      </w:r>
-      <w:r>
-        <w:br/>
-      </w:r>
-      <w:r>
-        <w:rPr>
-          <w:rStyle w:val="NormalTok"/>
-        </w:rPr>
-        <w:t xml:space="preserve">  ) </w:t>
-      </w:r>
-      <w:r>
-        <w:rPr>
-          <w:rStyle w:val="SpecialCharTok"/>
-        </w:rPr>
-        <w:t xml:space="preserve">+</w:t>
-      </w:r>
-      <w:r>
-        <w:br/>
-      </w:r>
-      <w:r>
-        <w:rPr>
-          <w:rStyle w:val="NormalTok"/>
-        </w:rPr>
-        <w:t xml:space="preserve">  </w:t>
-      </w:r>
-      <w:r>
-        <w:rPr>
-          <w:rStyle w:val="FunctionTok"/>
-        </w:rPr>
-        <w:t xml:space="preserve">theme_minimal</w:t>
-      </w:r>
-      <w:r>
-        <w:rPr>
-          <w:rStyle w:val="NormalTok"/>
-        </w:rPr>
-        <w:t xml:space="preserve">() </w:t>
-      </w:r>
-      <w:r>
-        <w:rPr>
-          <w:rStyle w:val="SpecialCharTok"/>
-        </w:rPr>
-        <w:t xml:space="preserve">+</w:t>
-      </w:r>
-      <w:r>
-        <w:br/>
-      </w:r>
-      <w:r>
-        <w:rPr>
-          <w:rStyle w:val="NormalTok"/>
-        </w:rPr>
-        <w:t xml:space="preserve">  </w:t>
-      </w:r>
-      <w:r>
-        <w:rPr>
-          <w:rStyle w:val="FunctionTok"/>
-        </w:rPr>
-        <w:t xml:space="preserve">theme</w:t>
-      </w:r>
-      <w:r>
-        <w:rPr>
-          <w:rStyle w:val="NormalTok"/>
-        </w:rPr>
-        <w:t xml:space="preserve">(</w:t>
-      </w:r>
-      <w:r>
-        <w:br/>
-      </w:r>
-      <w:r>
-        <w:rPr>
-          <w:rStyle w:val="NormalTok"/>
-        </w:rPr>
-        <w:t xml:space="preserve">    </w:t>
-      </w:r>
-      <w:r>
-        <w:rPr>
-          <w:rStyle w:val="AttributeTok"/>
-        </w:rPr>
-        <w:t xml:space="preserve">plot.title =</w:t>
-      </w:r>
-      <w:r>
-        <w:rPr>
-          <w:rStyle w:val="NormalTok"/>
-        </w:rPr>
-        <w:t xml:space="preserve"> </w:t>
-      </w:r>
-      <w:r>
-        <w:rPr>
-          <w:rStyle w:val="FunctionTok"/>
-        </w:rPr>
-        <w:t xml:space="preserve">element_text</w:t>
-      </w:r>
-      <w:r>
-        <w:rPr>
-          <w:rStyle w:val="NormalTok"/>
-        </w:rPr>
-        <w:t xml:space="preserve">(</w:t>
-      </w:r>
-      <w:r>
-        <w:rPr>
-          <w:rStyle w:val="AttributeTok"/>
-        </w:rPr>
-        <w:t xml:space="preserve">hjust =</w:t>
-      </w:r>
-      <w:r>
-        <w:rPr>
-          <w:rStyle w:val="NormalTok"/>
-        </w:rPr>
-        <w:t xml:space="preserve"> </w:t>
-      </w:r>
-      <w:r>
-        <w:rPr>
-          <w:rStyle w:val="FloatTok"/>
-        </w:rPr>
-        <w:t xml:space="preserve">0.5</w:t>
-      </w:r>
-      <w:r>
-        <w:rPr>
-          <w:rStyle w:val="NormalTok"/>
-        </w:rPr>
-        <w:t xml:space="preserve">, </w:t>
-      </w:r>
-      <w:r>
-        <w:rPr>
-          <w:rStyle w:val="AttributeTok"/>
-        </w:rPr>
-        <w:t xml:space="preserve">face =</w:t>
-      </w:r>
-      <w:r>
-        <w:rPr>
-          <w:rStyle w:val="NormalTok"/>
-        </w:rPr>
-        <w:t xml:space="preserve"> </w:t>
-      </w:r>
-      <w:r>
-        <w:rPr>
-          <w:rStyle w:val="StringTok"/>
-        </w:rPr>
-        <w:t xml:space="preserve">"bold"</w:t>
-      </w:r>
-      <w:r>
-        <w:rPr>
-          <w:rStyle w:val="NormalTok"/>
-        </w:rPr>
-        <w:t xml:space="preserve">, </w:t>
-      </w:r>
-      <w:r>
-        <w:rPr>
-          <w:rStyle w:val="AttributeTok"/>
-        </w:rPr>
-        <w:t xml:space="preserve">size =</w:t>
-      </w:r>
-      <w:r>
-        <w:rPr>
-          <w:rStyle w:val="NormalTok"/>
-        </w:rPr>
-        <w:t xml:space="preserve"> </w:t>
-      </w:r>
-      <w:r>
-        <w:rPr>
-          <w:rStyle w:val="DecValTok"/>
-        </w:rPr>
-        <w:t xml:space="preserve">15</w:t>
-      </w:r>
-      <w:r>
-        <w:rPr>
-          <w:rStyle w:val="NormalTok"/>
-        </w:rPr>
-        <w:t xml:space="preserve">),</w:t>
-      </w:r>
-      <w:r>
-        <w:br/>
-      </w:r>
-      <w:r>
-        <w:rPr>
-          <w:rStyle w:val="NormalTok"/>
-        </w:rPr>
-        <w:t xml:space="preserve">    </w:t>
-      </w:r>
-      <w:r>
-        <w:rPr>
-          <w:rStyle w:val="AttributeTok"/>
-        </w:rPr>
-        <w:t xml:space="preserve">axis.title =</w:t>
-      </w:r>
-      <w:r>
-        <w:rPr>
-          <w:rStyle w:val="NormalTok"/>
-        </w:rPr>
-        <w:t xml:space="preserve"> </w:t>
-      </w:r>
-      <w:r>
-        <w:rPr>
-          <w:rStyle w:val="FunctionTok"/>
-        </w:rPr>
-        <w:t xml:space="preserve">element_text</w:t>
-      </w:r>
-      <w:r>
-        <w:rPr>
-          <w:rStyle w:val="NormalTok"/>
-        </w:rPr>
-        <w:t xml:space="preserve">(</w:t>
-      </w:r>
-      <w:r>
-        <w:rPr>
-          <w:rStyle w:val="AttributeTok"/>
-        </w:rPr>
-        <w:t xml:space="preserve">size =</w:t>
-      </w:r>
-      <w:r>
-        <w:rPr>
-          <w:rStyle w:val="NormalTok"/>
-        </w:rPr>
-        <w:t xml:space="preserve"> </w:t>
-      </w:r>
-      <w:r>
-        <w:rPr>
-          <w:rStyle w:val="DecValTok"/>
-        </w:rPr>
-        <w:t xml:space="preserve">13</w:t>
-      </w:r>
-      <w:r>
-        <w:rPr>
-          <w:rStyle w:val="NormalTok"/>
-        </w:rPr>
-        <w:t xml:space="preserve">),</w:t>
-      </w:r>
-      <w:r>
-        <w:br/>
-      </w:r>
-      <w:r>
-        <w:rPr>
-          <w:rStyle w:val="NormalTok"/>
-        </w:rPr>
-        <w:t xml:space="preserve">    </w:t>
-      </w:r>
-      <w:r>
-        <w:rPr>
-          <w:rStyle w:val="AttributeTok"/>
-        </w:rPr>
-        <w:t xml:space="preserve">axis.text =</w:t>
-      </w:r>
-      <w:r>
-        <w:rPr>
-          <w:rStyle w:val="NormalTok"/>
-        </w:rPr>
-        <w:t xml:space="preserve"> </w:t>
-      </w:r>
-      <w:r>
-        <w:rPr>
-          <w:rStyle w:val="FunctionTok"/>
-        </w:rPr>
-        <w:t xml:space="preserve">element_text</w:t>
-      </w:r>
-      <w:r>
-        <w:rPr>
-          <w:rStyle w:val="NormalTok"/>
-        </w:rPr>
-        <w:t xml:space="preserve">(</w:t>
-      </w:r>
-      <w:r>
-        <w:rPr>
-          <w:rStyle w:val="AttributeTok"/>
-        </w:rPr>
-        <w:t xml:space="preserve">size =</w:t>
-      </w:r>
-      <w:r>
-        <w:rPr>
-          <w:rStyle w:val="NormalTok"/>
-        </w:rPr>
-        <w:t xml:space="preserve"> </w:t>
-      </w:r>
-      <w:r>
-        <w:rPr>
-          <w:rStyle w:val="DecValTok"/>
-        </w:rPr>
-        <w:t xml:space="preserve">11</w:t>
-      </w:r>
-      <w:r>
-        <w:rPr>
-          <w:rStyle w:val="NormalTok"/>
-        </w:rPr>
-        <w:t xml:space="preserve">),</w:t>
-      </w:r>
-      <w:r>
-        <w:br/>
-      </w:r>
-      <w:r>
-        <w:rPr>
-          <w:rStyle w:val="NormalTok"/>
-        </w:rPr>
-        <w:t xml:space="preserve">    </w:t>
-      </w:r>
-      <w:r>
-        <w:rPr>
-          <w:rStyle w:val="AttributeTok"/>
-        </w:rPr>
-        <w:t xml:space="preserve">panel.grid.major =</w:t>
-      </w:r>
-      <w:r>
-        <w:rPr>
-          <w:rStyle w:val="NormalTok"/>
-        </w:rPr>
-        <w:t xml:space="preserve"> </w:t>
-      </w:r>
-      <w:r>
-        <w:rPr>
-          <w:rStyle w:val="FunctionTok"/>
-        </w:rPr>
-        <w:t xml:space="preserve">element_line</w:t>
-      </w:r>
-      <w:r>
-        <w:rPr>
-          <w:rStyle w:val="NormalTok"/>
-        </w:rPr>
-        <w:t xml:space="preserve">(</w:t>
-      </w:r>
-      <w:r>
-        <w:rPr>
-          <w:rStyle w:val="AttributeTok"/>
-        </w:rPr>
-        <w:t xml:space="preserve">color =</w:t>
-      </w:r>
-      <w:r>
-        <w:rPr>
-          <w:rStyle w:val="NormalTok"/>
-        </w:rPr>
-        <w:t xml:space="preserve"> </w:t>
-      </w:r>
-      <w:r>
-        <w:rPr>
-          <w:rStyle w:val="FunctionTok"/>
-        </w:rPr>
-        <w:t xml:space="preserve">adjustcolor</w:t>
-      </w:r>
-      <w:r>
-        <w:rPr>
-          <w:rStyle w:val="NormalTok"/>
-        </w:rPr>
-        <w:t xml:space="preserve">(</w:t>
-      </w:r>
-      <w:r>
-        <w:rPr>
-          <w:rStyle w:val="StringTok"/>
-        </w:rPr>
-        <w:t xml:space="preserve">"pink"</w:t>
-      </w:r>
-      <w:r>
-        <w:rPr>
-          <w:rStyle w:val="NormalTok"/>
-        </w:rPr>
-        <w:t xml:space="preserve">, </w:t>
-      </w:r>
-      <w:r>
-        <w:rPr>
-          <w:rStyle w:val="AttributeTok"/>
-        </w:rPr>
-        <w:t xml:space="preserve">alpha.f =</w:t>
-      </w:r>
-      <w:r>
-        <w:rPr>
-          <w:rStyle w:val="NormalTok"/>
-        </w:rPr>
-        <w:t xml:space="preserve"> </w:t>
-      </w:r>
-      <w:r>
-        <w:rPr>
-          <w:rStyle w:val="FloatTok"/>
-        </w:rPr>
-        <w:t xml:space="preserve">0.2</w:t>
-      </w:r>
-      <w:r>
-        <w:rPr>
-          <w:rStyle w:val="NormalTok"/>
-        </w:rPr>
-        <w:t xml:space="preserve">)),</w:t>
-      </w:r>
-      <w:r>
-        <w:br/>
-      </w:r>
-      <w:r>
-        <w:rPr>
-          <w:rStyle w:val="NormalTok"/>
-        </w:rPr>
-        <w:t xml:space="preserve">    </w:t>
-      </w:r>
-      <w:r>
-        <w:rPr>
-          <w:rStyle w:val="AttributeTok"/>
-        </w:rPr>
-        <w:t xml:space="preserve">panel.background =</w:t>
-      </w:r>
-      <w:r>
-        <w:rPr>
-          <w:rStyle w:val="NormalTok"/>
-        </w:rPr>
-        <w:t xml:space="preserve"> </w:t>
-      </w:r>
-      <w:r>
-        <w:rPr>
-          <w:rStyle w:val="FunctionTok"/>
-        </w:rPr>
-        <w:t xml:space="preserve">element_rect</w:t>
-      </w:r>
-      <w:r>
-        <w:rPr>
-          <w:rStyle w:val="NormalTok"/>
-        </w:rPr>
-        <w:t xml:space="preserve">(</w:t>
-      </w:r>
-      <w:r>
-        <w:rPr>
-          <w:rStyle w:val="AttributeTok"/>
-        </w:rPr>
-        <w:t xml:space="preserve">fill =</w:t>
-      </w:r>
-      <w:r>
-        <w:rPr>
-          <w:rStyle w:val="NormalTok"/>
-        </w:rPr>
-        <w:t xml:space="preserve"> </w:t>
-      </w:r>
-      <w:r>
-        <w:rPr>
-          <w:rStyle w:val="StringTok"/>
-        </w:rPr>
-        <w:t xml:space="preserve">"lavenderblush"</w:t>
-      </w:r>
-      <w:r>
-        <w:rPr>
-          <w:rStyle w:val="NormalTok"/>
-        </w:rPr>
-        <w:t xml:space="preserve">)</w:t>
-      </w:r>
-      <w:r>
-        <w:br/>
-      </w:r>
-      <w:r>
-        <w:rPr>
-          <w:rStyle w:val="NormalTok"/>
-        </w:rPr>
-        <w:t xml:space="preserve">  ) </w:t>
-      </w:r>
-      <w:r>
-        <w:rPr>
-          <w:rStyle w:val="SpecialCharTok"/>
-        </w:rPr>
-        <w:t xml:space="preserve">+</w:t>
-      </w:r>
-      <w:r>
-        <w:br/>
-      </w:r>
-      <w:r>
-        <w:rPr>
-          <w:rStyle w:val="NormalTok"/>
-        </w:rPr>
-        <w:t xml:space="preserve">  </w:t>
-      </w:r>
-      <w:r>
-        <w:rPr>
-          <w:rStyle w:val="FunctionTok"/>
-        </w:rPr>
-        <w:t xml:space="preserve">annotate</w:t>
-      </w:r>
-      <w:r>
-        <w:rPr>
-          <w:rStyle w:val="NormalTok"/>
-        </w:rPr>
-        <w:t xml:space="preserve">(</w:t>
-      </w:r>
-      <w:r>
-        <w:br/>
-      </w:r>
-      <w:r>
-        <w:rPr>
-          <w:rStyle w:val="NormalTok"/>
-        </w:rPr>
-        <w:t xml:space="preserve">    </w:t>
-      </w:r>
-      <w:r>
-        <w:rPr>
-          <w:rStyle w:val="StringTok"/>
-        </w:rPr>
-        <w:t xml:space="preserve">"text"</w:t>
-      </w:r>
-      <w:r>
-        <w:rPr>
-          <w:rStyle w:val="NormalTok"/>
-        </w:rPr>
-        <w:t xml:space="preserve">,</w:t>
-      </w:r>
-      <w:r>
-        <w:br/>
-      </w:r>
-      <w:r>
-        <w:rPr>
-          <w:rStyle w:val="NormalTok"/>
-        </w:rPr>
-        <w:t xml:space="preserve">    </w:t>
-      </w:r>
-      <w:r>
-        <w:rPr>
-          <w:rStyle w:val="AttributeTok"/>
-        </w:rPr>
-        <w:t xml:space="preserve">x =</w:t>
-      </w:r>
-      <w:r>
-        <w:rPr>
-          <w:rStyle w:val="NormalTok"/>
-        </w:rPr>
-        <w:t xml:space="preserve"> </w:t>
-      </w:r>
-      <w:r>
-        <w:rPr>
-          <w:rStyle w:val="ConstantTok"/>
-        </w:rPr>
-        <w:t xml:space="preserve">Inf</w:t>
-      </w:r>
-      <w:r>
-        <w:rPr>
-          <w:rStyle w:val="NormalTok"/>
-        </w:rPr>
-        <w:t xml:space="preserve">,</w:t>
-      </w:r>
-      <w:r>
-        <w:br/>
-      </w:r>
-      <w:r>
-        <w:rPr>
-          <w:rStyle w:val="NormalTok"/>
-        </w:rPr>
-        <w:t xml:space="preserve">    </w:t>
-      </w:r>
-      <w:r>
-        <w:rPr>
-          <w:rStyle w:val="AttributeTok"/>
-        </w:rPr>
-        <w:t xml:space="preserve">y =</w:t>
-      </w:r>
-      <w:r>
-        <w:rPr>
-          <w:rStyle w:val="NormalTok"/>
-        </w:rPr>
-        <w:t xml:space="preserve"> </w:t>
-      </w:r>
-      <w:r>
-        <w:rPr>
-          <w:rStyle w:val="ConstantTok"/>
-        </w:rPr>
-        <w:t xml:space="preserve">Inf</w:t>
-      </w:r>
-      <w:r>
-        <w:rPr>
-          <w:rStyle w:val="NormalTok"/>
-        </w:rPr>
-        <w:t xml:space="preserve">,</w:t>
-      </w:r>
-      <w:r>
-        <w:br/>
-      </w:r>
-      <w:r>
-        <w:rPr>
-          <w:rStyle w:val="NormalTok"/>
-        </w:rPr>
-        <w:t xml:space="preserve">    </w:t>
-      </w:r>
-      <w:r>
-        <w:rPr>
-          <w:rStyle w:val="AttributeTok"/>
-        </w:rPr>
-        <w:t xml:space="preserve">label =</w:t>
-      </w:r>
-      <w:r>
-        <w:rPr>
-          <w:rStyle w:val="NormalTok"/>
-        </w:rPr>
-        <w:t xml:space="preserve"> </w:t>
-      </w:r>
-      <w:r>
-        <w:rPr>
-          <w:rStyle w:val="StringTok"/>
-        </w:rPr>
-        <w:t xml:space="preserve">"(b)"</w:t>
+        <w:t xml:space="preserve">"(2)"</w:t>
       </w:r>
       <w:r>
         <w:rPr>
@@ -4622,6 +4592,26 @@
         <w:pStyle w:val="BodyText"/>
       </w:pPr>
       <w:r>
+        <w:rPr>
+          <w:b/>
+          <w:bCs/>
+          <w:i/>
+          <w:iCs/>
+        </w:rPr>
+        <w:t xml:space="preserve">Figure 2</w:t>
+      </w:r>
+      <w:r>
+        <w:t xml:space="preserve"> </w:t>
+      </w:r>
+      <w:r>
+        <w:t xml:space="preserve">This figure shows the dogs’ preference index responses when cues were either matching or mismatching. This figure shows whether cue mismatch affects behavioral preference.</w:t>
+      </w:r>
+    </w:p>
+    <w:p>
+      <w:pPr>
+        <w:pStyle w:val="BodyText"/>
+      </w:pPr>
+      <w:r>
         <w:t xml:space="preserve">Figure 3: Male vs Female Stimuli</w:t>
       </w:r>
     </w:p>
@@ -5650,7 +5640,7 @@
         <w:rPr>
           <w:rStyle w:val="StringTok"/>
         </w:rPr>
-        <w:t xml:space="preserve">"(c)"</w:t>
+        <w:t xml:space="preserve">"(3)"</w:t>
       </w:r>
       <w:r>
         <w:rPr>
@@ -5813,6 +5803,26 @@
         <w:pStyle w:val="BodyText"/>
       </w:pPr>
       <w:r>
+        <w:rPr>
+          <w:b/>
+          <w:bCs/>
+          <w:i/>
+          <w:iCs/>
+        </w:rPr>
+        <w:t xml:space="preserve">Figure 3</w:t>
+      </w:r>
+      <w:r>
+        <w:t xml:space="preserve"> </w:t>
+      </w:r>
+      <w:r>
+        <w:t xml:space="preserve">This figure shows the mean emotional valence responses of dogs to male versus female stimuli.</w:t>
+      </w:r>
+    </w:p>
+    <w:p>
+      <w:pPr>
+        <w:pStyle w:val="BodyText"/>
+      </w:pPr>
+      <w:r>
         <w:t xml:space="preserve">Figure 4: Strength of response by Simulus Sex</w:t>
       </w:r>
     </w:p>
@@ -6742,7 +6752,7 @@
         <w:rPr>
           <w:rStyle w:val="StringTok"/>
         </w:rPr>
-        <w:t xml:space="preserve">"(d)"</w:t>
+        <w:t xml:space="preserve">"(4)"</w:t>
       </w:r>
       <w:r>
         <w:rPr>
@@ -6898,6 +6908,26 @@
             </a:graphic>
           </wp:inline>
         </w:drawing>
+      </w:r>
+    </w:p>
+    <w:p>
+      <w:pPr>
+        <w:pStyle w:val="BodyText"/>
+      </w:pPr>
+      <w:r>
+        <w:rPr>
+          <w:b/>
+          <w:bCs/>
+          <w:i/>
+          <w:iCs/>
+        </w:rPr>
+        <w:t xml:space="preserve">Figure 4</w:t>
+      </w:r>
+      <w:r>
+        <w:t xml:space="preserve"> </w:t>
+      </w:r>
+      <w:r>
+        <w:t xml:space="preserve">This figure shows the dogs’ responses (absolute preference index) to male and female stimuli.</w:t>
       </w:r>
     </w:p>
     <w:bookmarkEnd w:id="34"/>

--- a/Independent-Project.docx
+++ b/Independent-Project.docx
@@ -32,7 +32,7 @@
         <w:pStyle w:val="Heading1"/>
       </w:pPr>
       <w:r>
-        <w:t xml:space="preserve">1. Project Overview:</w:t>
+        <w:t xml:space="preserve">Project Overview:</w:t>
       </w:r>
     </w:p>
     <w:p>
@@ -170,7 +170,7 @@
         <w:pStyle w:val="Heading1"/>
       </w:pPr>
       <w:r>
-        <w:t xml:space="preserve">2. Project Workflow:</w:t>
+        <w:t xml:space="preserve">Project Workflow:</w:t>
       </w:r>
     </w:p>
     <w:p>
@@ -560,18 +560,19 @@
       </w:r>
     </w:p>
     <w:bookmarkEnd w:id="21"/>
-    <w:bookmarkStart w:id="34" w:name="r-script"/>
+    <w:bookmarkStart w:id="40" w:name="r-script"/>
     <w:p>
       <w:pPr>
         <w:pStyle w:val="Heading1"/>
       </w:pPr>
       <w:r>
-        <w:t xml:space="preserve">3. R Script:</w:t>
-      </w:r>
-    </w:p>
-    <w:p>
-      <w:pPr>
-        <w:pStyle w:val="FirstParagraph"/>
+        <w:t xml:space="preserve">R Script:</w:t>
+      </w:r>
+    </w:p>
+    <w:bookmarkStart w:id="22" w:name="loading-packages"/>
+    <w:p>
+      <w:pPr>
+        <w:pStyle w:val="Heading2"/>
       </w:pPr>
       <w:r>
         <w:t xml:space="preserve">loading packages</w:t>
@@ -763,9 +764,11 @@
         <w:t xml:space="preserve">(knitr) </w:t>
       </w:r>
     </w:p>
-    <w:p>
-      <w:pPr>
-        <w:pStyle w:val="FirstParagraph"/>
+    <w:bookmarkEnd w:id="22"/>
+    <w:bookmarkStart w:id="23" w:name="importing-dataset"/>
+    <w:p>
+      <w:pPr>
+        <w:pStyle w:val="Heading2"/>
       </w:pPr>
       <w:r>
         <w:t xml:space="preserve">Importing dataset</w:t>
@@ -818,9 +821,11 @@
         <w:t xml:space="preserve">)</w:t>
       </w:r>
     </w:p>
-    <w:p>
-      <w:pPr>
-        <w:pStyle w:val="FirstParagraph"/>
+    <w:bookmarkEnd w:id="23"/>
+    <w:bookmarkStart w:id="24" w:name="inspecting-dataset"/>
+    <w:p>
+      <w:pPr>
+        <w:pStyle w:val="Heading2"/>
       </w:pPr>
       <w:r>
         <w:t xml:space="preserve">Inspecting dataset</w:t>
@@ -1531,9 +1536,11 @@
         <w:t xml:space="preserve">##                                    NA's   :2</w:t>
       </w:r>
     </w:p>
-    <w:p>
-      <w:pPr>
-        <w:pStyle w:val="FirstParagraph"/>
+    <w:bookmarkEnd w:id="24"/>
+    <w:bookmarkStart w:id="25" w:name="cleaning-dataseet"/>
+    <w:p>
+      <w:pPr>
+        <w:pStyle w:val="Heading2"/>
       </w:pPr>
       <w:r>
         <w:t xml:space="preserve">Cleaning dataseet</w:t>
@@ -1724,9 +1731,11 @@
         <w:t xml:space="preserve">()</w:t>
       </w:r>
     </w:p>
-    <w:p>
-      <w:pPr>
-        <w:pStyle w:val="FirstParagraph"/>
+    <w:bookmarkEnd w:id="25"/>
+    <w:bookmarkStart w:id="26" w:name="creating-new-variables"/>
+    <w:p>
+      <w:pPr>
+        <w:pStyle w:val="Heading2"/>
       </w:pPr>
       <w:r>
         <w:t xml:space="preserve">Creating new variables</w:t>
@@ -2032,6 +2041,16 @@
           <w:rStyle w:val="NormalTok"/>
         </w:rPr>
         <w:t xml:space="preserve">  )</w:t>
+      </w:r>
+    </w:p>
+    <w:bookmarkEnd w:id="26"/>
+    <w:bookmarkStart w:id="39" w:name="figures"/>
+    <w:p>
+      <w:pPr>
+        <w:pStyle w:val="Heading2"/>
+      </w:pPr>
+      <w:r>
+        <w:t xml:space="preserve">Figures</w:t>
       </w:r>
     </w:p>
     <w:p>
@@ -2989,18 +3008,18 @@
           <wp:inline>
             <wp:extent cx="5334000" cy="4267200"/>
             <wp:effectExtent b="0" l="0" r="0" t="0"/>
-            <wp:docPr descr="" title="" id="23" name="Picture"/>
+            <wp:docPr descr="" title="" id="28" name="Picture"/>
             <a:graphic>
               <a:graphicData uri="http://schemas.openxmlformats.org/drawingml/2006/picture">
                 <pic:pic>
                   <pic:nvPicPr>
-                    <pic:cNvPr descr="Independent-Project_files/Independent-Project_files/figure-docx/unnamed-chunk-6-1.png" id="24" name="Picture"/>
+                    <pic:cNvPr descr="Independent-Project_files/Independent-Project_files/figure-docx/unnamed-chunk-6-1.png" id="29" name="Picture"/>
                     <pic:cNvPicPr>
                       <a:picLocks noChangeArrowheads="1" noChangeAspect="1"/>
                     </pic:cNvPicPr>
                   </pic:nvPicPr>
                   <pic:blipFill>
-                    <a:blip r:embed="rId22"/>
+                    <a:blip r:embed="rId27"/>
                     <a:stretch>
                       <a:fillRect/>
                     </a:stretch>
@@ -4549,18 +4568,18 @@
           <wp:inline>
             <wp:extent cx="5334000" cy="4267200"/>
             <wp:effectExtent b="0" l="0" r="0" t="0"/>
-            <wp:docPr descr="" title="" id="26" name="Picture"/>
+            <wp:docPr descr="" title="" id="31" name="Picture"/>
             <a:graphic>
               <a:graphicData uri="http://schemas.openxmlformats.org/drawingml/2006/picture">
                 <pic:pic>
                   <pic:nvPicPr>
-                    <pic:cNvPr descr="Independent-Project_files/Independent-Project_files/figure-docx/unnamed-chunk-7-1.png" id="27" name="Picture"/>
+                    <pic:cNvPr descr="Independent-Project_files/Independent-Project_files/figure-docx/unnamed-chunk-7-1.png" id="32" name="Picture"/>
                     <pic:cNvPicPr>
                       <a:picLocks noChangeArrowheads="1" noChangeAspect="1"/>
                     </pic:cNvPicPr>
                   </pic:nvPicPr>
                   <pic:blipFill>
-                    <a:blip r:embed="rId25"/>
+                    <a:blip r:embed="rId30"/>
                     <a:stretch>
                       <a:fillRect/>
                     </a:stretch>
@@ -5760,18 +5779,18 @@
           <wp:inline>
             <wp:extent cx="5334000" cy="4267200"/>
             <wp:effectExtent b="0" l="0" r="0" t="0"/>
-            <wp:docPr descr="" title="" id="29" name="Picture"/>
+            <wp:docPr descr="" title="" id="34" name="Picture"/>
             <a:graphic>
               <a:graphicData uri="http://schemas.openxmlformats.org/drawingml/2006/picture">
                 <pic:pic>
                   <pic:nvPicPr>
-                    <pic:cNvPr descr="Independent-Project_files/Independent-Project_files/figure-docx/unnamed-chunk-8-1.png" id="30" name="Picture"/>
+                    <pic:cNvPr descr="Independent-Project_files/Independent-Project_files/figure-docx/unnamed-chunk-8-1.png" id="35" name="Picture"/>
                     <pic:cNvPicPr>
                       <a:picLocks noChangeArrowheads="1" noChangeAspect="1"/>
                     </pic:cNvPicPr>
                   </pic:nvPicPr>
                   <pic:blipFill>
-                    <a:blip r:embed="rId28"/>
+                    <a:blip r:embed="rId33"/>
                     <a:stretch>
                       <a:fillRect/>
                     </a:stretch>
@@ -5823,7 +5842,7 @@
         <w:pStyle w:val="BodyText"/>
       </w:pPr>
       <w:r>
-        <w:t xml:space="preserve">Figure 4: Strength of response by Simulus Sex</w:t>
+        <w:t xml:space="preserve">Figure 4: Strength of response by Stimulus Sex</w:t>
       </w:r>
     </w:p>
     <w:p>
@@ -6872,18 +6891,18 @@
           <wp:inline>
             <wp:extent cx="5334000" cy="4267200"/>
             <wp:effectExtent b="0" l="0" r="0" t="0"/>
-            <wp:docPr descr="" title="" id="32" name="Picture"/>
+            <wp:docPr descr="" title="" id="37" name="Picture"/>
             <a:graphic>
               <a:graphicData uri="http://schemas.openxmlformats.org/drawingml/2006/picture">
                 <pic:pic>
                   <pic:nvPicPr>
-                    <pic:cNvPr descr="Independent-Project_files/Independent-Project_files/figure-docx/unnamed-chunk-9-1.png" id="33" name="Picture"/>
+                    <pic:cNvPr descr="Independent-Project_files/Independent-Project_files/figure-docx/unnamed-chunk-9-1.png" id="38" name="Picture"/>
                     <pic:cNvPicPr>
                       <a:picLocks noChangeArrowheads="1" noChangeAspect="1"/>
                     </pic:cNvPicPr>
                   </pic:nvPicPr>
                   <pic:blipFill>
-                    <a:blip r:embed="rId31"/>
+                    <a:blip r:embed="rId36"/>
                     <a:stretch>
                       <a:fillRect/>
                     </a:stretch>
@@ -6930,7 +6949,31 @@
         <w:t xml:space="preserve">This figure shows the dogs’ responses (absolute preference index) to male and female stimuli.</w:t>
       </w:r>
     </w:p>
-    <w:bookmarkEnd w:id="34"/>
+    <w:bookmarkEnd w:id="39"/>
+    <w:bookmarkEnd w:id="40"/>
+    <w:bookmarkStart w:id="42" w:name="dataset"/>
+    <w:p>
+      <w:pPr>
+        <w:pStyle w:val="Heading1"/>
+      </w:pPr>
+      <w:r>
+        <w:t xml:space="preserve">Dataset</w:t>
+      </w:r>
+    </w:p>
+    <w:p>
+      <w:pPr>
+        <w:pStyle w:val="FirstParagraph"/>
+      </w:pPr>
+      <w:hyperlink r:id="rId41">
+        <w:r>
+          <w:rPr>
+            <w:rStyle w:val="Hyperlink"/>
+          </w:rPr>
+          <w:t xml:space="preserve">Dataset</w:t>
+        </w:r>
+      </w:hyperlink>
+    </w:p>
+    <w:bookmarkEnd w:id="42"/>
     <w:sectPr>
       <w:footnotePr>
         <w:numRestart w:val="eachSect"/>
